--- a/TS Jatai Ghanam Project/TS 1.7/TS 1.7 Ghanam Sanskrit Corrections.docx
+++ b/TS Jatai Ghanam Project/TS 1.7/TS 1.7 Ghanam Sanskrit Corrections.docx
@@ -199,6 +199,1843 @@
               <w:autoSpaceDE w:val="0"/>
               <w:autoSpaceDN w:val="0"/>
               <w:adjustRightInd w:val="0"/>
+              <w:spacing w:before="0" w:line="240" w:lineRule="auto"/>
+              <w:rPr>
+                <w:rFonts w:ascii="BRH Devanagari Extra" w:hAnsi="BRH Devanagari Extra" w:cs="BRH Devanagari Extra"/>
+                <w:color w:val="000000"/>
+                <w:sz w:val="32"/>
+                <w:szCs w:val="40"/>
+              </w:rPr>
+            </w:pPr>
+            <w:r>
+              <w:rPr>
+                <w:rFonts w:cs="BRH Devanagari Extra"/>
+                <w:color w:val="000000"/>
+                <w:szCs w:val="40"/>
+              </w:rPr>
+              <w:t>21</w:t>
+            </w:r>
+            <w:r>
+              <w:rPr>
+                <w:rFonts w:ascii="BRH Devanagari Extra" w:hAnsi="BRH Devanagari Extra" w:cs="BRH Devanagari Extra"/>
+                <w:color w:val="000000"/>
+                <w:sz w:val="32"/>
+                <w:szCs w:val="40"/>
+              </w:rPr>
+              <w:t>)</w:t>
+            </w:r>
+            <w:r>
+              <w:rPr>
+                <w:rFonts w:ascii="BRH Devanagari Extra" w:hAnsi="BRH Devanagari Extra" w:cs="BRH Devanagari Extra"/>
+                <w:color w:val="000000"/>
+                <w:sz w:val="32"/>
+                <w:szCs w:val="40"/>
+              </w:rPr>
+              <w:tab/>
+            </w:r>
+            <w:r>
+              <w:rPr>
+                <w:rFonts w:cs="BRH Devanagari Extra"/>
+                <w:color w:val="000000"/>
+                <w:szCs w:val="40"/>
+              </w:rPr>
+              <w:t>1</w:t>
+            </w:r>
+            <w:r>
+              <w:rPr>
+                <w:rFonts w:ascii="BRH Devanagari Extra" w:hAnsi="BRH Devanagari Extra" w:cs="BRH Devanagari Extra"/>
+                <w:color w:val="000000"/>
+                <w:sz w:val="32"/>
+                <w:szCs w:val="40"/>
+              </w:rPr>
+              <w:t>.</w:t>
+            </w:r>
+            <w:r>
+              <w:rPr>
+                <w:rFonts w:cs="BRH Devanagari Extra"/>
+                <w:color w:val="000000"/>
+                <w:szCs w:val="40"/>
+              </w:rPr>
+              <w:t>7</w:t>
+            </w:r>
+            <w:r>
+              <w:rPr>
+                <w:rFonts w:ascii="BRH Devanagari Extra" w:hAnsi="BRH Devanagari Extra" w:cs="BRH Devanagari Extra"/>
+                <w:color w:val="000000"/>
+                <w:sz w:val="32"/>
+                <w:szCs w:val="40"/>
+              </w:rPr>
+              <w:t>.</w:t>
+            </w:r>
+            <w:r>
+              <w:rPr>
+                <w:rFonts w:cs="BRH Devanagari Extra"/>
+                <w:color w:val="000000"/>
+                <w:szCs w:val="40"/>
+              </w:rPr>
+              <w:t>2</w:t>
+            </w:r>
+            <w:r>
+              <w:rPr>
+                <w:rFonts w:ascii="BRH Devanagari Extra" w:hAnsi="BRH Devanagari Extra" w:cs="BRH Devanagari Extra"/>
+                <w:color w:val="000000"/>
+                <w:sz w:val="32"/>
+                <w:szCs w:val="40"/>
+              </w:rPr>
+              <w:t>.</w:t>
+            </w:r>
+            <w:r>
+              <w:rPr>
+                <w:rFonts w:cs="BRH Devanagari Extra"/>
+                <w:color w:val="000000"/>
+                <w:szCs w:val="40"/>
+              </w:rPr>
+              <w:t>2</w:t>
+            </w:r>
+            <w:r>
+              <w:rPr>
+                <w:rFonts w:ascii="BRH Devanagari Extra" w:hAnsi="BRH Devanagari Extra" w:cs="BRH Devanagari Extra"/>
+                <w:color w:val="000000"/>
+                <w:sz w:val="32"/>
+                <w:szCs w:val="40"/>
+              </w:rPr>
+              <w:t>(</w:t>
+            </w:r>
+            <w:r>
+              <w:rPr>
+                <w:rFonts w:cs="BRH Devanagari Extra"/>
+                <w:color w:val="000000"/>
+                <w:szCs w:val="40"/>
+              </w:rPr>
+              <w:t>20</w:t>
+            </w:r>
+            <w:r>
+              <w:rPr>
+                <w:rFonts w:ascii="BRH Devanagari Extra" w:hAnsi="BRH Devanagari Extra" w:cs="BRH Devanagari Extra"/>
+                <w:color w:val="000000"/>
+                <w:sz w:val="32"/>
+                <w:szCs w:val="40"/>
+              </w:rPr>
+              <w:t>)-  urÉÉ</w:t>
+            </w:r>
+            <w:r>
+              <w:rPr>
+                <w:rFonts w:ascii="BRH Malayalam Extra" w:hAnsi="BRH Malayalam Extra" w:cs="BRH Devanagari Extra"/>
+                <w:color w:val="000000"/>
+                <w:szCs w:val="40"/>
+              </w:rPr>
+              <w:t>–</w:t>
+            </w:r>
+            <w:r>
+              <w:rPr>
+                <w:rFonts w:ascii="BRH Devanagari Extra" w:hAnsi="BRH Devanagari Extra" w:cs="BRH Devanagari Extra"/>
+                <w:color w:val="000000"/>
+                <w:sz w:val="32"/>
+                <w:szCs w:val="40"/>
+              </w:rPr>
+              <w:t>lÉålÉþ | qÉ</w:t>
+            </w:r>
+            <w:r>
+              <w:rPr>
+                <w:rFonts w:ascii="BRH Malayalam Extra" w:hAnsi="BRH Malayalam Extra" w:cs="BRH Devanagari Extra"/>
+                <w:color w:val="000000"/>
+                <w:szCs w:val="40"/>
+              </w:rPr>
+              <w:t>–</w:t>
+            </w:r>
+            <w:r>
+              <w:rPr>
+                <w:rFonts w:ascii="BRH Devanagari Extra" w:hAnsi="BRH Devanagari Extra" w:cs="BRH Devanagari Extra"/>
+                <w:color w:val="000000"/>
+                <w:sz w:val="32"/>
+                <w:szCs w:val="40"/>
+              </w:rPr>
+              <w:t>lÉÑ</w:t>
+            </w:r>
+            <w:r>
+              <w:rPr>
+                <w:rFonts w:ascii="BRH Malayalam Extra" w:hAnsi="BRH Malayalam Extra" w:cs="BRH Devanagari Extra"/>
+                <w:color w:val="000000"/>
+                <w:szCs w:val="40"/>
+              </w:rPr>
+              <w:t>–</w:t>
+            </w:r>
+            <w:r>
+              <w:rPr>
+                <w:rFonts w:ascii="BRH Devanagari Extra" w:hAnsi="BRH Devanagari Extra" w:cs="BRH Devanagari Extra"/>
+                <w:color w:val="000000"/>
+                <w:sz w:val="32"/>
+                <w:szCs w:val="40"/>
+              </w:rPr>
+              <w:t>wrÉÉlÉçþ | rÉÉqÉç |</w:t>
+            </w:r>
+          </w:p>
+          <w:p>
+            <w:pPr>
+              <w:widowControl w:val="0"/>
+              <w:autoSpaceDE w:val="0"/>
+              <w:autoSpaceDN w:val="0"/>
+              <w:adjustRightInd w:val="0"/>
+              <w:spacing w:before="0" w:line="240" w:lineRule="auto"/>
+              <w:rPr>
+                <w:rFonts w:ascii="BRH Devanagari Extra" w:hAnsi="BRH Devanagari Extra" w:cs="BRH Devanagari Extra"/>
+                <w:color w:val="000000"/>
+                <w:sz w:val="32"/>
+                <w:szCs w:val="40"/>
+              </w:rPr>
+            </w:pPr>
+            <w:r>
+              <w:rPr>
+                <w:rFonts w:ascii="BRH Devanagari Extra" w:hAnsi="BRH Devanagari Extra" w:cs="BRH Devanagari Extra"/>
+                <w:color w:val="000000"/>
+                <w:sz w:val="32"/>
+                <w:szCs w:val="40"/>
+              </w:rPr>
+              <w:t>urÉÉ</w:t>
+            </w:r>
+            <w:r>
+              <w:rPr>
+                <w:rFonts w:ascii="BRH Malayalam Extra" w:hAnsi="BRH Malayalam Extra" w:cs="BRH Devanagari Extra"/>
+                <w:color w:val="000000"/>
+                <w:szCs w:val="40"/>
+              </w:rPr>
+              <w:t>–</w:t>
+            </w:r>
+            <w:r>
+              <w:rPr>
+                <w:rFonts w:ascii="BRH Devanagari Extra" w:hAnsi="BRH Devanagari Extra" w:cs="BRH Devanagari Extra"/>
+                <w:color w:val="000000"/>
+                <w:sz w:val="32"/>
+                <w:szCs w:val="40"/>
+              </w:rPr>
+              <w:t>lÉålÉþ qÉlÉÑ</w:t>
+            </w:r>
+            <w:r>
+              <w:rPr>
+                <w:rFonts w:ascii="BRH Malayalam Extra" w:hAnsi="BRH Malayalam Extra" w:cs="BRH Devanagari Extra"/>
+                <w:color w:val="000000"/>
+                <w:szCs w:val="40"/>
+              </w:rPr>
+              <w:t>–</w:t>
+            </w:r>
+            <w:r>
+              <w:rPr>
+                <w:rFonts w:ascii="BRH Devanagari Extra" w:hAnsi="BRH Devanagari Extra" w:cs="BRH Devanagari Extra"/>
+                <w:color w:val="000000"/>
+                <w:sz w:val="32"/>
+                <w:szCs w:val="40"/>
+              </w:rPr>
+              <w:t>wrÉÉÿlÉç qÉlÉÑ</w:t>
+            </w:r>
+            <w:r>
+              <w:rPr>
+                <w:rFonts w:ascii="BRH Malayalam Extra" w:hAnsi="BRH Malayalam Extra" w:cs="BRH Devanagari Extra"/>
+                <w:color w:val="000000"/>
+                <w:szCs w:val="40"/>
+              </w:rPr>
+              <w:t>–</w:t>
+            </w:r>
+            <w:r>
+              <w:rPr>
+                <w:rFonts w:ascii="BRH Devanagari Extra" w:hAnsi="BRH Devanagari Extra" w:cs="BRH Devanagari Extra"/>
+                <w:color w:val="000000"/>
+                <w:sz w:val="32"/>
+                <w:szCs w:val="40"/>
+              </w:rPr>
+              <w:t>wrÉÉÿlÉç urÉÉ</w:t>
+            </w:r>
+            <w:r>
+              <w:rPr>
+                <w:rFonts w:ascii="BRH Malayalam Extra" w:hAnsi="BRH Malayalam Extra" w:cs="BRH Devanagari Extra"/>
+                <w:color w:val="000000"/>
+                <w:szCs w:val="40"/>
+              </w:rPr>
+              <w:t>–</w:t>
+            </w:r>
+            <w:r>
+              <w:rPr>
+                <w:rFonts w:ascii="BRH Devanagari Extra" w:hAnsi="BRH Devanagari Extra" w:cs="BRH Devanagari Extra"/>
+                <w:color w:val="000000"/>
+                <w:sz w:val="32"/>
+                <w:szCs w:val="40"/>
+              </w:rPr>
+              <w:t>lÉålÉþ urÉÉ</w:t>
+            </w:r>
+            <w:r>
+              <w:rPr>
+                <w:rFonts w:ascii="BRH Malayalam Extra" w:hAnsi="BRH Malayalam Extra" w:cs="BRH Devanagari Extra"/>
+                <w:color w:val="000000"/>
+                <w:szCs w:val="40"/>
+              </w:rPr>
+              <w:t>–</w:t>
+            </w:r>
+            <w:r>
+              <w:rPr>
+                <w:rFonts w:ascii="BRH Devanagari Extra" w:hAnsi="BRH Devanagari Extra" w:cs="BRH Devanagari Extra"/>
+                <w:color w:val="000000"/>
+                <w:sz w:val="32"/>
+                <w:szCs w:val="40"/>
+              </w:rPr>
+              <w:t>lÉålÉþ qÉlÉÑ</w:t>
+            </w:r>
+            <w:r>
+              <w:rPr>
+                <w:rFonts w:ascii="BRH Malayalam Extra" w:hAnsi="BRH Malayalam Extra" w:cs="BRH Devanagari Extra"/>
+                <w:color w:val="000000"/>
+                <w:szCs w:val="40"/>
+              </w:rPr>
+              <w:t>–</w:t>
+            </w:r>
+            <w:r>
+              <w:rPr>
+                <w:rFonts w:ascii="BRH Devanagari Extra" w:hAnsi="BRH Devanagari Extra" w:cs="BRH Devanagari Extra"/>
+                <w:color w:val="000000"/>
+                <w:sz w:val="32"/>
+                <w:szCs w:val="40"/>
+                <w:highlight w:val="yellow"/>
+              </w:rPr>
+              <w:t>wrÉÉ</w:t>
+            </w:r>
+            <w:r>
+              <w:rPr>
+                <w:rFonts w:ascii="BRH Malayalam Extra" w:hAnsi="BRH Malayalam Extra" w:cs="BRH Devanagari Extra"/>
+                <w:color w:val="000000"/>
+                <w:szCs w:val="40"/>
+                <w:highlight w:val="yellow"/>
+              </w:rPr>
+              <w:t>–</w:t>
+            </w:r>
+            <w:r>
+              <w:rPr>
+                <w:rFonts w:ascii="BRH Devanagari Extra" w:hAnsi="BRH Devanagari Extra" w:cs="BRH Devanagari Extra"/>
+                <w:color w:val="000000"/>
+                <w:sz w:val="32"/>
+                <w:szCs w:val="40"/>
+                <w:highlight w:val="yellow"/>
+              </w:rPr>
+              <w:t>lÉç</w:t>
+            </w:r>
+            <w:r>
+              <w:rPr>
+                <w:rFonts w:ascii="BRH Malayalam Extra" w:hAnsi="BRH Malayalam Extra" w:cs="BRH Devanagari Extra"/>
+                <w:color w:val="000000"/>
+                <w:szCs w:val="40"/>
+              </w:rPr>
+              <w:t>–</w:t>
+            </w:r>
+            <w:r>
+              <w:rPr>
+                <w:rFonts w:ascii="BRH Devanagari Extra" w:hAnsi="BRH Devanagari Extra" w:cs="BRH Devanagari Extra"/>
+                <w:color w:val="000000"/>
+                <w:sz w:val="32"/>
+                <w:szCs w:val="40"/>
+              </w:rPr>
+              <w:t xml:space="preserve">. rÉÉÇ ÆrÉÉqÉç </w:t>
+            </w:r>
+          </w:p>
+          <w:p>
+            <w:pPr>
+              <w:widowControl w:val="0"/>
+              <w:autoSpaceDE w:val="0"/>
+              <w:autoSpaceDN w:val="0"/>
+              <w:adjustRightInd w:val="0"/>
+              <w:spacing w:before="0" w:line="240" w:lineRule="auto"/>
+              <w:rPr>
+                <w:rFonts w:ascii="BRH Devanagari Extra" w:hAnsi="BRH Devanagari Extra" w:cs="BRH Devanagari Extra"/>
+                <w:color w:val="000000"/>
+                <w:sz w:val="32"/>
+                <w:szCs w:val="40"/>
+              </w:rPr>
+            </w:pPr>
+            <w:r>
+              <w:rPr>
+                <w:rFonts w:ascii="BRH Devanagari Extra" w:hAnsi="BRH Devanagari Extra" w:cs="BRH Devanagari Extra"/>
+                <w:color w:val="000000"/>
+                <w:sz w:val="32"/>
+                <w:szCs w:val="40"/>
+              </w:rPr>
+              <w:t>qÉþlÉÑ</w:t>
+            </w:r>
+            <w:r>
+              <w:rPr>
+                <w:rFonts w:ascii="BRH Malayalam Extra" w:hAnsi="BRH Malayalam Extra" w:cs="BRH Devanagari Extra"/>
+                <w:color w:val="000000"/>
+                <w:szCs w:val="40"/>
+              </w:rPr>
+              <w:t>–</w:t>
+            </w:r>
+            <w:r>
+              <w:rPr>
+                <w:rFonts w:ascii="BRH Devanagari Extra" w:hAnsi="BRH Devanagari Extra" w:cs="BRH Devanagari Extra"/>
+                <w:color w:val="000000"/>
+                <w:sz w:val="32"/>
+                <w:szCs w:val="40"/>
+              </w:rPr>
+              <w:t>wrÉÉÿlÉç urÉÉ</w:t>
+            </w:r>
+            <w:r>
+              <w:rPr>
+                <w:rFonts w:ascii="BRH Malayalam Extra" w:hAnsi="BRH Malayalam Extra" w:cs="BRH Devanagari Extra"/>
+                <w:color w:val="000000"/>
+                <w:szCs w:val="40"/>
+              </w:rPr>
+              <w:t>–</w:t>
+            </w:r>
+            <w:r>
+              <w:rPr>
+                <w:rFonts w:ascii="BRH Devanagari Extra" w:hAnsi="BRH Devanagari Extra" w:cs="BRH Devanagari Extra"/>
+                <w:color w:val="000000"/>
+                <w:sz w:val="32"/>
+                <w:szCs w:val="40"/>
+              </w:rPr>
+              <w:t>lÉålÉþ urÉÉ</w:t>
+            </w:r>
+            <w:r>
+              <w:rPr>
+                <w:rFonts w:ascii="BRH Malayalam Extra" w:hAnsi="BRH Malayalam Extra" w:cs="BRH Devanagari Extra"/>
+                <w:color w:val="000000"/>
+                <w:szCs w:val="40"/>
+              </w:rPr>
+              <w:t>–</w:t>
+            </w:r>
+            <w:r>
+              <w:rPr>
+                <w:rFonts w:ascii="BRH Devanagari Extra" w:hAnsi="BRH Devanagari Extra" w:cs="BRH Devanagari Extra"/>
+                <w:color w:val="000000"/>
+                <w:sz w:val="32"/>
+                <w:szCs w:val="40"/>
+              </w:rPr>
+              <w:t>lÉålÉþ qÉlÉÑ</w:t>
+            </w:r>
+            <w:r>
+              <w:rPr>
+                <w:rFonts w:ascii="BRH Malayalam Extra" w:hAnsi="BRH Malayalam Extra" w:cs="BRH Devanagari Extra"/>
+                <w:color w:val="000000"/>
+                <w:szCs w:val="40"/>
+              </w:rPr>
+              <w:t>–</w:t>
+            </w:r>
+            <w:r>
+              <w:rPr>
+                <w:rFonts w:ascii="BRH Devanagari Extra" w:hAnsi="BRH Devanagari Extra" w:cs="BRH Devanagari Extra"/>
+                <w:color w:val="000000"/>
+                <w:sz w:val="32"/>
+                <w:szCs w:val="40"/>
+                <w:highlight w:val="yellow"/>
+              </w:rPr>
+              <w:t>wrÉÉ</w:t>
+            </w:r>
+            <w:r>
+              <w:rPr>
+                <w:rFonts w:ascii="BRH Malayalam Extra" w:hAnsi="BRH Malayalam Extra" w:cs="BRH Devanagari Extra"/>
+                <w:color w:val="000000"/>
+                <w:szCs w:val="40"/>
+                <w:highlight w:val="yellow"/>
+              </w:rPr>
+              <w:t>–</w:t>
+            </w:r>
+            <w:r>
+              <w:rPr>
+                <w:rFonts w:ascii="BRH Devanagari Extra" w:hAnsi="BRH Devanagari Extra" w:cs="BRH Devanagari Extra"/>
+                <w:color w:val="000000"/>
+                <w:sz w:val="32"/>
+                <w:szCs w:val="40"/>
+                <w:highlight w:val="yellow"/>
+              </w:rPr>
+              <w:t>lÉç</w:t>
+            </w:r>
+            <w:r>
+              <w:rPr>
+                <w:rFonts w:ascii="BRH Malayalam Extra" w:hAnsi="BRH Malayalam Extra" w:cs="BRH Devanagari Extra"/>
+                <w:color w:val="000000"/>
+                <w:szCs w:val="40"/>
+                <w:highlight w:val="yellow"/>
+              </w:rPr>
+              <w:t>–</w:t>
+            </w:r>
+            <w:r>
+              <w:rPr>
+                <w:rFonts w:ascii="BRH Devanagari Extra" w:hAnsi="BRH Devanagari Extra" w:cs="BRH Devanagari Extra"/>
+                <w:color w:val="000000"/>
+                <w:sz w:val="32"/>
+                <w:szCs w:val="40"/>
+                <w:highlight w:val="yellow"/>
+              </w:rPr>
+              <w:t>.</w:t>
+            </w:r>
+            <w:r>
+              <w:rPr>
+                <w:rFonts w:ascii="BRH Devanagari Extra" w:hAnsi="BRH Devanagari Extra" w:cs="BRH Devanagari Extra"/>
+                <w:color w:val="000000"/>
+                <w:sz w:val="32"/>
+                <w:szCs w:val="40"/>
+              </w:rPr>
+              <w:t xml:space="preserve"> rÉÉqÉç | </w:t>
+            </w:r>
+          </w:p>
+          <w:p>
+            <w:pPr>
+              <w:widowControl w:val="0"/>
+              <w:autoSpaceDE w:val="0"/>
+              <w:autoSpaceDN w:val="0"/>
+              <w:adjustRightInd w:val="0"/>
+              <w:spacing w:before="0" w:line="240" w:lineRule="auto"/>
+              <w:rPr>
+                <w:rFonts w:ascii="BRH Devanagari Extra" w:hAnsi="BRH Devanagari Extra" w:cs="BRH Devanagari Extra"/>
+                <w:color w:val="000000"/>
+                <w:sz w:val="32"/>
+                <w:szCs w:val="40"/>
+              </w:rPr>
+            </w:pPr>
+            <w:r>
+              <w:rPr>
+                <w:rFonts w:cs="BRH Devanagari Extra"/>
+                <w:color w:val="000000"/>
+                <w:szCs w:val="40"/>
+              </w:rPr>
+              <w:t>23</w:t>
+            </w:r>
+            <w:r>
+              <w:rPr>
+                <w:rFonts w:ascii="BRH Devanagari Extra" w:hAnsi="BRH Devanagari Extra" w:cs="BRH Devanagari Extra"/>
+                <w:color w:val="000000"/>
+                <w:sz w:val="32"/>
+                <w:szCs w:val="40"/>
+              </w:rPr>
+              <w:t>)</w:t>
+            </w:r>
+            <w:r>
+              <w:rPr>
+                <w:rFonts w:ascii="BRH Devanagari Extra" w:hAnsi="BRH Devanagari Extra" w:cs="BRH Devanagari Extra"/>
+                <w:color w:val="000000"/>
+                <w:sz w:val="32"/>
+                <w:szCs w:val="40"/>
+              </w:rPr>
+              <w:tab/>
+            </w:r>
+            <w:r>
+              <w:rPr>
+                <w:rFonts w:cs="BRH Devanagari Extra"/>
+                <w:color w:val="000000"/>
+                <w:szCs w:val="40"/>
+              </w:rPr>
+              <w:t>1</w:t>
+            </w:r>
+            <w:r>
+              <w:rPr>
+                <w:rFonts w:ascii="BRH Devanagari Extra" w:hAnsi="BRH Devanagari Extra" w:cs="BRH Devanagari Extra"/>
+                <w:color w:val="000000"/>
+                <w:sz w:val="32"/>
+                <w:szCs w:val="40"/>
+              </w:rPr>
+              <w:t>.</w:t>
+            </w:r>
+            <w:r>
+              <w:rPr>
+                <w:rFonts w:cs="BRH Devanagari Extra"/>
+                <w:color w:val="000000"/>
+                <w:szCs w:val="40"/>
+              </w:rPr>
+              <w:t>7</w:t>
+            </w:r>
+            <w:r>
+              <w:rPr>
+                <w:rFonts w:ascii="BRH Devanagari Extra" w:hAnsi="BRH Devanagari Extra" w:cs="BRH Devanagari Extra"/>
+                <w:color w:val="000000"/>
+                <w:sz w:val="32"/>
+                <w:szCs w:val="40"/>
+              </w:rPr>
+              <w:t>.</w:t>
+            </w:r>
+            <w:r>
+              <w:rPr>
+                <w:rFonts w:cs="BRH Devanagari Extra"/>
+                <w:color w:val="000000"/>
+                <w:szCs w:val="40"/>
+              </w:rPr>
+              <w:t>2</w:t>
+            </w:r>
+            <w:r>
+              <w:rPr>
+                <w:rFonts w:ascii="BRH Devanagari Extra" w:hAnsi="BRH Devanagari Extra" w:cs="BRH Devanagari Extra"/>
+                <w:color w:val="000000"/>
+                <w:sz w:val="32"/>
+                <w:szCs w:val="40"/>
+              </w:rPr>
+              <w:t>.</w:t>
+            </w:r>
+            <w:r>
+              <w:rPr>
+                <w:rFonts w:cs="BRH Devanagari Extra"/>
+                <w:color w:val="000000"/>
+                <w:szCs w:val="40"/>
+              </w:rPr>
+              <w:t>2</w:t>
+            </w:r>
+            <w:r>
+              <w:rPr>
+                <w:rFonts w:ascii="BRH Devanagari Extra" w:hAnsi="BRH Devanagari Extra" w:cs="BRH Devanagari Extra"/>
+                <w:color w:val="000000"/>
+                <w:sz w:val="32"/>
+                <w:szCs w:val="40"/>
+              </w:rPr>
+              <w:t>(</w:t>
+            </w:r>
+            <w:r>
+              <w:rPr>
+                <w:rFonts w:cs="BRH Devanagari Extra"/>
+                <w:color w:val="000000"/>
+                <w:szCs w:val="40"/>
+              </w:rPr>
+              <w:t>21</w:t>
+            </w:r>
+            <w:r>
+              <w:rPr>
+                <w:rFonts w:ascii="BRH Devanagari Extra" w:hAnsi="BRH Devanagari Extra" w:cs="BRH Devanagari Extra"/>
+                <w:color w:val="000000"/>
+                <w:sz w:val="32"/>
+                <w:szCs w:val="40"/>
+              </w:rPr>
+              <w:t>)-  qÉ</w:t>
+            </w:r>
+            <w:r>
+              <w:rPr>
+                <w:rFonts w:ascii="BRH Malayalam Extra" w:hAnsi="BRH Malayalam Extra" w:cs="BRH Devanagari Extra"/>
+                <w:color w:val="000000"/>
+                <w:szCs w:val="40"/>
+              </w:rPr>
+              <w:t>–</w:t>
+            </w:r>
+            <w:r>
+              <w:rPr>
+                <w:rFonts w:ascii="BRH Devanagari Extra" w:hAnsi="BRH Devanagari Extra" w:cs="BRH Devanagari Extra"/>
+                <w:color w:val="000000"/>
+                <w:sz w:val="32"/>
+                <w:szCs w:val="40"/>
+              </w:rPr>
+              <w:t>lÉÑ</w:t>
+            </w:r>
+            <w:r>
+              <w:rPr>
+                <w:rFonts w:ascii="BRH Malayalam Extra" w:hAnsi="BRH Malayalam Extra" w:cs="BRH Devanagari Extra"/>
+                <w:color w:val="000000"/>
+                <w:szCs w:val="40"/>
+              </w:rPr>
+              <w:t>–</w:t>
+            </w:r>
+            <w:r>
+              <w:rPr>
+                <w:rFonts w:ascii="BRH Devanagari Extra" w:hAnsi="BRH Devanagari Extra" w:cs="BRH Devanagari Extra"/>
+                <w:color w:val="000000"/>
+                <w:sz w:val="32"/>
+                <w:szCs w:val="40"/>
+              </w:rPr>
+              <w:t>wrÉÉlÉçþ | rÉÉqÉç | ÌmÉ</w:t>
+            </w:r>
+            <w:r>
+              <w:rPr>
+                <w:rFonts w:ascii="BRH Malayalam Extra" w:hAnsi="BRH Malayalam Extra" w:cs="BRH Devanagari Extra"/>
+                <w:color w:val="000000"/>
+                <w:szCs w:val="40"/>
+              </w:rPr>
+              <w:t>–</w:t>
+            </w:r>
+            <w:r>
+              <w:rPr>
+                <w:rFonts w:ascii="BRH Devanagari Extra" w:hAnsi="BRH Devanagari Extra" w:cs="BRH Devanagari Extra"/>
+                <w:color w:val="000000"/>
+                <w:sz w:val="32"/>
+                <w:szCs w:val="40"/>
+              </w:rPr>
+              <w:t>iÉ×prÉþÈ |</w:t>
+            </w:r>
+          </w:p>
+          <w:p>
+            <w:pPr>
+              <w:widowControl w:val="0"/>
+              <w:autoSpaceDE w:val="0"/>
+              <w:autoSpaceDN w:val="0"/>
+              <w:adjustRightInd w:val="0"/>
+              <w:spacing w:before="0" w:line="240" w:lineRule="auto"/>
+              <w:rPr>
+                <w:rFonts w:cs="BRH Malayalam Extra"/>
+                <w:color w:val="000000"/>
+                <w:szCs w:val="44"/>
+              </w:rPr>
+            </w:pPr>
+            <w:r>
+              <w:rPr>
+                <w:rFonts w:ascii="BRH Devanagari Extra" w:hAnsi="BRH Devanagari Extra" w:cs="BRH Devanagari Extra"/>
+                <w:color w:val="000000"/>
+                <w:sz w:val="32"/>
+                <w:szCs w:val="40"/>
+              </w:rPr>
+              <w:t>qÉ</w:t>
+            </w:r>
+            <w:r>
+              <w:rPr>
+                <w:rFonts w:ascii="BRH Malayalam Extra" w:hAnsi="BRH Malayalam Extra" w:cs="BRH Devanagari Extra"/>
+                <w:color w:val="000000"/>
+                <w:szCs w:val="40"/>
+              </w:rPr>
+              <w:t>–</w:t>
+            </w:r>
+            <w:r>
+              <w:rPr>
+                <w:rFonts w:ascii="BRH Devanagari Extra" w:hAnsi="BRH Devanagari Extra" w:cs="BRH Devanagari Extra"/>
+                <w:color w:val="000000"/>
+                <w:sz w:val="32"/>
+                <w:szCs w:val="40"/>
+                <w:highlight w:val="yellow"/>
+              </w:rPr>
+              <w:t>lÉÑ</w:t>
+            </w:r>
+            <w:r>
+              <w:rPr>
+                <w:rFonts w:ascii="BRH Malayalam Extra" w:hAnsi="BRH Malayalam Extra" w:cs="BRH Devanagari Extra"/>
+                <w:color w:val="000000"/>
+                <w:szCs w:val="40"/>
+                <w:highlight w:val="yellow"/>
+              </w:rPr>
+              <w:t>–</w:t>
+            </w:r>
+            <w:r>
+              <w:rPr>
+                <w:rFonts w:ascii="BRH Devanagari Extra" w:hAnsi="BRH Devanagari Extra" w:cs="BRH Devanagari Extra"/>
+                <w:color w:val="000000"/>
+                <w:sz w:val="32"/>
+                <w:szCs w:val="40"/>
+                <w:highlight w:val="yellow"/>
+              </w:rPr>
+              <w:t>wrÉÉ</w:t>
+            </w:r>
+            <w:r>
+              <w:rPr>
+                <w:rFonts w:ascii="BRH Malayalam Extra" w:hAnsi="BRH Malayalam Extra" w:cs="BRH Devanagari Extra"/>
+                <w:color w:val="000000"/>
+                <w:szCs w:val="40"/>
+                <w:highlight w:val="yellow"/>
+              </w:rPr>
+              <w:t>–</w:t>
+            </w:r>
+            <w:r>
+              <w:rPr>
+                <w:rFonts w:ascii="BRH Devanagari Extra" w:hAnsi="BRH Devanagari Extra" w:cs="BRH Devanagari Extra"/>
+                <w:color w:val="000000"/>
+                <w:sz w:val="32"/>
+                <w:szCs w:val="40"/>
+                <w:highlight w:val="yellow"/>
+              </w:rPr>
+              <w:t>lÉç</w:t>
+            </w:r>
+            <w:r>
+              <w:rPr>
+                <w:rFonts w:ascii="BRH Malayalam Extra" w:hAnsi="BRH Malayalam Extra" w:cs="BRH Devanagari Extra"/>
+                <w:color w:val="000000"/>
+                <w:szCs w:val="40"/>
+                <w:highlight w:val="yellow"/>
+              </w:rPr>
+              <w:t>–</w:t>
+            </w:r>
+            <w:r>
+              <w:rPr>
+                <w:rFonts w:ascii="BRH Devanagari Extra" w:hAnsi="BRH Devanagari Extra" w:cs="BRH Devanagari Extra"/>
+                <w:color w:val="000000"/>
+                <w:sz w:val="32"/>
+                <w:szCs w:val="40"/>
+                <w:highlight w:val="yellow"/>
+              </w:rPr>
+              <w:t>.</w:t>
+            </w:r>
+            <w:r>
+              <w:rPr>
+                <w:rFonts w:ascii="BRH Devanagari Extra" w:hAnsi="BRH Devanagari Extra" w:cs="BRH Devanagari Extra"/>
+                <w:color w:val="000000"/>
+                <w:sz w:val="32"/>
+                <w:szCs w:val="40"/>
+              </w:rPr>
+              <w:t xml:space="preserve"> rÉÉÇ ÆrÉÉqÉç qÉþlÉÑ</w:t>
+            </w:r>
+            <w:r>
+              <w:rPr>
+                <w:rFonts w:ascii="BRH Malayalam Extra" w:hAnsi="BRH Malayalam Extra" w:cs="BRH Devanagari Extra"/>
+                <w:color w:val="000000"/>
+                <w:szCs w:val="40"/>
+              </w:rPr>
+              <w:t>–</w:t>
+            </w:r>
+            <w:r>
+              <w:rPr>
+                <w:rFonts w:ascii="BRH Devanagari Extra" w:hAnsi="BRH Devanagari Extra" w:cs="BRH Devanagari Extra"/>
+                <w:color w:val="000000"/>
+                <w:sz w:val="32"/>
+                <w:szCs w:val="40"/>
+              </w:rPr>
+              <w:t>wrÉÉÿlÉç qÉlÉÑ</w:t>
+            </w:r>
+            <w:r>
+              <w:rPr>
+                <w:rFonts w:ascii="BRH Malayalam Extra" w:hAnsi="BRH Malayalam Extra" w:cs="BRH Devanagari Extra"/>
+                <w:color w:val="000000"/>
+                <w:szCs w:val="40"/>
+              </w:rPr>
+              <w:t>–</w:t>
+            </w:r>
+            <w:r>
+              <w:rPr>
+                <w:rFonts w:ascii="BRH Devanagari Extra" w:hAnsi="BRH Devanagari Extra" w:cs="BRH Devanagari Extra"/>
+                <w:color w:val="000000"/>
+                <w:sz w:val="32"/>
+                <w:szCs w:val="40"/>
+                <w:highlight w:val="yellow"/>
+              </w:rPr>
+              <w:t>wrÉÉ</w:t>
+            </w:r>
+            <w:r>
+              <w:rPr>
+                <w:rFonts w:ascii="BRH Malayalam Extra" w:hAnsi="BRH Malayalam Extra" w:cs="BRH Devanagari Extra"/>
+                <w:color w:val="000000"/>
+                <w:szCs w:val="40"/>
+                <w:highlight w:val="yellow"/>
+              </w:rPr>
+              <w:t>–</w:t>
+            </w:r>
+            <w:r>
+              <w:rPr>
+                <w:rFonts w:ascii="BRH Devanagari Extra" w:hAnsi="BRH Devanagari Extra" w:cs="BRH Devanagari Extra"/>
+                <w:color w:val="000000"/>
+                <w:sz w:val="32"/>
+                <w:szCs w:val="40"/>
+                <w:highlight w:val="yellow"/>
+              </w:rPr>
+              <w:t>lÉç</w:t>
+            </w:r>
+            <w:r>
+              <w:rPr>
+                <w:rFonts w:ascii="BRH Malayalam Extra" w:hAnsi="BRH Malayalam Extra" w:cs="BRH Devanagari Extra"/>
+                <w:color w:val="000000"/>
+                <w:szCs w:val="40"/>
+                <w:highlight w:val="yellow"/>
+              </w:rPr>
+              <w:t>–</w:t>
+            </w:r>
+            <w:r>
+              <w:rPr>
+                <w:rFonts w:ascii="BRH Devanagari Extra" w:hAnsi="BRH Devanagari Extra" w:cs="BRH Devanagari Extra"/>
+                <w:color w:val="000000"/>
+                <w:sz w:val="32"/>
+                <w:szCs w:val="40"/>
+                <w:highlight w:val="yellow"/>
+              </w:rPr>
+              <w:t>.</w:t>
+            </w:r>
+            <w:r>
+              <w:rPr>
+                <w:rFonts w:ascii="BRH Devanagari Extra" w:hAnsi="BRH Devanagari Extra" w:cs="BRH Devanagari Extra"/>
+                <w:color w:val="000000"/>
+                <w:sz w:val="32"/>
+                <w:szCs w:val="40"/>
+              </w:rPr>
+              <w:t xml:space="preserve"> rÉÉqÉç ÌmÉ</w:t>
+            </w:r>
+            <w:r>
+              <w:rPr>
+                <w:rFonts w:ascii="BRH Malayalam Extra" w:hAnsi="BRH Malayalam Extra" w:cs="BRH Devanagari Extra"/>
+                <w:color w:val="000000"/>
+                <w:szCs w:val="40"/>
+              </w:rPr>
+              <w:t>–</w:t>
+            </w:r>
+            <w:r>
+              <w:rPr>
+                <w:rFonts w:ascii="BRH Devanagari Extra" w:hAnsi="BRH Devanagari Extra" w:cs="BRH Devanagari Extra"/>
+                <w:color w:val="000000"/>
+                <w:sz w:val="32"/>
+                <w:szCs w:val="40"/>
+              </w:rPr>
+              <w:t>iÉ×prÉþÈ ÌmÉ</w:t>
+            </w:r>
+            <w:r>
+              <w:rPr>
+                <w:rFonts w:ascii="BRH Malayalam Extra" w:hAnsi="BRH Malayalam Extra" w:cs="BRH Devanagari Extra"/>
+                <w:color w:val="000000"/>
+                <w:szCs w:val="40"/>
+              </w:rPr>
+              <w:t>–</w:t>
+            </w:r>
+            <w:r>
+              <w:rPr>
+                <w:rFonts w:ascii="BRH Devanagari Extra" w:hAnsi="BRH Devanagari Extra" w:cs="BRH Devanagari Extra"/>
+                <w:color w:val="000000"/>
+                <w:sz w:val="32"/>
+                <w:szCs w:val="40"/>
+              </w:rPr>
+              <w:t>iÉ×prÉÉå</w:t>
+            </w:r>
+            <w:r>
+              <w:rPr>
+                <w:rFonts w:ascii="BRH Malayalam Extra" w:hAnsi="BRH Malayalam Extra" w:cs="BRH Devanagari Extra"/>
+                <w:color w:val="000000"/>
+                <w:szCs w:val="40"/>
+              </w:rPr>
+              <w:t>–</w:t>
+            </w:r>
+            <w:r>
+              <w:rPr>
+                <w:rFonts w:ascii="BRH Devanagari Extra" w:hAnsi="BRH Devanagari Extra" w:cs="BRH Devanagari Extra"/>
+                <w:color w:val="000000"/>
+                <w:sz w:val="32"/>
+                <w:szCs w:val="40"/>
+              </w:rPr>
+              <w:t xml:space="preserve"> rÉÉqÉç qÉþlÉÑ</w:t>
+            </w:r>
+            <w:r>
+              <w:rPr>
+                <w:rFonts w:ascii="BRH Malayalam Extra" w:hAnsi="BRH Malayalam Extra" w:cs="BRH Devanagari Extra"/>
+                <w:color w:val="000000"/>
+                <w:szCs w:val="40"/>
+              </w:rPr>
+              <w:t>–</w:t>
+            </w:r>
+            <w:r>
+              <w:rPr>
+                <w:rFonts w:ascii="BRH Devanagari Extra" w:hAnsi="BRH Devanagari Extra" w:cs="BRH Devanagari Extra"/>
+                <w:color w:val="000000"/>
+                <w:sz w:val="32"/>
+                <w:szCs w:val="40"/>
+              </w:rPr>
+              <w:t>wrÉÉÿlÉç qÉlÉÑ</w:t>
+            </w:r>
+            <w:r>
+              <w:rPr>
+                <w:rFonts w:ascii="BRH Malayalam Extra" w:hAnsi="BRH Malayalam Extra" w:cs="BRH Devanagari Extra"/>
+                <w:color w:val="000000"/>
+                <w:szCs w:val="40"/>
+                <w:highlight w:val="yellow"/>
+              </w:rPr>
+              <w:t>–</w:t>
+            </w:r>
+            <w:r>
+              <w:rPr>
+                <w:rFonts w:ascii="BRH Devanagari Extra" w:hAnsi="BRH Devanagari Extra" w:cs="BRH Devanagari Extra"/>
+                <w:color w:val="000000"/>
+                <w:sz w:val="32"/>
+                <w:szCs w:val="40"/>
+                <w:highlight w:val="yellow"/>
+              </w:rPr>
+              <w:t>wrÉÉ</w:t>
+            </w:r>
+            <w:r>
+              <w:rPr>
+                <w:rFonts w:ascii="BRH Malayalam Extra" w:hAnsi="BRH Malayalam Extra" w:cs="BRH Devanagari Extra"/>
+                <w:color w:val="000000"/>
+                <w:szCs w:val="40"/>
+                <w:highlight w:val="yellow"/>
+              </w:rPr>
+              <w:t>–</w:t>
+            </w:r>
+            <w:r>
+              <w:rPr>
+                <w:rFonts w:ascii="BRH Devanagari Extra" w:hAnsi="BRH Devanagari Extra" w:cs="BRH Devanagari Extra"/>
+                <w:color w:val="000000"/>
+                <w:sz w:val="32"/>
+                <w:szCs w:val="40"/>
+                <w:highlight w:val="yellow"/>
+              </w:rPr>
+              <w:t>lÉç</w:t>
+            </w:r>
+            <w:r>
+              <w:rPr>
+                <w:rFonts w:ascii="BRH Malayalam Extra" w:hAnsi="BRH Malayalam Extra" w:cs="BRH Devanagari Extra"/>
+                <w:color w:val="000000"/>
+                <w:szCs w:val="40"/>
+              </w:rPr>
+              <w:t>–</w:t>
+            </w:r>
+            <w:r>
+              <w:rPr>
+                <w:rFonts w:ascii="BRH Devanagari Extra" w:hAnsi="BRH Devanagari Extra" w:cs="BRH Devanagari Extra"/>
+                <w:color w:val="000000"/>
+                <w:sz w:val="32"/>
+                <w:szCs w:val="40"/>
+              </w:rPr>
+              <w:t>. rÉÉqÉç ÌmÉ</w:t>
+            </w:r>
+            <w:r>
+              <w:rPr>
+                <w:rFonts w:ascii="BRH Malayalam Extra" w:hAnsi="BRH Malayalam Extra" w:cs="BRH Devanagari Extra"/>
+                <w:color w:val="000000"/>
+                <w:szCs w:val="40"/>
+              </w:rPr>
+              <w:t>–</w:t>
+            </w:r>
+            <w:r>
+              <w:rPr>
+                <w:rFonts w:ascii="BRH Devanagari Extra" w:hAnsi="BRH Devanagari Extra" w:cs="BRH Devanagari Extra"/>
+                <w:color w:val="000000"/>
+                <w:sz w:val="32"/>
+                <w:szCs w:val="40"/>
+              </w:rPr>
+              <w:t xml:space="preserve">iÉ×prÉþÈ | </w:t>
+            </w:r>
+          </w:p>
+        </w:tc>
+        <w:tc>
+          <w:tcPr>
+            <w:tcW w:w="7371" w:type="dxa"/>
+          </w:tcPr>
+          <w:p>
+            <w:pPr>
+              <w:widowControl w:val="0"/>
+              <w:autoSpaceDE w:val="0"/>
+              <w:autoSpaceDN w:val="0"/>
+              <w:adjustRightInd w:val="0"/>
+              <w:spacing w:before="0" w:line="240" w:lineRule="auto"/>
+              <w:rPr>
+                <w:rFonts w:ascii="BRH Devanagari Extra" w:hAnsi="BRH Devanagari Extra" w:cs="BRH Devanagari Extra"/>
+                <w:color w:val="000000"/>
+                <w:sz w:val="32"/>
+                <w:szCs w:val="40"/>
+              </w:rPr>
+            </w:pPr>
+            <w:r>
+              <w:rPr>
+                <w:rFonts w:cs="BRH Devanagari Extra"/>
+                <w:color w:val="000000"/>
+                <w:szCs w:val="40"/>
+              </w:rPr>
+              <w:t>21</w:t>
+            </w:r>
+            <w:r>
+              <w:rPr>
+                <w:rFonts w:ascii="BRH Devanagari Extra" w:hAnsi="BRH Devanagari Extra" w:cs="BRH Devanagari Extra"/>
+                <w:color w:val="000000"/>
+                <w:sz w:val="32"/>
+                <w:szCs w:val="40"/>
+              </w:rPr>
+              <w:t>)</w:t>
+            </w:r>
+            <w:r>
+              <w:rPr>
+                <w:rFonts w:ascii="BRH Devanagari Extra" w:hAnsi="BRH Devanagari Extra" w:cs="BRH Devanagari Extra"/>
+                <w:color w:val="000000"/>
+                <w:sz w:val="32"/>
+                <w:szCs w:val="40"/>
+              </w:rPr>
+              <w:tab/>
+            </w:r>
+            <w:r>
+              <w:rPr>
+                <w:rFonts w:cs="BRH Devanagari Extra"/>
+                <w:color w:val="000000"/>
+                <w:szCs w:val="40"/>
+              </w:rPr>
+              <w:t>1</w:t>
+            </w:r>
+            <w:r>
+              <w:rPr>
+                <w:rFonts w:ascii="BRH Devanagari Extra" w:hAnsi="BRH Devanagari Extra" w:cs="BRH Devanagari Extra"/>
+                <w:color w:val="000000"/>
+                <w:sz w:val="32"/>
+                <w:szCs w:val="40"/>
+              </w:rPr>
+              <w:t>.</w:t>
+            </w:r>
+            <w:r>
+              <w:rPr>
+                <w:rFonts w:cs="BRH Devanagari Extra"/>
+                <w:color w:val="000000"/>
+                <w:szCs w:val="40"/>
+              </w:rPr>
+              <w:t>7</w:t>
+            </w:r>
+            <w:r>
+              <w:rPr>
+                <w:rFonts w:ascii="BRH Devanagari Extra" w:hAnsi="BRH Devanagari Extra" w:cs="BRH Devanagari Extra"/>
+                <w:color w:val="000000"/>
+                <w:sz w:val="32"/>
+                <w:szCs w:val="40"/>
+              </w:rPr>
+              <w:t>.</w:t>
+            </w:r>
+            <w:r>
+              <w:rPr>
+                <w:rFonts w:cs="BRH Devanagari Extra"/>
+                <w:color w:val="000000"/>
+                <w:szCs w:val="40"/>
+              </w:rPr>
+              <w:t>2</w:t>
+            </w:r>
+            <w:r>
+              <w:rPr>
+                <w:rFonts w:ascii="BRH Devanagari Extra" w:hAnsi="BRH Devanagari Extra" w:cs="BRH Devanagari Extra"/>
+                <w:color w:val="000000"/>
+                <w:sz w:val="32"/>
+                <w:szCs w:val="40"/>
+              </w:rPr>
+              <w:t>.</w:t>
+            </w:r>
+            <w:r>
+              <w:rPr>
+                <w:rFonts w:cs="BRH Devanagari Extra"/>
+                <w:color w:val="000000"/>
+                <w:szCs w:val="40"/>
+              </w:rPr>
+              <w:t>2</w:t>
+            </w:r>
+            <w:r>
+              <w:rPr>
+                <w:rFonts w:ascii="BRH Devanagari Extra" w:hAnsi="BRH Devanagari Extra" w:cs="BRH Devanagari Extra"/>
+                <w:color w:val="000000"/>
+                <w:sz w:val="32"/>
+                <w:szCs w:val="40"/>
+              </w:rPr>
+              <w:t>(</w:t>
+            </w:r>
+            <w:r>
+              <w:rPr>
+                <w:rFonts w:cs="BRH Devanagari Extra"/>
+                <w:color w:val="000000"/>
+                <w:szCs w:val="40"/>
+              </w:rPr>
+              <w:t>20</w:t>
+            </w:r>
+            <w:r>
+              <w:rPr>
+                <w:rFonts w:ascii="BRH Devanagari Extra" w:hAnsi="BRH Devanagari Extra" w:cs="BRH Devanagari Extra"/>
+                <w:color w:val="000000"/>
+                <w:sz w:val="32"/>
+                <w:szCs w:val="40"/>
+              </w:rPr>
+              <w:t>)-  urÉÉ</w:t>
+            </w:r>
+            <w:r>
+              <w:rPr>
+                <w:rFonts w:ascii="BRH Malayalam Extra" w:hAnsi="BRH Malayalam Extra" w:cs="BRH Devanagari Extra"/>
+                <w:color w:val="000000"/>
+                <w:szCs w:val="40"/>
+              </w:rPr>
+              <w:t>–</w:t>
+            </w:r>
+            <w:r>
+              <w:rPr>
+                <w:rFonts w:ascii="BRH Devanagari Extra" w:hAnsi="BRH Devanagari Extra" w:cs="BRH Devanagari Extra"/>
+                <w:color w:val="000000"/>
+                <w:sz w:val="32"/>
+                <w:szCs w:val="40"/>
+              </w:rPr>
+              <w:t>lÉålÉþ | qÉ</w:t>
+            </w:r>
+            <w:r>
+              <w:rPr>
+                <w:rFonts w:ascii="BRH Malayalam Extra" w:hAnsi="BRH Malayalam Extra" w:cs="BRH Devanagari Extra"/>
+                <w:color w:val="000000"/>
+                <w:szCs w:val="40"/>
+              </w:rPr>
+              <w:t>–</w:t>
+            </w:r>
+            <w:r>
+              <w:rPr>
+                <w:rFonts w:ascii="BRH Devanagari Extra" w:hAnsi="BRH Devanagari Extra" w:cs="BRH Devanagari Extra"/>
+                <w:color w:val="000000"/>
+                <w:sz w:val="32"/>
+                <w:szCs w:val="40"/>
+              </w:rPr>
+              <w:t>lÉÑ</w:t>
+            </w:r>
+            <w:r>
+              <w:rPr>
+                <w:rFonts w:ascii="BRH Malayalam Extra" w:hAnsi="BRH Malayalam Extra" w:cs="BRH Devanagari Extra"/>
+                <w:color w:val="000000"/>
+                <w:szCs w:val="40"/>
+              </w:rPr>
+              <w:t>–</w:t>
+            </w:r>
+            <w:r>
+              <w:rPr>
+                <w:rFonts w:ascii="BRH Devanagari Extra" w:hAnsi="BRH Devanagari Extra" w:cs="BRH Devanagari Extra"/>
+                <w:color w:val="000000"/>
+                <w:sz w:val="32"/>
+                <w:szCs w:val="40"/>
+              </w:rPr>
+              <w:t>wrÉÉlÉçþ | rÉÉqÉç |</w:t>
+            </w:r>
+          </w:p>
+          <w:p>
+            <w:pPr>
+              <w:widowControl w:val="0"/>
+              <w:autoSpaceDE w:val="0"/>
+              <w:autoSpaceDN w:val="0"/>
+              <w:adjustRightInd w:val="0"/>
+              <w:spacing w:before="0" w:line="240" w:lineRule="auto"/>
+              <w:rPr>
+                <w:rFonts w:ascii="BRH Devanagari Extra" w:hAnsi="BRH Devanagari Extra" w:cs="BRH Devanagari Extra"/>
+                <w:color w:val="000000"/>
+                <w:sz w:val="32"/>
+                <w:szCs w:val="40"/>
+              </w:rPr>
+            </w:pPr>
+            <w:r>
+              <w:rPr>
+                <w:rFonts w:ascii="BRH Devanagari Extra" w:hAnsi="BRH Devanagari Extra" w:cs="BRH Devanagari Extra"/>
+                <w:color w:val="000000"/>
+                <w:sz w:val="32"/>
+                <w:szCs w:val="40"/>
+              </w:rPr>
+              <w:t>urÉÉ</w:t>
+            </w:r>
+            <w:r>
+              <w:rPr>
+                <w:rFonts w:ascii="BRH Malayalam Extra" w:hAnsi="BRH Malayalam Extra" w:cs="BRH Devanagari Extra"/>
+                <w:color w:val="000000"/>
+                <w:szCs w:val="40"/>
+              </w:rPr>
+              <w:t>–</w:t>
+            </w:r>
+            <w:r>
+              <w:rPr>
+                <w:rFonts w:ascii="BRH Devanagari Extra" w:hAnsi="BRH Devanagari Extra" w:cs="BRH Devanagari Extra"/>
+                <w:color w:val="000000"/>
+                <w:sz w:val="32"/>
+                <w:szCs w:val="40"/>
+              </w:rPr>
+              <w:t>lÉålÉþ qÉlÉÑ</w:t>
+            </w:r>
+            <w:r>
+              <w:rPr>
+                <w:rFonts w:ascii="BRH Malayalam Extra" w:hAnsi="BRH Malayalam Extra" w:cs="BRH Devanagari Extra"/>
+                <w:color w:val="000000"/>
+                <w:szCs w:val="40"/>
+              </w:rPr>
+              <w:t>–</w:t>
+            </w:r>
+            <w:r>
+              <w:rPr>
+                <w:rFonts w:ascii="BRH Devanagari Extra" w:hAnsi="BRH Devanagari Extra" w:cs="BRH Devanagari Extra"/>
+                <w:color w:val="000000"/>
+                <w:sz w:val="32"/>
+                <w:szCs w:val="40"/>
+              </w:rPr>
+              <w:t>wrÉÉÿlÉç qÉlÉÑ</w:t>
+            </w:r>
+            <w:r>
+              <w:rPr>
+                <w:rFonts w:ascii="BRH Malayalam Extra" w:hAnsi="BRH Malayalam Extra" w:cs="BRH Devanagari Extra"/>
+                <w:color w:val="000000"/>
+                <w:szCs w:val="40"/>
+              </w:rPr>
+              <w:t>–</w:t>
+            </w:r>
+            <w:r>
+              <w:rPr>
+                <w:rFonts w:ascii="BRH Devanagari Extra" w:hAnsi="BRH Devanagari Extra" w:cs="BRH Devanagari Extra"/>
+                <w:color w:val="000000"/>
+                <w:sz w:val="32"/>
+                <w:szCs w:val="40"/>
+              </w:rPr>
+              <w:t>wrÉÉÿlÉç urÉÉ</w:t>
+            </w:r>
+            <w:r>
+              <w:rPr>
+                <w:rFonts w:ascii="BRH Malayalam Extra" w:hAnsi="BRH Malayalam Extra" w:cs="BRH Devanagari Extra"/>
+                <w:color w:val="000000"/>
+                <w:szCs w:val="40"/>
+              </w:rPr>
+              <w:t>–</w:t>
+            </w:r>
+            <w:r>
+              <w:rPr>
+                <w:rFonts w:ascii="BRH Devanagari Extra" w:hAnsi="BRH Devanagari Extra" w:cs="BRH Devanagari Extra"/>
+                <w:color w:val="000000"/>
+                <w:sz w:val="32"/>
+                <w:szCs w:val="40"/>
+              </w:rPr>
+              <w:t>lÉålÉþ urÉÉ</w:t>
+            </w:r>
+            <w:r>
+              <w:rPr>
+                <w:rFonts w:ascii="BRH Malayalam Extra" w:hAnsi="BRH Malayalam Extra" w:cs="BRH Devanagari Extra"/>
+                <w:color w:val="000000"/>
+                <w:szCs w:val="40"/>
+              </w:rPr>
+              <w:t>–</w:t>
+            </w:r>
+            <w:r>
+              <w:rPr>
+                <w:rFonts w:ascii="BRH Devanagari Extra" w:hAnsi="BRH Devanagari Extra" w:cs="BRH Devanagari Extra"/>
+                <w:color w:val="000000"/>
+                <w:sz w:val="32"/>
+                <w:szCs w:val="40"/>
+              </w:rPr>
+              <w:t>lÉålÉþ qÉlÉÑ</w:t>
+            </w:r>
+            <w:r>
+              <w:rPr>
+                <w:rFonts w:ascii="BRH Malayalam Extra" w:hAnsi="BRH Malayalam Extra" w:cs="BRH Devanagari Extra"/>
+                <w:color w:val="000000"/>
+                <w:szCs w:val="40"/>
+              </w:rPr>
+              <w:t>–</w:t>
+            </w:r>
+            <w:r>
+              <w:rPr>
+                <w:rFonts w:ascii="BRH Devanagari Extra" w:hAnsi="BRH Devanagari Extra" w:cs="BRH Devanagari Extra"/>
+                <w:color w:val="000000"/>
+                <w:sz w:val="32"/>
+                <w:szCs w:val="40"/>
+                <w:highlight w:val="green"/>
+              </w:rPr>
+              <w:t>wrÉÉlÉç</w:t>
+            </w:r>
+            <w:r>
+              <w:rPr>
+                <w:rFonts w:ascii="BRH Devanagari Extra" w:hAnsi="BRH Devanagari Extra" w:cs="BRH Devanagari Extra"/>
+                <w:color w:val="000000"/>
+                <w:sz w:val="32"/>
+                <w:szCs w:val="40"/>
+              </w:rPr>
+              <w:t xml:space="preserve">þ. rÉÉÇ ÆrÉÉqÉç </w:t>
+            </w:r>
+          </w:p>
+          <w:p>
+            <w:pPr>
+              <w:widowControl w:val="0"/>
+              <w:autoSpaceDE w:val="0"/>
+              <w:autoSpaceDN w:val="0"/>
+              <w:adjustRightInd w:val="0"/>
+              <w:spacing w:before="0" w:line="240" w:lineRule="auto"/>
+              <w:rPr>
+                <w:rFonts w:ascii="BRH Devanagari Extra" w:hAnsi="BRH Devanagari Extra" w:cs="BRH Devanagari Extra"/>
+                <w:color w:val="000000"/>
+                <w:sz w:val="32"/>
+                <w:szCs w:val="40"/>
+              </w:rPr>
+            </w:pPr>
+            <w:r>
+              <w:rPr>
+                <w:rFonts w:ascii="BRH Devanagari Extra" w:hAnsi="BRH Devanagari Extra" w:cs="BRH Devanagari Extra"/>
+                <w:color w:val="000000"/>
+                <w:sz w:val="32"/>
+                <w:szCs w:val="40"/>
+              </w:rPr>
+              <w:t>qÉþlÉÑ</w:t>
+            </w:r>
+            <w:r>
+              <w:rPr>
+                <w:rFonts w:ascii="BRH Malayalam Extra" w:hAnsi="BRH Malayalam Extra" w:cs="BRH Devanagari Extra"/>
+                <w:color w:val="000000"/>
+                <w:szCs w:val="40"/>
+              </w:rPr>
+              <w:t>–</w:t>
+            </w:r>
+            <w:r>
+              <w:rPr>
+                <w:rFonts w:ascii="BRH Devanagari Extra" w:hAnsi="BRH Devanagari Extra" w:cs="BRH Devanagari Extra"/>
+                <w:color w:val="000000"/>
+                <w:sz w:val="32"/>
+                <w:szCs w:val="40"/>
+              </w:rPr>
+              <w:t>wrÉÉÿlÉç urÉÉ</w:t>
+            </w:r>
+            <w:r>
+              <w:rPr>
+                <w:rFonts w:ascii="BRH Malayalam Extra" w:hAnsi="BRH Malayalam Extra" w:cs="BRH Devanagari Extra"/>
+                <w:color w:val="000000"/>
+                <w:szCs w:val="40"/>
+              </w:rPr>
+              <w:t>–</w:t>
+            </w:r>
+            <w:r>
+              <w:rPr>
+                <w:rFonts w:ascii="BRH Devanagari Extra" w:hAnsi="BRH Devanagari Extra" w:cs="BRH Devanagari Extra"/>
+                <w:color w:val="000000"/>
+                <w:sz w:val="32"/>
+                <w:szCs w:val="40"/>
+              </w:rPr>
+              <w:t>lÉålÉþ urÉÉ</w:t>
+            </w:r>
+            <w:r>
+              <w:rPr>
+                <w:rFonts w:ascii="BRH Malayalam Extra" w:hAnsi="BRH Malayalam Extra" w:cs="BRH Devanagari Extra"/>
+                <w:color w:val="000000"/>
+                <w:szCs w:val="40"/>
+              </w:rPr>
+              <w:t>–</w:t>
+            </w:r>
+            <w:r>
+              <w:rPr>
+                <w:rFonts w:ascii="BRH Devanagari Extra" w:hAnsi="BRH Devanagari Extra" w:cs="BRH Devanagari Extra"/>
+                <w:color w:val="000000"/>
+                <w:sz w:val="32"/>
+                <w:szCs w:val="40"/>
+              </w:rPr>
+              <w:t>lÉålÉþ qÉlÉÑ</w:t>
+            </w:r>
+            <w:r>
+              <w:rPr>
+                <w:rFonts w:ascii="BRH Malayalam Extra" w:hAnsi="BRH Malayalam Extra" w:cs="BRH Devanagari Extra"/>
+                <w:color w:val="000000"/>
+                <w:szCs w:val="40"/>
+              </w:rPr>
+              <w:t>–</w:t>
+            </w:r>
+            <w:r>
+              <w:rPr>
+                <w:rFonts w:ascii="BRH Devanagari Extra" w:hAnsi="BRH Devanagari Extra" w:cs="BRH Devanagari Extra"/>
+                <w:color w:val="000000"/>
+                <w:sz w:val="32"/>
+                <w:szCs w:val="40"/>
+                <w:highlight w:val="green"/>
+              </w:rPr>
+              <w:t>wrÉÉlÉç</w:t>
+            </w:r>
+            <w:r>
+              <w:rPr>
+                <w:rFonts w:ascii="BRH Devanagari Extra" w:hAnsi="BRH Devanagari Extra" w:cs="BRH Devanagari Extra"/>
+                <w:color w:val="000000"/>
+                <w:sz w:val="32"/>
+                <w:szCs w:val="40"/>
+                <w:highlight w:val="yellow"/>
+              </w:rPr>
+              <w:t>.</w:t>
+            </w:r>
+            <w:r>
+              <w:rPr>
+                <w:rFonts w:ascii="BRH Devanagari Extra" w:hAnsi="BRH Devanagari Extra" w:cs="BRH Devanagari Extra"/>
+                <w:color w:val="000000"/>
+                <w:sz w:val="32"/>
+                <w:szCs w:val="40"/>
+              </w:rPr>
+              <w:t xml:space="preserve"> rÉÉqÉç | </w:t>
+            </w:r>
+          </w:p>
+          <w:p>
+            <w:pPr>
+              <w:widowControl w:val="0"/>
+              <w:autoSpaceDE w:val="0"/>
+              <w:autoSpaceDN w:val="0"/>
+              <w:adjustRightInd w:val="0"/>
+              <w:spacing w:before="0" w:line="240" w:lineRule="auto"/>
+              <w:rPr>
+                <w:rFonts w:ascii="BRH Devanagari Extra" w:hAnsi="BRH Devanagari Extra" w:cs="BRH Devanagari Extra"/>
+                <w:color w:val="000000"/>
+                <w:sz w:val="32"/>
+                <w:szCs w:val="40"/>
+              </w:rPr>
+            </w:pPr>
+            <w:r>
+              <w:rPr>
+                <w:rFonts w:cs="BRH Devanagari Extra"/>
+                <w:color w:val="000000"/>
+                <w:szCs w:val="40"/>
+              </w:rPr>
+              <w:t>23</w:t>
+            </w:r>
+            <w:r>
+              <w:rPr>
+                <w:rFonts w:ascii="BRH Devanagari Extra" w:hAnsi="BRH Devanagari Extra" w:cs="BRH Devanagari Extra"/>
+                <w:color w:val="000000"/>
+                <w:sz w:val="32"/>
+                <w:szCs w:val="40"/>
+              </w:rPr>
+              <w:t>)</w:t>
+            </w:r>
+            <w:r>
+              <w:rPr>
+                <w:rFonts w:ascii="BRH Devanagari Extra" w:hAnsi="BRH Devanagari Extra" w:cs="BRH Devanagari Extra"/>
+                <w:color w:val="000000"/>
+                <w:sz w:val="32"/>
+                <w:szCs w:val="40"/>
+              </w:rPr>
+              <w:tab/>
+            </w:r>
+            <w:r>
+              <w:rPr>
+                <w:rFonts w:cs="BRH Devanagari Extra"/>
+                <w:color w:val="000000"/>
+                <w:szCs w:val="40"/>
+              </w:rPr>
+              <w:t>1</w:t>
+            </w:r>
+            <w:r>
+              <w:rPr>
+                <w:rFonts w:ascii="BRH Devanagari Extra" w:hAnsi="BRH Devanagari Extra" w:cs="BRH Devanagari Extra"/>
+                <w:color w:val="000000"/>
+                <w:sz w:val="32"/>
+                <w:szCs w:val="40"/>
+              </w:rPr>
+              <w:t>.</w:t>
+            </w:r>
+            <w:r>
+              <w:rPr>
+                <w:rFonts w:cs="BRH Devanagari Extra"/>
+                <w:color w:val="000000"/>
+                <w:szCs w:val="40"/>
+              </w:rPr>
+              <w:t>7</w:t>
+            </w:r>
+            <w:r>
+              <w:rPr>
+                <w:rFonts w:ascii="BRH Devanagari Extra" w:hAnsi="BRH Devanagari Extra" w:cs="BRH Devanagari Extra"/>
+                <w:color w:val="000000"/>
+                <w:sz w:val="32"/>
+                <w:szCs w:val="40"/>
+              </w:rPr>
+              <w:t>.</w:t>
+            </w:r>
+            <w:r>
+              <w:rPr>
+                <w:rFonts w:cs="BRH Devanagari Extra"/>
+                <w:color w:val="000000"/>
+                <w:szCs w:val="40"/>
+              </w:rPr>
+              <w:t>2</w:t>
+            </w:r>
+            <w:r>
+              <w:rPr>
+                <w:rFonts w:ascii="BRH Devanagari Extra" w:hAnsi="BRH Devanagari Extra" w:cs="BRH Devanagari Extra"/>
+                <w:color w:val="000000"/>
+                <w:sz w:val="32"/>
+                <w:szCs w:val="40"/>
+              </w:rPr>
+              <w:t>.</w:t>
+            </w:r>
+            <w:r>
+              <w:rPr>
+                <w:rFonts w:cs="BRH Devanagari Extra"/>
+                <w:color w:val="000000"/>
+                <w:szCs w:val="40"/>
+              </w:rPr>
+              <w:t>2</w:t>
+            </w:r>
+            <w:r>
+              <w:rPr>
+                <w:rFonts w:ascii="BRH Devanagari Extra" w:hAnsi="BRH Devanagari Extra" w:cs="BRH Devanagari Extra"/>
+                <w:color w:val="000000"/>
+                <w:sz w:val="32"/>
+                <w:szCs w:val="40"/>
+              </w:rPr>
+              <w:t>(</w:t>
+            </w:r>
+            <w:r>
+              <w:rPr>
+                <w:rFonts w:cs="BRH Devanagari Extra"/>
+                <w:color w:val="000000"/>
+                <w:szCs w:val="40"/>
+              </w:rPr>
+              <w:t>21</w:t>
+            </w:r>
+            <w:r>
+              <w:rPr>
+                <w:rFonts w:ascii="BRH Devanagari Extra" w:hAnsi="BRH Devanagari Extra" w:cs="BRH Devanagari Extra"/>
+                <w:color w:val="000000"/>
+                <w:sz w:val="32"/>
+                <w:szCs w:val="40"/>
+              </w:rPr>
+              <w:t>)-  qÉ</w:t>
+            </w:r>
+            <w:r>
+              <w:rPr>
+                <w:rFonts w:ascii="BRH Malayalam Extra" w:hAnsi="BRH Malayalam Extra" w:cs="BRH Devanagari Extra"/>
+                <w:color w:val="000000"/>
+                <w:szCs w:val="40"/>
+              </w:rPr>
+              <w:t>–</w:t>
+            </w:r>
+            <w:r>
+              <w:rPr>
+                <w:rFonts w:ascii="BRH Devanagari Extra" w:hAnsi="BRH Devanagari Extra" w:cs="BRH Devanagari Extra"/>
+                <w:color w:val="000000"/>
+                <w:sz w:val="32"/>
+                <w:szCs w:val="40"/>
+              </w:rPr>
+              <w:t>lÉÑ</w:t>
+            </w:r>
+            <w:r>
+              <w:rPr>
+                <w:rFonts w:ascii="BRH Malayalam Extra" w:hAnsi="BRH Malayalam Extra" w:cs="BRH Devanagari Extra"/>
+                <w:color w:val="000000"/>
+                <w:szCs w:val="40"/>
+              </w:rPr>
+              <w:t>–</w:t>
+            </w:r>
+            <w:r>
+              <w:rPr>
+                <w:rFonts w:ascii="BRH Devanagari Extra" w:hAnsi="BRH Devanagari Extra" w:cs="BRH Devanagari Extra"/>
+                <w:color w:val="000000"/>
+                <w:sz w:val="32"/>
+                <w:szCs w:val="40"/>
+              </w:rPr>
+              <w:t>wrÉÉlÉçþ | rÉÉqÉç | ÌmÉ</w:t>
+            </w:r>
+            <w:r>
+              <w:rPr>
+                <w:rFonts w:ascii="BRH Malayalam Extra" w:hAnsi="BRH Malayalam Extra" w:cs="BRH Devanagari Extra"/>
+                <w:color w:val="000000"/>
+                <w:szCs w:val="40"/>
+              </w:rPr>
+              <w:t>–</w:t>
+            </w:r>
+            <w:r>
+              <w:rPr>
+                <w:rFonts w:ascii="BRH Devanagari Extra" w:hAnsi="BRH Devanagari Extra" w:cs="BRH Devanagari Extra"/>
+                <w:color w:val="000000"/>
+                <w:sz w:val="32"/>
+                <w:szCs w:val="40"/>
+              </w:rPr>
+              <w:t>iÉ×prÉþÈ |</w:t>
+            </w:r>
+          </w:p>
+          <w:p>
+            <w:pPr>
+              <w:widowControl w:val="0"/>
+              <w:autoSpaceDE w:val="0"/>
+              <w:autoSpaceDN w:val="0"/>
+              <w:adjustRightInd w:val="0"/>
+              <w:spacing w:before="0" w:line="240" w:lineRule="auto"/>
+              <w:rPr>
+                <w:rFonts w:cs="BRH Malayalam Extra"/>
+                <w:color w:val="000000"/>
+                <w:szCs w:val="44"/>
+              </w:rPr>
+            </w:pPr>
+            <w:r>
+              <w:rPr>
+                <w:rFonts w:ascii="BRH Devanagari Extra" w:hAnsi="BRH Devanagari Extra" w:cs="BRH Devanagari Extra"/>
+                <w:color w:val="000000"/>
+                <w:sz w:val="32"/>
+                <w:szCs w:val="40"/>
+              </w:rPr>
+              <w:t>qÉ</w:t>
+            </w:r>
+            <w:r>
+              <w:rPr>
+                <w:rFonts w:ascii="BRH Malayalam Extra" w:hAnsi="BRH Malayalam Extra" w:cs="BRH Devanagari Extra"/>
+                <w:color w:val="000000"/>
+                <w:szCs w:val="40"/>
+              </w:rPr>
+              <w:t>–</w:t>
+            </w:r>
+            <w:r>
+              <w:rPr>
+                <w:rFonts w:ascii="BRH Devanagari Extra" w:hAnsi="BRH Devanagari Extra" w:cs="BRH Devanagari Extra"/>
+                <w:color w:val="000000"/>
+                <w:sz w:val="32"/>
+                <w:szCs w:val="40"/>
+              </w:rPr>
+              <w:t>lÉÑ</w:t>
+            </w:r>
+            <w:r>
+              <w:rPr>
+                <w:rFonts w:ascii="BRH Devanagari Extra" w:hAnsi="BRH Devanagari Extra" w:cs="BRH Devanagari Extra"/>
+                <w:color w:val="000000"/>
+                <w:sz w:val="32"/>
+                <w:szCs w:val="40"/>
+                <w:highlight w:val="green"/>
+              </w:rPr>
+              <w:t>wrÉÉlÉ</w:t>
+            </w:r>
+            <w:r>
+              <w:rPr>
+                <w:rFonts w:ascii="BRH Devanagari Extra" w:hAnsi="BRH Devanagari Extra" w:cs="BRH Devanagari Extra"/>
+                <w:color w:val="000000"/>
+                <w:sz w:val="32"/>
+                <w:szCs w:val="40"/>
+              </w:rPr>
+              <w:t>çþ.</w:t>
+            </w:r>
+            <w:r>
+              <w:rPr>
+                <w:rFonts w:ascii="BRH Devanagari Extra" w:hAnsi="BRH Devanagari Extra" w:cs="BRH Devanagari Extra"/>
+                <w:color w:val="000000"/>
+                <w:sz w:val="32"/>
+                <w:szCs w:val="40"/>
+              </w:rPr>
+              <w:t xml:space="preserve"> rÉÉÇ ÆrÉÉqÉç qÉþlÉÑ</w:t>
+            </w:r>
+            <w:r>
+              <w:rPr>
+                <w:rFonts w:ascii="BRH Malayalam Extra" w:hAnsi="BRH Malayalam Extra" w:cs="BRH Devanagari Extra"/>
+                <w:color w:val="000000"/>
+                <w:szCs w:val="40"/>
+              </w:rPr>
+              <w:t>–</w:t>
+            </w:r>
+            <w:r>
+              <w:rPr>
+                <w:rFonts w:ascii="BRH Devanagari Extra" w:hAnsi="BRH Devanagari Extra" w:cs="BRH Devanagari Extra"/>
+                <w:color w:val="000000"/>
+                <w:sz w:val="32"/>
+                <w:szCs w:val="40"/>
+              </w:rPr>
+              <w:t>wrÉÉÿlÉç qÉlÉÑ</w:t>
+            </w:r>
+            <w:r>
+              <w:rPr>
+                <w:rFonts w:ascii="BRH Malayalam Extra" w:hAnsi="BRH Malayalam Extra" w:cs="BRH Devanagari Extra"/>
+                <w:color w:val="000000"/>
+                <w:szCs w:val="40"/>
+              </w:rPr>
+              <w:t>–</w:t>
+            </w:r>
+            <w:r>
+              <w:rPr>
+                <w:rFonts w:ascii="BRH Devanagari Extra" w:hAnsi="BRH Devanagari Extra" w:cs="BRH Devanagari Extra"/>
+                <w:color w:val="000000"/>
+                <w:sz w:val="32"/>
+                <w:szCs w:val="40"/>
+                <w:highlight w:val="green"/>
+              </w:rPr>
+              <w:t>wrÉÉlÉç</w:t>
+            </w:r>
+            <w:r>
+              <w:rPr>
+                <w:rFonts w:ascii="BRH Devanagari Extra" w:hAnsi="BRH Devanagari Extra" w:cs="BRH Devanagari Extra"/>
+                <w:color w:val="000000"/>
+                <w:sz w:val="32"/>
+                <w:szCs w:val="40"/>
+              </w:rPr>
+              <w:t>þ</w:t>
+            </w:r>
+            <w:r>
+              <w:rPr>
+                <w:rFonts w:ascii="BRH Devanagari Extra" w:hAnsi="BRH Devanagari Extra" w:cs="BRH Devanagari Extra"/>
+                <w:color w:val="000000"/>
+                <w:sz w:val="32"/>
+                <w:szCs w:val="40"/>
+              </w:rPr>
+              <w:t>.</w:t>
+            </w:r>
+            <w:r>
+              <w:rPr>
+                <w:rFonts w:ascii="BRH Devanagari Extra" w:hAnsi="BRH Devanagari Extra" w:cs="BRH Devanagari Extra"/>
+                <w:color w:val="000000"/>
+                <w:sz w:val="32"/>
+                <w:szCs w:val="40"/>
+              </w:rPr>
+              <w:t xml:space="preserve"> rÉÉqÉç ÌmÉ</w:t>
+            </w:r>
+            <w:r>
+              <w:rPr>
+                <w:rFonts w:ascii="BRH Malayalam Extra" w:hAnsi="BRH Malayalam Extra" w:cs="BRH Devanagari Extra"/>
+                <w:color w:val="000000"/>
+                <w:szCs w:val="40"/>
+              </w:rPr>
+              <w:t>–</w:t>
+            </w:r>
+            <w:r>
+              <w:rPr>
+                <w:rFonts w:ascii="BRH Devanagari Extra" w:hAnsi="BRH Devanagari Extra" w:cs="BRH Devanagari Extra"/>
+                <w:color w:val="000000"/>
+                <w:sz w:val="32"/>
+                <w:szCs w:val="40"/>
+              </w:rPr>
+              <w:t>iÉ×prÉþÈ ÌmÉ</w:t>
+            </w:r>
+            <w:r>
+              <w:rPr>
+                <w:rFonts w:ascii="BRH Malayalam Extra" w:hAnsi="BRH Malayalam Extra" w:cs="BRH Devanagari Extra"/>
+                <w:color w:val="000000"/>
+                <w:szCs w:val="40"/>
+              </w:rPr>
+              <w:t>–</w:t>
+            </w:r>
+            <w:r>
+              <w:rPr>
+                <w:rFonts w:ascii="BRH Devanagari Extra" w:hAnsi="BRH Devanagari Extra" w:cs="BRH Devanagari Extra"/>
+                <w:color w:val="000000"/>
+                <w:sz w:val="32"/>
+                <w:szCs w:val="40"/>
+              </w:rPr>
+              <w:t>iÉ×prÉÉå</w:t>
+            </w:r>
+            <w:r>
+              <w:rPr>
+                <w:rFonts w:ascii="BRH Malayalam Extra" w:hAnsi="BRH Malayalam Extra" w:cs="BRH Devanagari Extra"/>
+                <w:color w:val="000000"/>
+                <w:szCs w:val="40"/>
+              </w:rPr>
+              <w:t>–</w:t>
+            </w:r>
+            <w:r>
+              <w:rPr>
+                <w:rFonts w:ascii="BRH Devanagari Extra" w:hAnsi="BRH Devanagari Extra" w:cs="BRH Devanagari Extra"/>
+                <w:color w:val="000000"/>
+                <w:sz w:val="32"/>
+                <w:szCs w:val="40"/>
+              </w:rPr>
+              <w:t xml:space="preserve"> rÉÉqÉç qÉþlÉÑ</w:t>
+            </w:r>
+            <w:r>
+              <w:rPr>
+                <w:rFonts w:ascii="BRH Malayalam Extra" w:hAnsi="BRH Malayalam Extra" w:cs="BRH Devanagari Extra"/>
+                <w:color w:val="000000"/>
+                <w:szCs w:val="40"/>
+              </w:rPr>
+              <w:t>–</w:t>
+            </w:r>
+            <w:r>
+              <w:rPr>
+                <w:rFonts w:ascii="BRH Devanagari Extra" w:hAnsi="BRH Devanagari Extra" w:cs="BRH Devanagari Extra"/>
+                <w:color w:val="000000"/>
+                <w:sz w:val="32"/>
+                <w:szCs w:val="40"/>
+              </w:rPr>
+              <w:t>wrÉÉÿlÉç qÉlÉÑ</w:t>
+            </w:r>
+            <w:r>
+              <w:rPr>
+                <w:rFonts w:ascii="BRH Devanagari Extra" w:hAnsi="BRH Devanagari Extra" w:cs="BRH Devanagari Extra"/>
+                <w:color w:val="000000"/>
+                <w:sz w:val="32"/>
+                <w:szCs w:val="40"/>
+                <w:highlight w:val="green"/>
+              </w:rPr>
+              <w:t>wrÉÉlÉç</w:t>
+            </w:r>
+            <w:r>
+              <w:rPr>
+                <w:rFonts w:ascii="BRH Devanagari Extra" w:hAnsi="BRH Devanagari Extra" w:cs="BRH Devanagari Extra"/>
+                <w:color w:val="000000"/>
+                <w:sz w:val="32"/>
+                <w:szCs w:val="40"/>
+              </w:rPr>
+              <w:t>þ. rÉÉqÉç ÌmÉ</w:t>
+            </w:r>
+            <w:r>
+              <w:rPr>
+                <w:rFonts w:ascii="BRH Malayalam Extra" w:hAnsi="BRH Malayalam Extra" w:cs="BRH Devanagari Extra"/>
+                <w:color w:val="000000"/>
+                <w:szCs w:val="40"/>
+              </w:rPr>
+              <w:t>–</w:t>
+            </w:r>
+            <w:r>
+              <w:rPr>
+                <w:rFonts w:ascii="BRH Devanagari Extra" w:hAnsi="BRH Devanagari Extra" w:cs="BRH Devanagari Extra"/>
+                <w:color w:val="000000"/>
+                <w:sz w:val="32"/>
+                <w:szCs w:val="40"/>
+              </w:rPr>
+              <w:t xml:space="preserve">iÉ×prÉþÈ | </w:t>
+            </w:r>
+          </w:p>
+        </w:tc>
+      </w:tr>
+      <w:tr>
+        <w:trPr>
+          <w:trHeight w:val="1368"/>
+        </w:trPr>
+        <w:tc>
+          <w:tcPr>
+            <w:tcW w:w="7401" w:type="dxa"/>
+          </w:tcPr>
+          <w:p>
+            <w:pPr>
+              <w:widowControl w:val="0"/>
+              <w:autoSpaceDE w:val="0"/>
+              <w:autoSpaceDN w:val="0"/>
+              <w:adjustRightInd w:val="0"/>
               <w:spacing w:line="240" w:lineRule="auto"/>
               <w:rPr>
                 <w:rFonts w:ascii="BRH Devanagari Extra" w:hAnsi="BRH Devanagari Extra" w:cs="BRH Devanagari Extra"/>
@@ -1157,6 +2994,7 @@
                 <w:rFonts w:cs="BRH Devanagari Extra"/>
                 <w:szCs w:val="40"/>
               </w:rPr>
+              <w:lastRenderedPageBreak/>
               <w:t>35</w:t>
             </w:r>
             <w:r>
@@ -2895,6 +4733,7 @@
                 <w:rFonts w:cs="BRH Devanagari Extra"/>
                 <w:szCs w:val="40"/>
               </w:rPr>
+              <w:lastRenderedPageBreak/>
               <w:t>35</w:t>
             </w:r>
             <w:r>
@@ -4870,6 +6709,7 @@
                 <w:sz w:val="32"/>
                 <w:szCs w:val="40"/>
               </w:rPr>
+              <w:lastRenderedPageBreak/>
               <w:t>rÉ</w:t>
             </w:r>
             <w:r>
@@ -5410,16 +7250,7 @@
                 <w:sz w:val="32"/>
                 <w:szCs w:val="40"/>
               </w:rPr>
-              <w:t xml:space="preserve">uÉåprÉÉåþ </w:t>
-            </w:r>
-            <w:r>
-              <w:rPr>
-                <w:rFonts w:ascii="BRH Devanagari Extra" w:hAnsi="BRH Devanagari Extra" w:cs="BRH Devanagari Extra"/>
-                <w:sz w:val="32"/>
-                <w:szCs w:val="40"/>
-              </w:rPr>
-              <w:lastRenderedPageBreak/>
-              <w:t>Så</w:t>
+              <w:t>uÉåprÉÉåþ Så</w:t>
             </w:r>
             <w:r>
               <w:rPr>
@@ -5604,6 +7435,7 @@
                 <w:sz w:val="32"/>
                 <w:szCs w:val="40"/>
               </w:rPr>
+              <w:lastRenderedPageBreak/>
               <w:t>rÉ</w:t>
             </w:r>
             <w:r>
@@ -6102,7 +7934,6 @@
                 <w:sz w:val="32"/>
                 <w:szCs w:val="40"/>
               </w:rPr>
-              <w:lastRenderedPageBreak/>
               <w:t>Så</w:t>
             </w:r>
             <w:r>
@@ -6483,6 +8314,7 @@
                 <w:rFonts w:cs="BRH Devanagari Extra"/>
                 <w:szCs w:val="40"/>
               </w:rPr>
+              <w:lastRenderedPageBreak/>
               <w:t>6</w:t>
             </w:r>
             <w:r>
@@ -6812,6 +8644,7 @@
                 <w:rFonts w:cs="BRH Devanagari Extra"/>
                 <w:szCs w:val="40"/>
               </w:rPr>
+              <w:lastRenderedPageBreak/>
               <w:t>5</w:t>
             </w:r>
             <w:r>
@@ -7135,6 +8968,7 @@
                 <w:rFonts w:cs="BRH Devanagari Extra"/>
                 <w:szCs w:val="40"/>
               </w:rPr>
+              <w:lastRenderedPageBreak/>
               <w:t>6</w:t>
             </w:r>
             <w:r>
@@ -7437,6 +9271,7 @@
                 <w:rFonts w:cs="BRH Devanagari Extra"/>
                 <w:szCs w:val="40"/>
               </w:rPr>
+              <w:lastRenderedPageBreak/>
               <w:t>3</w:t>
             </w:r>
             <w:r>
@@ -8219,7 +10054,6 @@
                 <w:sz w:val="32"/>
                 <w:szCs w:val="40"/>
               </w:rPr>
-              <w:lastRenderedPageBreak/>
               <w:t>E</w:t>
             </w:r>
             <w:r>
@@ -8383,7 +10217,6 @@
                 <w:rFonts w:cs="BRH Devanagari Extra"/>
                 <w:szCs w:val="40"/>
               </w:rPr>
-              <w:lastRenderedPageBreak/>
               <w:t>3</w:t>
             </w:r>
             <w:r>
@@ -9158,7 +10991,6 @@
                 <w:sz w:val="32"/>
                 <w:szCs w:val="40"/>
               </w:rPr>
-              <w:lastRenderedPageBreak/>
               <w:t>E</w:t>
             </w:r>
             <w:r>
@@ -9387,6 +11219,7 @@
                 <w:rFonts w:cs="BRH Devanagari Extra"/>
                 <w:szCs w:val="40"/>
               </w:rPr>
+              <w:lastRenderedPageBreak/>
               <w:t>6</w:t>
             </w:r>
             <w:r>
@@ -9684,6 +11517,7 @@
                 <w:rFonts w:cs="BRH Devanagari Extra"/>
                 <w:szCs w:val="40"/>
               </w:rPr>
+              <w:lastRenderedPageBreak/>
               <w:t>6</w:t>
             </w:r>
             <w:r>
@@ -9963,6 +11797,7 @@
                 <w:rFonts w:cs="BRH Devanagari Extra"/>
                 <w:szCs w:val="40"/>
               </w:rPr>
+              <w:lastRenderedPageBreak/>
               <w:t>52</w:t>
             </w:r>
             <w:r>
@@ -11121,7 +12956,6 @@
                 <w:rFonts w:cs="BRH Devanagari Extra"/>
                 <w:szCs w:val="40"/>
               </w:rPr>
-              <w:lastRenderedPageBreak/>
               <w:t>42</w:t>
             </w:r>
             <w:r>
@@ -11441,6 +13275,7 @@
                 <w:rFonts w:cs="BRH Devanagari Extra"/>
                 <w:szCs w:val="40"/>
               </w:rPr>
+              <w:lastRenderedPageBreak/>
               <w:t>43</w:t>
             </w:r>
             <w:r>
@@ -12413,7 +14248,6 @@
                 <w:rFonts w:cs="BRH Devanagari Extra"/>
                 <w:szCs w:val="40"/>
               </w:rPr>
-              <w:lastRenderedPageBreak/>
               <w:t>42</w:t>
             </w:r>
             <w:r>
@@ -12806,6 +14640,7 @@
                 <w:rFonts w:cs="BRH Devanagari Extra"/>
                 <w:szCs w:val="40"/>
               </w:rPr>
+              <w:lastRenderedPageBreak/>
               <w:t>43</w:t>
             </w:r>
             <w:r>
@@ -14006,16 +15841,7 @@
                 <w:sz w:val="32"/>
                 <w:szCs w:val="40"/>
               </w:rPr>
-              <w:t xml:space="preserve">¥ÉÉå ÅlÉÑþ </w:t>
-            </w:r>
-            <w:r>
-              <w:rPr>
-                <w:rFonts w:ascii="BRH Devanagari Extra" w:hAnsi="BRH Devanagari Extra" w:cs="BRH Devanagari Extra"/>
-                <w:sz w:val="32"/>
-                <w:szCs w:val="40"/>
-              </w:rPr>
-              <w:lastRenderedPageBreak/>
-              <w:t xml:space="preserve">ËUcrÉiÉå | </w:t>
+              <w:t xml:space="preserve">¥ÉÉå ÅlÉÑþ ËUcrÉiÉå | </w:t>
             </w:r>
           </w:p>
           <w:p>
@@ -14343,7 +16169,6 @@
                 <w:rFonts w:cs="BRH Devanagari Extra"/>
                 <w:szCs w:val="40"/>
               </w:rPr>
-              <w:lastRenderedPageBreak/>
               <w:t>3</w:t>
             </w:r>
             <w:r>
@@ -14947,16 +16772,7 @@
                 <w:sz w:val="32"/>
                 <w:szCs w:val="40"/>
               </w:rPr>
-              <w:t xml:space="preserve">¥ÉÉå ÅlÉÑþ </w:t>
-            </w:r>
-            <w:r>
-              <w:rPr>
-                <w:rFonts w:ascii="BRH Devanagari Extra" w:hAnsi="BRH Devanagari Extra" w:cs="BRH Devanagari Extra"/>
-                <w:sz w:val="32"/>
-                <w:szCs w:val="40"/>
-              </w:rPr>
-              <w:lastRenderedPageBreak/>
-              <w:t xml:space="preserve">ËUcrÉiÉå | </w:t>
+              <w:t xml:space="preserve">¥ÉÉå ÅlÉÑþ ËUcrÉiÉå | </w:t>
             </w:r>
           </w:p>
           <w:p>
@@ -17562,7 +19378,6 @@
                 <w:rFonts w:cs="BRH Devanagari Extra"/>
                 <w:szCs w:val="40"/>
               </w:rPr>
-              <w:lastRenderedPageBreak/>
               <w:t>51</w:t>
             </w:r>
             <w:r>
@@ -18272,6 +20087,7 @@
                 <w:szCs w:val="40"/>
                 <w:lang w:val="it-IT"/>
               </w:rPr>
+              <w:lastRenderedPageBreak/>
               <w:t>34</w:t>
             </w:r>
             <w:r>
@@ -20059,7 +21875,6 @@
                 <w:szCs w:val="40"/>
                 <w:lang w:val="it-IT"/>
               </w:rPr>
-              <w:lastRenderedPageBreak/>
               <w:t>A</w:t>
             </w:r>
             <w:r>
@@ -20581,7 +22396,6 @@
                 <w:szCs w:val="40"/>
                 <w:lang w:val="it-IT"/>
               </w:rPr>
-              <w:lastRenderedPageBreak/>
               <w:t>34</w:t>
             </w:r>
             <w:r>
@@ -22613,7 +24427,6 @@
                 <w:szCs w:val="40"/>
                 <w:lang w:val="it-IT"/>
               </w:rPr>
-              <w:lastRenderedPageBreak/>
               <w:t>A</w:t>
             </w:r>
             <w:r>
@@ -25001,17 +26814,7 @@
                 <w:szCs w:val="40"/>
                 <w:lang w:val="it-IT"/>
               </w:rPr>
-              <w:t xml:space="preserve">Éå uÉÉeÉ(aqÉçþ) </w:t>
-            </w:r>
-            <w:r>
-              <w:rPr>
-                <w:rFonts w:ascii="BRH Devanagari Extra" w:hAnsi="BRH Devanagari Extra" w:cs="BRH Devanagari Extra"/>
-                <w:sz w:val="32"/>
-                <w:szCs w:val="40"/>
-                <w:lang w:val="it-IT"/>
-              </w:rPr>
-              <w:lastRenderedPageBreak/>
-              <w:t>xÉËU</w:t>
+              <w:t>Éå uÉÉeÉ(aqÉçþ) xÉËU</w:t>
             </w:r>
             <w:r>
               <w:rPr>
@@ -25383,7 +27186,6 @@
                 <w:szCs w:val="40"/>
                 <w:lang w:val="it-IT"/>
               </w:rPr>
-              <w:lastRenderedPageBreak/>
               <w:t>11</w:t>
             </w:r>
             <w:r>
@@ -26559,7 +28361,6 @@
                 <w:szCs w:val="40"/>
                 <w:lang w:val="it-IT"/>
               </w:rPr>
-              <w:lastRenderedPageBreak/>
               <w:t>xÉËU</w:t>
             </w:r>
             <w:r>
@@ -26936,12 +28737,14 @@
                 <w:rFonts w:ascii="BRH Devanagari Extra" w:hAnsi="BRH Devanagari Extra" w:cs="BRH Devanagari Extra"/>
                 <w:sz w:val="32"/>
                 <w:szCs w:val="40"/>
+                <w:lang w:val="it-IT"/>
               </w:rPr>
             </w:pPr>
             <w:r>
               <w:rPr>
                 <w:rFonts w:cs="BRH Devanagari Extra"/>
                 <w:szCs w:val="40"/>
+                <w:lang w:val="it-IT"/>
               </w:rPr>
               <w:lastRenderedPageBreak/>
               <w:t>19</w:t>
@@ -26951,6 +28754,7 @@
                 <w:rFonts w:ascii="BRH Devanagari Extra" w:hAnsi="BRH Devanagari Extra" w:cs="BRH Devanagari Extra"/>
                 <w:sz w:val="32"/>
                 <w:szCs w:val="40"/>
+                <w:lang w:val="it-IT"/>
               </w:rPr>
               <w:t>)</w:t>
             </w:r>
@@ -26959,6 +28763,7 @@
                 <w:rFonts w:ascii="BRH Devanagari Extra" w:hAnsi="BRH Devanagari Extra" w:cs="BRH Devanagari Extra"/>
                 <w:sz w:val="32"/>
                 <w:szCs w:val="40"/>
+                <w:lang w:val="it-IT"/>
               </w:rPr>
               <w:tab/>
             </w:r>
@@ -26966,6 +28771,7 @@
               <w:rPr>
                 <w:rFonts w:cs="BRH Devanagari Extra"/>
                 <w:szCs w:val="40"/>
+                <w:lang w:val="it-IT"/>
               </w:rPr>
               <w:t>1</w:t>
             </w:r>
@@ -26974,6 +28780,7 @@
                 <w:rFonts w:ascii="BRH Devanagari Extra" w:hAnsi="BRH Devanagari Extra" w:cs="BRH Devanagari Extra"/>
                 <w:sz w:val="32"/>
                 <w:szCs w:val="40"/>
+                <w:lang w:val="it-IT"/>
               </w:rPr>
               <w:t>.</w:t>
             </w:r>
@@ -26981,6 +28788,7 @@
               <w:rPr>
                 <w:rFonts w:cs="BRH Devanagari Extra"/>
                 <w:szCs w:val="40"/>
+                <w:lang w:val="it-IT"/>
               </w:rPr>
               <w:t>7</w:t>
             </w:r>
@@ -26989,6 +28797,7 @@
                 <w:rFonts w:ascii="BRH Devanagari Extra" w:hAnsi="BRH Devanagari Extra" w:cs="BRH Devanagari Extra"/>
                 <w:sz w:val="32"/>
                 <w:szCs w:val="40"/>
+                <w:lang w:val="it-IT"/>
               </w:rPr>
               <w:t>.</w:t>
             </w:r>
@@ -26996,6 +28805,7 @@
               <w:rPr>
                 <w:rFonts w:cs="BRH Devanagari Extra"/>
                 <w:szCs w:val="40"/>
+                <w:lang w:val="it-IT"/>
               </w:rPr>
               <w:t>8</w:t>
             </w:r>
@@ -27004,6 +28814,7 @@
                 <w:rFonts w:ascii="BRH Devanagari Extra" w:hAnsi="BRH Devanagari Extra" w:cs="BRH Devanagari Extra"/>
                 <w:sz w:val="32"/>
                 <w:szCs w:val="40"/>
+                <w:lang w:val="it-IT"/>
               </w:rPr>
               <w:t>.</w:t>
             </w:r>
@@ -27011,6 +28822,7 @@
               <w:rPr>
                 <w:rFonts w:cs="BRH Devanagari Extra"/>
                 <w:szCs w:val="40"/>
+                <w:lang w:val="it-IT"/>
               </w:rPr>
               <w:t>4</w:t>
             </w:r>
@@ -27019,6 +28831,7 @@
                 <w:rFonts w:ascii="BRH Devanagari Extra" w:hAnsi="BRH Devanagari Extra" w:cs="BRH Devanagari Extra"/>
                 <w:sz w:val="32"/>
                 <w:szCs w:val="40"/>
+                <w:lang w:val="it-IT"/>
               </w:rPr>
               <w:t>(</w:t>
             </w:r>
@@ -27026,6 +28839,7 @@
               <w:rPr>
                 <w:rFonts w:cs="BRH Devanagari Extra"/>
                 <w:szCs w:val="40"/>
+                <w:lang w:val="it-IT"/>
               </w:rPr>
               <w:t>17</w:t>
             </w:r>
@@ -27034,6 +28848,7 @@
                 <w:rFonts w:ascii="BRH Devanagari Extra" w:hAnsi="BRH Devanagari Extra" w:cs="BRH Devanagari Extra"/>
                 <w:sz w:val="32"/>
                 <w:szCs w:val="40"/>
+                <w:lang w:val="it-IT"/>
               </w:rPr>
               <w:t>)-  ÎeÉ</w:t>
             </w:r>
@@ -27041,14 +28856,16 @@
               <w:rPr>
                 <w:rFonts w:ascii="BRH Malayalam Extra" w:hAnsi="BRH Malayalam Extra" w:cs="BRH Devanagari Extra"/>
                 <w:szCs w:val="40"/>
-              </w:rPr>
-              <w:t>–</w:t>
-            </w:r>
-            <w:r>
-              <w:rPr>
-                <w:rFonts w:ascii="BRH Devanagari Extra" w:hAnsi="BRH Devanagari Extra" w:cs="BRH Devanagari Extra"/>
-                <w:sz w:val="32"/>
-                <w:szCs w:val="40"/>
+                <w:lang w:val="it-IT"/>
+              </w:rPr>
+              <w:t>–</w:t>
+            </w:r>
+            <w:r>
+              <w:rPr>
+                <w:rFonts w:ascii="BRH Devanagari Extra" w:hAnsi="BRH Devanagari Extra" w:cs="BRH Devanagari Extra"/>
+                <w:sz w:val="32"/>
+                <w:szCs w:val="40"/>
+                <w:lang w:val="it-IT"/>
               </w:rPr>
               <w:t>bÉë</w:t>
             </w:r>
@@ -27056,14 +28873,16 @@
               <w:rPr>
                 <w:rFonts w:ascii="BRH Malayalam Extra" w:hAnsi="BRH Malayalam Extra" w:cs="BRH Devanagari Extra"/>
                 <w:szCs w:val="40"/>
-              </w:rPr>
-              <w:t>–</w:t>
-            </w:r>
-            <w:r>
-              <w:rPr>
-                <w:rFonts w:ascii="BRH Devanagari Extra" w:hAnsi="BRH Devanagari Extra" w:cs="BRH Devanagari Extra"/>
-                <w:sz w:val="32"/>
-                <w:szCs w:val="40"/>
+                <w:lang w:val="it-IT"/>
+              </w:rPr>
+              <w:t>–</w:t>
+            </w:r>
+            <w:r>
+              <w:rPr>
+                <w:rFonts w:ascii="BRH Devanagari Extra" w:hAnsi="BRH Devanagari Extra" w:cs="BRH Devanagari Extra"/>
+                <w:sz w:val="32"/>
+                <w:szCs w:val="40"/>
+                <w:lang w:val="it-IT"/>
               </w:rPr>
               <w:t>iÉ</w:t>
             </w:r>
@@ -27071,14 +28890,16 @@
               <w:rPr>
                 <w:rFonts w:ascii="BRH Malayalam Extra" w:hAnsi="BRH Malayalam Extra" w:cs="BRH Devanagari Extra"/>
                 <w:szCs w:val="40"/>
-              </w:rPr>
-              <w:t>–</w:t>
-            </w:r>
-            <w:r>
-              <w:rPr>
-                <w:rFonts w:ascii="BRH Devanagari Extra" w:hAnsi="BRH Devanagari Extra" w:cs="BRH Devanagari Extra"/>
-                <w:sz w:val="32"/>
-                <w:szCs w:val="40"/>
+                <w:lang w:val="it-IT"/>
+              </w:rPr>
+              <w:t>–</w:t>
+            </w:r>
+            <w:r>
+              <w:rPr>
+                <w:rFonts w:ascii="BRH Devanagari Extra" w:hAnsi="BRH Devanagari Extra" w:cs="BRH Devanagari Extra"/>
+                <w:sz w:val="32"/>
+                <w:szCs w:val="40"/>
+                <w:lang w:val="it-IT"/>
               </w:rPr>
               <w:t xml:space="preserve"> | uÉÉÎeÉþlÉÈ | uÉÉ</w:t>
             </w:r>
@@ -27086,14 +28907,16 @@
               <w:rPr>
                 <w:rFonts w:ascii="BRH Malayalam Extra" w:hAnsi="BRH Malayalam Extra" w:cs="BRH Devanagari Extra"/>
                 <w:szCs w:val="40"/>
-              </w:rPr>
-              <w:t>–</w:t>
-            </w:r>
-            <w:r>
-              <w:rPr>
-                <w:rFonts w:ascii="BRH Devanagari Extra" w:hAnsi="BRH Devanagari Extra" w:cs="BRH Devanagari Extra"/>
-                <w:sz w:val="32"/>
-                <w:szCs w:val="40"/>
+                <w:lang w:val="it-IT"/>
+              </w:rPr>
+              <w:t>–</w:t>
+            </w:r>
+            <w:r>
+              <w:rPr>
+                <w:rFonts w:ascii="BRH Devanagari Extra" w:hAnsi="BRH Devanagari Extra" w:cs="BRH Devanagari Extra"/>
+                <w:sz w:val="32"/>
+                <w:szCs w:val="40"/>
+                <w:lang w:val="it-IT"/>
               </w:rPr>
               <w:t>eÉ</w:t>
             </w:r>
@@ -27101,14 +28924,16 @@
               <w:rPr>
                 <w:rFonts w:ascii="BRH Malayalam Extra" w:hAnsi="BRH Malayalam Extra" w:cs="BRH Devanagari Extra"/>
                 <w:szCs w:val="40"/>
-              </w:rPr>
-              <w:t>–</w:t>
-            </w:r>
-            <w:r>
-              <w:rPr>
-                <w:rFonts w:ascii="BRH Devanagari Extra" w:hAnsi="BRH Devanagari Extra" w:cs="BRH Devanagari Extra"/>
-                <w:sz w:val="32"/>
-                <w:szCs w:val="40"/>
+                <w:lang w:val="it-IT"/>
+              </w:rPr>
+              <w:t>–</w:t>
+            </w:r>
+            <w:r>
+              <w:rPr>
+                <w:rFonts w:ascii="BRH Devanagari Extra" w:hAnsi="BRH Devanagari Extra" w:cs="BRH Devanagari Extra"/>
+                <w:sz w:val="32"/>
+                <w:szCs w:val="40"/>
+                <w:lang w:val="it-IT"/>
               </w:rPr>
               <w:t>ÎeÉ</w:t>
             </w:r>
@@ -27117,6 +28942,7 @@
                 <w:rFonts w:ascii="BRH Malayalam Extra" w:hAnsi="BRH Malayalam Extra" w:cs="BRH Devanagari Extra"/>
                 <w:szCs w:val="40"/>
                 <w:highlight w:val="yellow"/>
+                <w:lang w:val="it-IT"/>
               </w:rPr>
               <w:t>–</w:t>
             </w:r>
@@ -27126,6 +28952,7 @@
                 <w:sz w:val="32"/>
                 <w:szCs w:val="40"/>
                 <w:highlight w:val="yellow"/>
+                <w:lang w:val="it-IT"/>
               </w:rPr>
               <w:t>iÉÈ</w:t>
             </w:r>
@@ -27134,6 +28961,7 @@
                 <w:rFonts w:ascii="BRH Devanagari Extra" w:hAnsi="BRH Devanagari Extra" w:cs="BRH Devanagari Extra"/>
                 <w:sz w:val="32"/>
                 <w:szCs w:val="40"/>
+                <w:lang w:val="it-IT"/>
               </w:rPr>
               <w:t xml:space="preserve"> |</w:t>
             </w:r>
@@ -27149,6 +28977,7 @@
                 <w:rFonts w:ascii="BRH Devanagari Extra" w:hAnsi="BRH Devanagari Extra" w:cs="BRH Devanagari Extra"/>
                 <w:sz w:val="32"/>
                 <w:szCs w:val="40"/>
+                <w:lang w:val="it-IT"/>
               </w:rPr>
             </w:pPr>
             <w:r>
@@ -27156,6 +28985,7 @@
                 <w:rFonts w:ascii="BRH Devanagari Extra" w:hAnsi="BRH Devanagari Extra" w:cs="BRH Devanagari Extra"/>
                 <w:sz w:val="32"/>
                 <w:szCs w:val="40"/>
+                <w:lang w:val="it-IT"/>
               </w:rPr>
               <w:t>ÎeÉ</w:t>
             </w:r>
@@ -27163,14 +28993,16 @@
               <w:rPr>
                 <w:rFonts w:ascii="BRH Malayalam Extra" w:hAnsi="BRH Malayalam Extra" w:cs="BRH Devanagari Extra"/>
                 <w:szCs w:val="40"/>
-              </w:rPr>
-              <w:t>–</w:t>
-            </w:r>
-            <w:r>
-              <w:rPr>
-                <w:rFonts w:ascii="BRH Devanagari Extra" w:hAnsi="BRH Devanagari Extra" w:cs="BRH Devanagari Extra"/>
-                <w:sz w:val="32"/>
-                <w:szCs w:val="40"/>
+                <w:lang w:val="it-IT"/>
+              </w:rPr>
+              <w:t>–</w:t>
+            </w:r>
+            <w:r>
+              <w:rPr>
+                <w:rFonts w:ascii="BRH Devanagari Extra" w:hAnsi="BRH Devanagari Extra" w:cs="BRH Devanagari Extra"/>
+                <w:sz w:val="32"/>
+                <w:szCs w:val="40"/>
+                <w:lang w:val="it-IT"/>
               </w:rPr>
               <w:t>bÉë</w:t>
             </w:r>
@@ -27178,14 +29010,16 @@
               <w:rPr>
                 <w:rFonts w:ascii="BRH Malayalam Extra" w:hAnsi="BRH Malayalam Extra" w:cs="BRH Devanagari Extra"/>
                 <w:szCs w:val="40"/>
-              </w:rPr>
-              <w:t>–</w:t>
-            </w:r>
-            <w:r>
-              <w:rPr>
-                <w:rFonts w:ascii="BRH Devanagari Extra" w:hAnsi="BRH Devanagari Extra" w:cs="BRH Devanagari Extra"/>
-                <w:sz w:val="32"/>
-                <w:szCs w:val="40"/>
+                <w:lang w:val="it-IT"/>
+              </w:rPr>
+              <w:t>–</w:t>
+            </w:r>
+            <w:r>
+              <w:rPr>
+                <w:rFonts w:ascii="BRH Devanagari Extra" w:hAnsi="BRH Devanagari Extra" w:cs="BRH Devanagari Extra"/>
+                <w:sz w:val="32"/>
+                <w:szCs w:val="40"/>
+                <w:lang w:val="it-IT"/>
               </w:rPr>
               <w:t>iÉ</w:t>
             </w:r>
@@ -27193,14 +29027,16 @@
               <w:rPr>
                 <w:rFonts w:ascii="BRH Malayalam Extra" w:hAnsi="BRH Malayalam Extra" w:cs="BRH Devanagari Extra"/>
                 <w:szCs w:val="40"/>
-              </w:rPr>
-              <w:t>–</w:t>
-            </w:r>
-            <w:r>
-              <w:rPr>
-                <w:rFonts w:ascii="BRH Devanagari Extra" w:hAnsi="BRH Devanagari Extra" w:cs="BRH Devanagari Extra"/>
-                <w:sz w:val="32"/>
-                <w:szCs w:val="40"/>
+                <w:lang w:val="it-IT"/>
+              </w:rPr>
+              <w:t>–</w:t>
+            </w:r>
+            <w:r>
+              <w:rPr>
+                <w:rFonts w:ascii="BRH Devanagari Extra" w:hAnsi="BRH Devanagari Extra" w:cs="BRH Devanagari Extra"/>
+                <w:sz w:val="32"/>
+                <w:szCs w:val="40"/>
+                <w:lang w:val="it-IT"/>
               </w:rPr>
               <w:t xml:space="preserve"> uÉÉÎeÉþlÉÉå</w:t>
             </w:r>
@@ -27208,14 +29044,16 @@
               <w:rPr>
                 <w:rFonts w:ascii="BRH Malayalam Extra" w:hAnsi="BRH Malayalam Extra" w:cs="BRH Devanagari Extra"/>
                 <w:szCs w:val="40"/>
-              </w:rPr>
-              <w:t>–</w:t>
-            </w:r>
-            <w:r>
-              <w:rPr>
-                <w:rFonts w:ascii="BRH Devanagari Extra" w:hAnsi="BRH Devanagari Extra" w:cs="BRH Devanagari Extra"/>
-                <w:sz w:val="32"/>
-                <w:szCs w:val="40"/>
+                <w:lang w:val="it-IT"/>
+              </w:rPr>
+              <w:t>–</w:t>
+            </w:r>
+            <w:r>
+              <w:rPr>
+                <w:rFonts w:ascii="BRH Devanagari Extra" w:hAnsi="BRH Devanagari Extra" w:cs="BRH Devanagari Extra"/>
+                <w:sz w:val="32"/>
+                <w:szCs w:val="40"/>
+                <w:lang w:val="it-IT"/>
               </w:rPr>
               <w:t xml:space="preserve"> uÉÉÎeÉþlÉÉå ÎeÉbÉëiÉ ÎeÉbÉëiÉ</w:t>
             </w:r>
@@ -27223,14 +29061,16 @@
               <w:rPr>
                 <w:rFonts w:ascii="BRH Malayalam Extra" w:hAnsi="BRH Malayalam Extra" w:cs="BRH Devanagari Extra"/>
                 <w:szCs w:val="40"/>
-              </w:rPr>
-              <w:t>–</w:t>
-            </w:r>
-            <w:r>
-              <w:rPr>
-                <w:rFonts w:ascii="BRH Devanagari Extra" w:hAnsi="BRH Devanagari Extra" w:cs="BRH Devanagari Extra"/>
-                <w:sz w:val="32"/>
-                <w:szCs w:val="40"/>
+                <w:lang w:val="it-IT"/>
+              </w:rPr>
+              <w:t>–</w:t>
+            </w:r>
+            <w:r>
+              <w:rPr>
+                <w:rFonts w:ascii="BRH Devanagari Extra" w:hAnsi="BRH Devanagari Extra" w:cs="BRH Devanagari Extra"/>
+                <w:sz w:val="32"/>
+                <w:szCs w:val="40"/>
+                <w:lang w:val="it-IT"/>
               </w:rPr>
               <w:t xml:space="preserve"> uÉÉÎeÉþlÉÉå uÉÉeÉ</w:t>
             </w:r>
@@ -27240,6 +29080,7 @@
                 <w:sz w:val="32"/>
                 <w:szCs w:val="40"/>
                 <w:highlight w:val="yellow"/>
+                <w:lang w:val="it-IT"/>
               </w:rPr>
               <w:t>ÎeÉ</w:t>
             </w:r>
@@ -27248,6 +29089,7 @@
                 <w:rFonts w:ascii="BRH Malayalam Extra" w:hAnsi="BRH Malayalam Extra" w:cs="BRH Devanagari Extra"/>
                 <w:szCs w:val="40"/>
                 <w:highlight w:val="yellow"/>
+                <w:lang w:val="it-IT"/>
               </w:rPr>
               <w:t>–</w:t>
             </w:r>
@@ -27257,6 +29099,7 @@
                 <w:sz w:val="32"/>
                 <w:szCs w:val="40"/>
                 <w:highlight w:val="yellow"/>
+                <w:lang w:val="it-IT"/>
               </w:rPr>
               <w:t>iÉÉ</w:t>
             </w:r>
@@ -27265,6 +29108,7 @@
                 <w:rFonts w:ascii="BRH Devanagari Extra" w:hAnsi="BRH Devanagari Extra" w:cs="BRH Devanagari Extra"/>
                 <w:sz w:val="32"/>
                 <w:szCs w:val="40"/>
+                <w:lang w:val="it-IT"/>
               </w:rPr>
               <w:t xml:space="preserve">å </w:t>
             </w:r>
@@ -27274,6 +29118,7 @@
                 <w:sz w:val="32"/>
                 <w:szCs w:val="40"/>
                 <w:highlight w:val="yellow"/>
+                <w:lang w:val="it-IT"/>
               </w:rPr>
               <w:t>uÉÉ</w:t>
             </w:r>
@@ -27282,6 +29127,7 @@
                 <w:rFonts w:ascii="BRH Devanagari Extra" w:hAnsi="BRH Devanagari Extra" w:cs="BRH Devanagari Extra"/>
                 <w:sz w:val="32"/>
                 <w:szCs w:val="40"/>
+                <w:lang w:val="it-IT"/>
               </w:rPr>
               <w:t>þe</w:t>
             </w:r>
@@ -27291,6 +29137,7 @@
                 <w:sz w:val="32"/>
                 <w:szCs w:val="40"/>
                 <w:highlight w:val="yellow"/>
+                <w:lang w:val="it-IT"/>
               </w:rPr>
               <w:t>ÉÎeÉ</w:t>
             </w:r>
@@ -27299,6 +29146,7 @@
                 <w:rFonts w:ascii="BRH Malayalam Extra" w:hAnsi="BRH Malayalam Extra" w:cs="BRH Devanagari Extra"/>
                 <w:szCs w:val="40"/>
                 <w:highlight w:val="yellow"/>
+                <w:lang w:val="it-IT"/>
               </w:rPr>
               <w:t>–</w:t>
             </w:r>
@@ -27308,6 +29156,7 @@
                 <w:sz w:val="32"/>
                 <w:szCs w:val="40"/>
                 <w:highlight w:val="yellow"/>
+                <w:lang w:val="it-IT"/>
               </w:rPr>
               <w:t>iÉ</w:t>
             </w:r>
@@ -27316,6 +29165,7 @@
                 <w:rFonts w:ascii="BRH Devanagari Extra" w:hAnsi="BRH Devanagari Extra" w:cs="BRH Devanagari Extra"/>
                 <w:sz w:val="32"/>
                 <w:szCs w:val="40"/>
+                <w:lang w:val="it-IT"/>
               </w:rPr>
               <w:t>Éå uÉÉÎeÉþlÉÉå ÎeÉbÉëiÉ ÎeÉbÉëiÉ</w:t>
             </w:r>
@@ -27323,14 +29173,16 @@
               <w:rPr>
                 <w:rFonts w:ascii="BRH Malayalam Extra" w:hAnsi="BRH Malayalam Extra" w:cs="BRH Devanagari Extra"/>
                 <w:szCs w:val="40"/>
-              </w:rPr>
-              <w:t>–</w:t>
-            </w:r>
-            <w:r>
-              <w:rPr>
-                <w:rFonts w:ascii="BRH Devanagari Extra" w:hAnsi="BRH Devanagari Extra" w:cs="BRH Devanagari Extra"/>
-                <w:sz w:val="32"/>
-                <w:szCs w:val="40"/>
+                <w:lang w:val="it-IT"/>
+              </w:rPr>
+              <w:t>–</w:t>
+            </w:r>
+            <w:r>
+              <w:rPr>
+                <w:rFonts w:ascii="BRH Devanagari Extra" w:hAnsi="BRH Devanagari Extra" w:cs="BRH Devanagari Extra"/>
+                <w:sz w:val="32"/>
+                <w:szCs w:val="40"/>
+                <w:lang w:val="it-IT"/>
               </w:rPr>
               <w:t xml:space="preserve"> uÉÉÎeÉþlÉÉå uÉÉeÉ</w:t>
             </w:r>
@@ -27340,6 +29192,7 @@
                 <w:sz w:val="32"/>
                 <w:szCs w:val="40"/>
                 <w:highlight w:val="yellow"/>
+                <w:lang w:val="it-IT"/>
               </w:rPr>
               <w:t>ÎeÉ</w:t>
             </w:r>
@@ -27347,14 +29200,16 @@
               <w:rPr>
                 <w:rFonts w:ascii="BRH Malayalam Extra" w:hAnsi="BRH Malayalam Extra" w:cs="BRH Devanagari Extra"/>
                 <w:szCs w:val="40"/>
-              </w:rPr>
-              <w:t>–</w:t>
-            </w:r>
-            <w:r>
-              <w:rPr>
-                <w:rFonts w:ascii="BRH Devanagari Extra" w:hAnsi="BRH Devanagari Extra" w:cs="BRH Devanagari Extra"/>
-                <w:sz w:val="32"/>
-                <w:szCs w:val="40"/>
+                <w:lang w:val="it-IT"/>
+              </w:rPr>
+              <w:t>–</w:t>
+            </w:r>
+            <w:r>
+              <w:rPr>
+                <w:rFonts w:ascii="BRH Devanagari Extra" w:hAnsi="BRH Devanagari Extra" w:cs="BRH Devanagari Extra"/>
+                <w:sz w:val="32"/>
+                <w:szCs w:val="40"/>
+                <w:lang w:val="it-IT"/>
               </w:rPr>
               <w:t xml:space="preserve">iÉÈ | </w:t>
             </w:r>
@@ -27370,12 +29225,14 @@
                 <w:rFonts w:ascii="BRH Devanagari Extra" w:hAnsi="BRH Devanagari Extra" w:cs="BRH Devanagari Extra"/>
                 <w:sz w:val="32"/>
                 <w:szCs w:val="40"/>
+                <w:lang w:val="it-IT"/>
               </w:rPr>
             </w:pPr>
             <w:r>
               <w:rPr>
                 <w:rFonts w:cs="BRH Devanagari Extra"/>
                 <w:szCs w:val="40"/>
+                <w:lang w:val="it-IT"/>
               </w:rPr>
               <w:t>20</w:t>
             </w:r>
@@ -27384,6 +29241,7 @@
                 <w:rFonts w:ascii="BRH Devanagari Extra" w:hAnsi="BRH Devanagari Extra" w:cs="BRH Devanagari Extra"/>
                 <w:sz w:val="32"/>
                 <w:szCs w:val="40"/>
+                <w:lang w:val="it-IT"/>
               </w:rPr>
               <w:t>)</w:t>
             </w:r>
@@ -27392,6 +29250,7 @@
                 <w:rFonts w:ascii="BRH Devanagari Extra" w:hAnsi="BRH Devanagari Extra" w:cs="BRH Devanagari Extra"/>
                 <w:sz w:val="32"/>
                 <w:szCs w:val="40"/>
+                <w:lang w:val="it-IT"/>
               </w:rPr>
               <w:tab/>
             </w:r>
@@ -27399,6 +29258,7 @@
               <w:rPr>
                 <w:rFonts w:cs="BRH Devanagari Extra"/>
                 <w:szCs w:val="40"/>
+                <w:lang w:val="it-IT"/>
               </w:rPr>
               <w:t>1</w:t>
             </w:r>
@@ -27407,6 +29267,7 @@
                 <w:rFonts w:ascii="BRH Devanagari Extra" w:hAnsi="BRH Devanagari Extra" w:cs="BRH Devanagari Extra"/>
                 <w:sz w:val="32"/>
                 <w:szCs w:val="40"/>
+                <w:lang w:val="it-IT"/>
               </w:rPr>
               <w:t>.</w:t>
             </w:r>
@@ -27414,6 +29275,7 @@
               <w:rPr>
                 <w:rFonts w:cs="BRH Devanagari Extra"/>
                 <w:szCs w:val="40"/>
+                <w:lang w:val="it-IT"/>
               </w:rPr>
               <w:t>7</w:t>
             </w:r>
@@ -27422,6 +29284,7 @@
                 <w:rFonts w:ascii="BRH Devanagari Extra" w:hAnsi="BRH Devanagari Extra" w:cs="BRH Devanagari Extra"/>
                 <w:sz w:val="32"/>
                 <w:szCs w:val="40"/>
+                <w:lang w:val="it-IT"/>
               </w:rPr>
               <w:t>.</w:t>
             </w:r>
@@ -27429,6 +29292,7 @@
               <w:rPr>
                 <w:rFonts w:cs="BRH Devanagari Extra"/>
                 <w:szCs w:val="40"/>
+                <w:lang w:val="it-IT"/>
               </w:rPr>
               <w:t>8</w:t>
             </w:r>
@@ -27437,6 +29301,7 @@
                 <w:rFonts w:ascii="BRH Devanagari Extra" w:hAnsi="BRH Devanagari Extra" w:cs="BRH Devanagari Extra"/>
                 <w:sz w:val="32"/>
                 <w:szCs w:val="40"/>
+                <w:lang w:val="it-IT"/>
               </w:rPr>
               <w:t>.</w:t>
             </w:r>
@@ -27444,6 +29309,7 @@
               <w:rPr>
                 <w:rFonts w:cs="BRH Devanagari Extra"/>
                 <w:szCs w:val="40"/>
+                <w:lang w:val="it-IT"/>
               </w:rPr>
               <w:t>4</w:t>
             </w:r>
@@ -27452,6 +29318,7 @@
                 <w:rFonts w:ascii="BRH Devanagari Extra" w:hAnsi="BRH Devanagari Extra" w:cs="BRH Devanagari Extra"/>
                 <w:sz w:val="32"/>
                 <w:szCs w:val="40"/>
+                <w:lang w:val="it-IT"/>
               </w:rPr>
               <w:t>(</w:t>
             </w:r>
@@ -27459,6 +29326,7 @@
               <w:rPr>
                 <w:rFonts w:cs="BRH Devanagari Extra"/>
                 <w:szCs w:val="40"/>
+                <w:lang w:val="it-IT"/>
               </w:rPr>
               <w:t>18</w:t>
             </w:r>
@@ -27467,6 +29335,7 @@
                 <w:rFonts w:ascii="BRH Devanagari Extra" w:hAnsi="BRH Devanagari Extra" w:cs="BRH Devanagari Extra"/>
                 <w:sz w:val="32"/>
                 <w:szCs w:val="40"/>
+                <w:lang w:val="it-IT"/>
               </w:rPr>
               <w:t>)-  uÉÉÎeÉþlÉÈ | uÉÉ</w:t>
             </w:r>
@@ -27474,14 +29343,16 @@
               <w:rPr>
                 <w:rFonts w:ascii="BRH Malayalam Extra" w:hAnsi="BRH Malayalam Extra" w:cs="BRH Devanagari Extra"/>
                 <w:szCs w:val="40"/>
-              </w:rPr>
-              <w:t>–</w:t>
-            </w:r>
-            <w:r>
-              <w:rPr>
-                <w:rFonts w:ascii="BRH Devanagari Extra" w:hAnsi="BRH Devanagari Extra" w:cs="BRH Devanagari Extra"/>
-                <w:sz w:val="32"/>
-                <w:szCs w:val="40"/>
+                <w:lang w:val="it-IT"/>
+              </w:rPr>
+              <w:t>–</w:t>
+            </w:r>
+            <w:r>
+              <w:rPr>
+                <w:rFonts w:ascii="BRH Devanagari Extra" w:hAnsi="BRH Devanagari Extra" w:cs="BRH Devanagari Extra"/>
+                <w:sz w:val="32"/>
+                <w:szCs w:val="40"/>
+                <w:lang w:val="it-IT"/>
               </w:rPr>
               <w:t>eÉ</w:t>
             </w:r>
@@ -27489,14 +29360,16 @@
               <w:rPr>
                 <w:rFonts w:ascii="BRH Malayalam Extra" w:hAnsi="BRH Malayalam Extra" w:cs="BRH Devanagari Extra"/>
                 <w:szCs w:val="40"/>
-              </w:rPr>
-              <w:t>–</w:t>
-            </w:r>
-            <w:r>
-              <w:rPr>
-                <w:rFonts w:ascii="BRH Devanagari Extra" w:hAnsi="BRH Devanagari Extra" w:cs="BRH Devanagari Extra"/>
-                <w:sz w:val="32"/>
-                <w:szCs w:val="40"/>
+                <w:lang w:val="it-IT"/>
+              </w:rPr>
+              <w:t>–</w:t>
+            </w:r>
+            <w:r>
+              <w:rPr>
+                <w:rFonts w:ascii="BRH Devanagari Extra" w:hAnsi="BRH Devanagari Extra" w:cs="BRH Devanagari Extra"/>
+                <w:sz w:val="32"/>
+                <w:szCs w:val="40"/>
+                <w:lang w:val="it-IT"/>
               </w:rPr>
               <w:t>ÎeÉ</w:t>
             </w:r>
@@ -27504,6 +29377,7 @@
               <w:rPr>
                 <w:rFonts w:ascii="BRH Malayalam Extra" w:hAnsi="BRH Malayalam Extra" w:cs="BRH Devanagari Extra"/>
                 <w:szCs w:val="40"/>
+                <w:lang w:val="it-IT"/>
               </w:rPr>
               <w:t>–</w:t>
             </w:r>
@@ -27513,6 +29387,7 @@
                 <w:sz w:val="32"/>
                 <w:szCs w:val="40"/>
                 <w:highlight w:val="yellow"/>
+                <w:lang w:val="it-IT"/>
               </w:rPr>
               <w:t>iÉÈ</w:t>
             </w:r>
@@ -27521,6 +29396,7 @@
                 <w:rFonts w:ascii="BRH Devanagari Extra" w:hAnsi="BRH Devanagari Extra" w:cs="BRH Devanagari Extra"/>
                 <w:sz w:val="32"/>
                 <w:szCs w:val="40"/>
+                <w:lang w:val="it-IT"/>
               </w:rPr>
               <w:t xml:space="preserve"> | uÉÉeÉÿqÉç |</w:t>
             </w:r>
@@ -27536,6 +29412,7 @@
                 <w:rFonts w:ascii="BRH Devanagari Extra" w:hAnsi="BRH Devanagari Extra" w:cs="BRH Devanagari Extra"/>
                 <w:sz w:val="32"/>
                 <w:szCs w:val="40"/>
+                <w:lang w:val="it-IT"/>
               </w:rPr>
             </w:pPr>
             <w:r>
@@ -27543,6 +29420,7 @@
                 <w:rFonts w:ascii="BRH Devanagari Extra" w:hAnsi="BRH Devanagari Extra" w:cs="BRH Devanagari Extra"/>
                 <w:sz w:val="32"/>
                 <w:szCs w:val="40"/>
+                <w:lang w:val="it-IT"/>
               </w:rPr>
               <w:t xml:space="preserve">uÉÉÎeÉþlÉÉå </w:t>
             </w:r>
@@ -27552,6 +29430,7 @@
                 <w:sz w:val="32"/>
                 <w:szCs w:val="40"/>
                 <w:highlight w:val="yellow"/>
+                <w:lang w:val="it-IT"/>
               </w:rPr>
               <w:t>uÉÉeÉÎeÉ</w:t>
             </w:r>
@@ -27560,14 +29439,16 @@
                 <w:rFonts w:ascii="BRH Malayalam Extra" w:hAnsi="BRH Malayalam Extra" w:cs="BRH Devanagari Extra"/>
                 <w:szCs w:val="40"/>
                 <w:highlight w:val="yellow"/>
-              </w:rPr>
-              <w:t>–</w:t>
-            </w:r>
-            <w:r>
-              <w:rPr>
-                <w:rFonts w:ascii="BRH Devanagari Extra" w:hAnsi="BRH Devanagari Extra" w:cs="BRH Devanagari Extra"/>
-                <w:sz w:val="32"/>
-                <w:szCs w:val="40"/>
+                <w:lang w:val="it-IT"/>
+              </w:rPr>
+              <w:t>–</w:t>
+            </w:r>
+            <w:r>
+              <w:rPr>
+                <w:rFonts w:ascii="BRH Devanagari Extra" w:hAnsi="BRH Devanagari Extra" w:cs="BRH Devanagari Extra"/>
+                <w:sz w:val="32"/>
+                <w:szCs w:val="40"/>
+                <w:lang w:val="it-IT"/>
               </w:rPr>
               <w:t xml:space="preserve">iÉÉå </w:t>
             </w:r>
@@ -27577,6 +29458,7 @@
                 <w:sz w:val="32"/>
                 <w:szCs w:val="40"/>
                 <w:highlight w:val="yellow"/>
+                <w:lang w:val="it-IT"/>
               </w:rPr>
               <w:t>uÉÉþ</w:t>
             </w:r>
@@ -27585,6 +29467,7 @@
                 <w:rFonts w:ascii="BRH Devanagari Extra" w:hAnsi="BRH Devanagari Extra" w:cs="BRH Devanagari Extra"/>
                 <w:sz w:val="32"/>
                 <w:szCs w:val="40"/>
+                <w:lang w:val="it-IT"/>
               </w:rPr>
               <w:t>eÉÎeÉ</w:t>
             </w:r>
@@ -27592,14 +29475,16 @@
               <w:rPr>
                 <w:rFonts w:ascii="BRH Malayalam Extra" w:hAnsi="BRH Malayalam Extra" w:cs="BRH Devanagari Extra"/>
                 <w:szCs w:val="40"/>
-              </w:rPr>
-              <w:t>–</w:t>
-            </w:r>
-            <w:r>
-              <w:rPr>
-                <w:rFonts w:ascii="BRH Devanagari Extra" w:hAnsi="BRH Devanagari Extra" w:cs="BRH Devanagari Extra"/>
-                <w:sz w:val="32"/>
-                <w:szCs w:val="40"/>
+                <w:lang w:val="it-IT"/>
+              </w:rPr>
+              <w:t>–</w:t>
+            </w:r>
+            <w:r>
+              <w:rPr>
+                <w:rFonts w:ascii="BRH Devanagari Extra" w:hAnsi="BRH Devanagari Extra" w:cs="BRH Devanagari Extra"/>
+                <w:sz w:val="32"/>
+                <w:szCs w:val="40"/>
+                <w:lang w:val="it-IT"/>
               </w:rPr>
               <w:t>iÉÉå uÉÉÎeÉþlÉÉå</w:t>
             </w:r>
@@ -27607,14 +29492,16 @@
               <w:rPr>
                 <w:rFonts w:ascii="BRH Malayalam Extra" w:hAnsi="BRH Malayalam Extra" w:cs="BRH Devanagari Extra"/>
                 <w:szCs w:val="40"/>
-              </w:rPr>
-              <w:t>–</w:t>
-            </w:r>
-            <w:r>
-              <w:rPr>
-                <w:rFonts w:ascii="BRH Devanagari Extra" w:hAnsi="BRH Devanagari Extra" w:cs="BRH Devanagari Extra"/>
-                <w:sz w:val="32"/>
-                <w:szCs w:val="40"/>
+                <w:lang w:val="it-IT"/>
+              </w:rPr>
+              <w:t>–</w:t>
+            </w:r>
+            <w:r>
+              <w:rPr>
+                <w:rFonts w:ascii="BRH Devanagari Extra" w:hAnsi="BRH Devanagari Extra" w:cs="BRH Devanagari Extra"/>
+                <w:sz w:val="32"/>
+                <w:szCs w:val="40"/>
+                <w:lang w:val="it-IT"/>
               </w:rPr>
               <w:t xml:space="preserve"> uÉÉÎeÉþlÉÉå uÉÉeÉÎ</w:t>
             </w:r>
@@ -27624,6 +29511,7 @@
                 <w:sz w:val="32"/>
                 <w:szCs w:val="40"/>
                 <w:highlight w:val="yellow"/>
+                <w:lang w:val="it-IT"/>
               </w:rPr>
               <w:t>eÉ</w:t>
             </w:r>
@@ -27632,6 +29520,7 @@
                 <w:rFonts w:ascii="BRH Malayalam Extra" w:hAnsi="BRH Malayalam Extra" w:cs="BRH Devanagari Extra"/>
                 <w:szCs w:val="40"/>
                 <w:highlight w:val="yellow"/>
+                <w:lang w:val="it-IT"/>
               </w:rPr>
               <w:t>–</w:t>
             </w:r>
@@ -27641,6 +29530,7 @@
                 <w:sz w:val="32"/>
                 <w:szCs w:val="40"/>
                 <w:highlight w:val="yellow"/>
+                <w:lang w:val="it-IT"/>
               </w:rPr>
               <w:t>iÉÉ</w:t>
             </w:r>
@@ -27649,6 +29539,7 @@
                 <w:rFonts w:ascii="BRH Devanagari Extra" w:hAnsi="BRH Devanagari Extra" w:cs="BRH Devanagari Extra"/>
                 <w:sz w:val="32"/>
                 <w:szCs w:val="40"/>
+                <w:lang w:val="it-IT"/>
               </w:rPr>
               <w:t>å uÉÉeÉ</w:t>
             </w:r>
@@ -27656,14 +29547,16 @@
               <w:rPr>
                 <w:rFonts w:ascii="BRH Malayalam Extra" w:hAnsi="BRH Malayalam Extra" w:cs="BRH Devanagari Extra"/>
                 <w:szCs w:val="40"/>
-              </w:rPr>
-              <w:t>–</w:t>
-            </w:r>
-            <w:r>
-              <w:rPr>
-                <w:rFonts w:ascii="BRH Devanagari Extra" w:hAnsi="BRH Devanagari Extra" w:cs="BRH Devanagari Extra"/>
-                <w:sz w:val="32"/>
-                <w:szCs w:val="40"/>
+                <w:lang w:val="it-IT"/>
+              </w:rPr>
+              <w:t>–</w:t>
+            </w:r>
+            <w:r>
+              <w:rPr>
+                <w:rFonts w:ascii="BRH Devanagari Extra" w:hAnsi="BRH Devanagari Extra" w:cs="BRH Devanagari Extra"/>
+                <w:sz w:val="32"/>
+                <w:szCs w:val="40"/>
+                <w:lang w:val="it-IT"/>
               </w:rPr>
               <w:t>Ç ÆuÉÉeÉþÇ ÆuÉÉeÉ</w:t>
             </w:r>
@@ -27673,6 +29566,7 @@
                 <w:sz w:val="32"/>
                 <w:szCs w:val="40"/>
                 <w:highlight w:val="yellow"/>
+                <w:lang w:val="it-IT"/>
               </w:rPr>
               <w:t>ÎeÉ</w:t>
             </w:r>
@@ -27681,6 +29575,7 @@
                 <w:rFonts w:ascii="BRH Malayalam Extra" w:hAnsi="BRH Malayalam Extra" w:cs="BRH Devanagari Extra"/>
                 <w:szCs w:val="40"/>
                 <w:highlight w:val="yellow"/>
+                <w:lang w:val="it-IT"/>
               </w:rPr>
               <w:t>–</w:t>
             </w:r>
@@ -27690,6 +29585,7 @@
                 <w:sz w:val="32"/>
                 <w:szCs w:val="40"/>
                 <w:highlight w:val="yellow"/>
+                <w:lang w:val="it-IT"/>
               </w:rPr>
               <w:t>iÉÉå</w:t>
             </w:r>
@@ -27698,6 +29594,7 @@
                 <w:rFonts w:ascii="BRH Devanagari Extra" w:hAnsi="BRH Devanagari Extra" w:cs="BRH Devanagari Extra"/>
                 <w:sz w:val="32"/>
                 <w:szCs w:val="40"/>
+                <w:lang w:val="it-IT"/>
               </w:rPr>
               <w:t xml:space="preserve"> uÉÉÎeÉþlÉÉå</w:t>
             </w:r>
@@ -27705,14 +29602,16 @@
               <w:rPr>
                 <w:rFonts w:ascii="BRH Malayalam Extra" w:hAnsi="BRH Malayalam Extra" w:cs="BRH Devanagari Extra"/>
                 <w:szCs w:val="40"/>
-              </w:rPr>
-              <w:t>–</w:t>
-            </w:r>
-            <w:r>
-              <w:rPr>
-                <w:rFonts w:ascii="BRH Devanagari Extra" w:hAnsi="BRH Devanagari Extra" w:cs="BRH Devanagari Extra"/>
-                <w:sz w:val="32"/>
-                <w:szCs w:val="40"/>
+                <w:lang w:val="it-IT"/>
+              </w:rPr>
+              <w:t>–</w:t>
+            </w:r>
+            <w:r>
+              <w:rPr>
+                <w:rFonts w:ascii="BRH Devanagari Extra" w:hAnsi="BRH Devanagari Extra" w:cs="BRH Devanagari Extra"/>
+                <w:sz w:val="32"/>
+                <w:szCs w:val="40"/>
+                <w:lang w:val="it-IT"/>
               </w:rPr>
               <w:t xml:space="preserve"> uÉÉÎeÉþlÉÉå uÉÉeÉ</w:t>
             </w:r>
@@ -27722,6 +29621,7 @@
                 <w:sz w:val="32"/>
                 <w:szCs w:val="40"/>
                 <w:highlight w:val="yellow"/>
+                <w:lang w:val="it-IT"/>
               </w:rPr>
               <w:t>ÎeÉ</w:t>
             </w:r>
@@ -27730,6 +29630,7 @@
                 <w:rFonts w:ascii="BRH Malayalam Extra" w:hAnsi="BRH Malayalam Extra" w:cs="BRH Devanagari Extra"/>
                 <w:szCs w:val="40"/>
                 <w:highlight w:val="yellow"/>
+                <w:lang w:val="it-IT"/>
               </w:rPr>
               <w:t>–</w:t>
             </w:r>
@@ -27739,6 +29640,7 @@
                 <w:sz w:val="32"/>
                 <w:szCs w:val="40"/>
                 <w:highlight w:val="yellow"/>
+                <w:lang w:val="it-IT"/>
               </w:rPr>
               <w:t>iÉÉå</w:t>
             </w:r>
@@ -27747,6 +29649,7 @@
                 <w:rFonts w:ascii="BRH Devanagari Extra" w:hAnsi="BRH Devanagari Extra" w:cs="BRH Devanagari Extra"/>
                 <w:sz w:val="32"/>
                 <w:szCs w:val="40"/>
+                <w:lang w:val="it-IT"/>
               </w:rPr>
               <w:t xml:space="preserve"> uÉÉeÉÿqÉç | </w:t>
             </w:r>
@@ -27762,12 +29665,14 @@
                 <w:rFonts w:ascii="BRH Devanagari Extra" w:hAnsi="BRH Devanagari Extra" w:cs="BRH Devanagari Extra"/>
                 <w:sz w:val="32"/>
                 <w:szCs w:val="40"/>
+                <w:lang w:val="it-IT"/>
               </w:rPr>
             </w:pPr>
             <w:r>
               <w:rPr>
                 <w:rFonts w:cs="BRH Devanagari Extra"/>
                 <w:szCs w:val="40"/>
+                <w:lang w:val="it-IT"/>
               </w:rPr>
               <w:t>21</w:t>
             </w:r>
@@ -27776,6 +29681,7 @@
                 <w:rFonts w:ascii="BRH Devanagari Extra" w:hAnsi="BRH Devanagari Extra" w:cs="BRH Devanagari Extra"/>
                 <w:sz w:val="32"/>
                 <w:szCs w:val="40"/>
+                <w:lang w:val="it-IT"/>
               </w:rPr>
               <w:t>)</w:t>
             </w:r>
@@ -27784,6 +29690,7 @@
                 <w:rFonts w:ascii="BRH Devanagari Extra" w:hAnsi="BRH Devanagari Extra" w:cs="BRH Devanagari Extra"/>
                 <w:sz w:val="32"/>
                 <w:szCs w:val="40"/>
+                <w:lang w:val="it-IT"/>
               </w:rPr>
               <w:tab/>
             </w:r>
@@ -27791,6 +29698,7 @@
               <w:rPr>
                 <w:rFonts w:cs="BRH Devanagari Extra"/>
                 <w:szCs w:val="40"/>
+                <w:lang w:val="it-IT"/>
               </w:rPr>
               <w:t>1</w:t>
             </w:r>
@@ -27799,6 +29707,7 @@
                 <w:rFonts w:ascii="BRH Devanagari Extra" w:hAnsi="BRH Devanagari Extra" w:cs="BRH Devanagari Extra"/>
                 <w:sz w:val="32"/>
                 <w:szCs w:val="40"/>
+                <w:lang w:val="it-IT"/>
               </w:rPr>
               <w:t>.</w:t>
             </w:r>
@@ -27806,6 +29715,7 @@
               <w:rPr>
                 <w:rFonts w:cs="BRH Devanagari Extra"/>
                 <w:szCs w:val="40"/>
+                <w:lang w:val="it-IT"/>
               </w:rPr>
               <w:t>7</w:t>
             </w:r>
@@ -27814,6 +29724,7 @@
                 <w:rFonts w:ascii="BRH Devanagari Extra" w:hAnsi="BRH Devanagari Extra" w:cs="BRH Devanagari Extra"/>
                 <w:sz w:val="32"/>
                 <w:szCs w:val="40"/>
+                <w:lang w:val="it-IT"/>
               </w:rPr>
               <w:t>.</w:t>
             </w:r>
@@ -27821,6 +29732,7 @@
               <w:rPr>
                 <w:rFonts w:cs="BRH Devanagari Extra"/>
                 <w:szCs w:val="40"/>
+                <w:lang w:val="it-IT"/>
               </w:rPr>
               <w:t>8</w:t>
             </w:r>
@@ -27829,6 +29741,7 @@
                 <w:rFonts w:ascii="BRH Devanagari Extra" w:hAnsi="BRH Devanagari Extra" w:cs="BRH Devanagari Extra"/>
                 <w:sz w:val="32"/>
                 <w:szCs w:val="40"/>
+                <w:lang w:val="it-IT"/>
               </w:rPr>
               <w:t>.</w:t>
             </w:r>
@@ -27836,6 +29749,7 @@
               <w:rPr>
                 <w:rFonts w:cs="BRH Devanagari Extra"/>
                 <w:szCs w:val="40"/>
+                <w:lang w:val="it-IT"/>
               </w:rPr>
               <w:t>4</w:t>
             </w:r>
@@ -27844,6 +29758,7 @@
                 <w:rFonts w:ascii="BRH Devanagari Extra" w:hAnsi="BRH Devanagari Extra" w:cs="BRH Devanagari Extra"/>
                 <w:sz w:val="32"/>
                 <w:szCs w:val="40"/>
+                <w:lang w:val="it-IT"/>
               </w:rPr>
               <w:t>(</w:t>
             </w:r>
@@ -27851,6 +29766,7 @@
               <w:rPr>
                 <w:rFonts w:cs="BRH Devanagari Extra"/>
                 <w:szCs w:val="40"/>
+                <w:lang w:val="it-IT"/>
               </w:rPr>
               <w:t>19</w:t>
             </w:r>
@@ -27859,6 +29775,7 @@
                 <w:rFonts w:ascii="BRH Devanagari Extra" w:hAnsi="BRH Devanagari Extra" w:cs="BRH Devanagari Extra"/>
                 <w:sz w:val="32"/>
                 <w:szCs w:val="40"/>
+                <w:lang w:val="it-IT"/>
               </w:rPr>
               <w:t>)-  uÉÉ</w:t>
             </w:r>
@@ -27866,14 +29783,16 @@
               <w:rPr>
                 <w:rFonts w:ascii="BRH Malayalam Extra" w:hAnsi="BRH Malayalam Extra" w:cs="BRH Devanagari Extra"/>
                 <w:szCs w:val="40"/>
-              </w:rPr>
-              <w:t>–</w:t>
-            </w:r>
-            <w:r>
-              <w:rPr>
-                <w:rFonts w:ascii="BRH Devanagari Extra" w:hAnsi="BRH Devanagari Extra" w:cs="BRH Devanagari Extra"/>
-                <w:sz w:val="32"/>
-                <w:szCs w:val="40"/>
+                <w:lang w:val="it-IT"/>
+              </w:rPr>
+              <w:t>–</w:t>
+            </w:r>
+            <w:r>
+              <w:rPr>
+                <w:rFonts w:ascii="BRH Devanagari Extra" w:hAnsi="BRH Devanagari Extra" w:cs="BRH Devanagari Extra"/>
+                <w:sz w:val="32"/>
+                <w:szCs w:val="40"/>
+                <w:lang w:val="it-IT"/>
               </w:rPr>
               <w:t>eÉ</w:t>
             </w:r>
@@ -27881,14 +29800,16 @@
               <w:rPr>
                 <w:rFonts w:ascii="BRH Malayalam Extra" w:hAnsi="BRH Malayalam Extra" w:cs="BRH Devanagari Extra"/>
                 <w:szCs w:val="40"/>
-              </w:rPr>
-              <w:t>–</w:t>
-            </w:r>
-            <w:r>
-              <w:rPr>
-                <w:rFonts w:ascii="BRH Devanagari Extra" w:hAnsi="BRH Devanagari Extra" w:cs="BRH Devanagari Extra"/>
-                <w:sz w:val="32"/>
-                <w:szCs w:val="40"/>
+                <w:lang w:val="it-IT"/>
+              </w:rPr>
+              <w:t>–</w:t>
+            </w:r>
+            <w:r>
+              <w:rPr>
+                <w:rFonts w:ascii="BRH Devanagari Extra" w:hAnsi="BRH Devanagari Extra" w:cs="BRH Devanagari Extra"/>
+                <w:sz w:val="32"/>
+                <w:szCs w:val="40"/>
+                <w:lang w:val="it-IT"/>
               </w:rPr>
               <w:t>ÎeÉ</w:t>
             </w:r>
@@ -27897,6 +29818,7 @@
                 <w:rFonts w:ascii="BRH Malayalam Extra" w:hAnsi="BRH Malayalam Extra" w:cs="BRH Devanagari Extra"/>
                 <w:szCs w:val="40"/>
                 <w:highlight w:val="yellow"/>
+                <w:lang w:val="it-IT"/>
               </w:rPr>
               <w:t>–</w:t>
             </w:r>
@@ -27906,6 +29828,7 @@
                 <w:sz w:val="32"/>
                 <w:szCs w:val="40"/>
                 <w:highlight w:val="yellow"/>
+                <w:lang w:val="it-IT"/>
               </w:rPr>
               <w:t>iÉÈ</w:t>
             </w:r>
@@ -27914,6 +29837,7 @@
                 <w:rFonts w:ascii="BRH Devanagari Extra" w:hAnsi="BRH Devanagari Extra" w:cs="BRH Devanagari Extra"/>
                 <w:sz w:val="32"/>
                 <w:szCs w:val="40"/>
+                <w:lang w:val="it-IT"/>
               </w:rPr>
               <w:t xml:space="preserve"> | uÉÉeÉÿqÉç | xÉ</w:t>
             </w:r>
@@ -27921,14 +29845,16 @@
               <w:rPr>
                 <w:rFonts w:ascii="BRH Malayalam Extra" w:hAnsi="BRH Malayalam Extra" w:cs="BRH Devanagari Extra"/>
                 <w:szCs w:val="40"/>
-              </w:rPr>
-              <w:t>–</w:t>
-            </w:r>
-            <w:r>
-              <w:rPr>
-                <w:rFonts w:ascii="BRH Devanagari Extra" w:hAnsi="BRH Devanagari Extra" w:cs="BRH Devanagari Extra"/>
-                <w:sz w:val="32"/>
-                <w:szCs w:val="40"/>
+                <w:lang w:val="it-IT"/>
+              </w:rPr>
+              <w:t>–</w:t>
+            </w:r>
+            <w:r>
+              <w:rPr>
+                <w:rFonts w:ascii="BRH Devanagari Extra" w:hAnsi="BRH Devanagari Extra" w:cs="BRH Devanagari Extra"/>
+                <w:sz w:val="32"/>
+                <w:szCs w:val="40"/>
+                <w:lang w:val="it-IT"/>
               </w:rPr>
               <w:t>xÉ×</w:t>
             </w:r>
@@ -27936,14 +29862,16 @@
               <w:rPr>
                 <w:rFonts w:ascii="BRH Malayalam Extra" w:hAnsi="BRH Malayalam Extra" w:cs="BRH Devanagari Extra"/>
                 <w:szCs w:val="40"/>
-              </w:rPr>
-              <w:t>–</w:t>
-            </w:r>
-            <w:r>
-              <w:rPr>
-                <w:rFonts w:ascii="BRH Devanagari Extra" w:hAnsi="BRH Devanagari Extra" w:cs="BRH Devanagari Extra"/>
-                <w:sz w:val="32"/>
-                <w:szCs w:val="40"/>
+                <w:lang w:val="it-IT"/>
+              </w:rPr>
+              <w:t>–</w:t>
+            </w:r>
+            <w:r>
+              <w:rPr>
+                <w:rFonts w:ascii="BRH Devanagari Extra" w:hAnsi="BRH Devanagari Extra" w:cs="BRH Devanagari Extra"/>
+                <w:sz w:val="32"/>
+                <w:szCs w:val="40"/>
+                <w:lang w:val="it-IT"/>
               </w:rPr>
               <w:t>uÉÉ(aqÉç)xÉþÈ |</w:t>
             </w:r>
@@ -27959,6 +29887,7 @@
                 <w:rFonts w:ascii="BRH Devanagari Extra" w:hAnsi="BRH Devanagari Extra" w:cs="BRH Devanagari Extra"/>
                 <w:sz w:val="32"/>
                 <w:szCs w:val="40"/>
+                <w:lang w:val="it-IT"/>
               </w:rPr>
             </w:pPr>
             <w:r>
@@ -27966,6 +29895,7 @@
                 <w:rFonts w:ascii="BRH Devanagari Extra" w:hAnsi="BRH Devanagari Extra" w:cs="BRH Devanagari Extra"/>
                 <w:sz w:val="32"/>
                 <w:szCs w:val="40"/>
+                <w:lang w:val="it-IT"/>
               </w:rPr>
               <w:t>uÉÉ</w:t>
             </w:r>
@@ -27973,14 +29903,16 @@
               <w:rPr>
                 <w:rFonts w:ascii="BRH Malayalam Extra" w:hAnsi="BRH Malayalam Extra" w:cs="BRH Devanagari Extra"/>
                 <w:szCs w:val="40"/>
-              </w:rPr>
-              <w:t>–</w:t>
-            </w:r>
-            <w:r>
-              <w:rPr>
-                <w:rFonts w:ascii="BRH Devanagari Extra" w:hAnsi="BRH Devanagari Extra" w:cs="BRH Devanagari Extra"/>
-                <w:sz w:val="32"/>
-                <w:szCs w:val="40"/>
+                <w:lang w:val="it-IT"/>
+              </w:rPr>
+              <w:t>–</w:t>
+            </w:r>
+            <w:r>
+              <w:rPr>
+                <w:rFonts w:ascii="BRH Devanagari Extra" w:hAnsi="BRH Devanagari Extra" w:cs="BRH Devanagari Extra"/>
+                <w:sz w:val="32"/>
+                <w:szCs w:val="40"/>
+                <w:lang w:val="it-IT"/>
               </w:rPr>
               <w:t>eÉ</w:t>
             </w:r>
@@ -27988,14 +29920,16 @@
               <w:rPr>
                 <w:rFonts w:ascii="BRH Malayalam Extra" w:hAnsi="BRH Malayalam Extra" w:cs="BRH Devanagari Extra"/>
                 <w:szCs w:val="40"/>
-              </w:rPr>
-              <w:t>–</w:t>
-            </w:r>
-            <w:r>
-              <w:rPr>
-                <w:rFonts w:ascii="BRH Devanagari Extra" w:hAnsi="BRH Devanagari Extra" w:cs="BRH Devanagari Extra"/>
-                <w:sz w:val="32"/>
-                <w:szCs w:val="40"/>
+                <w:lang w:val="it-IT"/>
+              </w:rPr>
+              <w:t>–</w:t>
+            </w:r>
+            <w:r>
+              <w:rPr>
+                <w:rFonts w:ascii="BRH Devanagari Extra" w:hAnsi="BRH Devanagari Extra" w:cs="BRH Devanagari Extra"/>
+                <w:sz w:val="32"/>
+                <w:szCs w:val="40"/>
+                <w:lang w:val="it-IT"/>
               </w:rPr>
               <w:t>ÎeÉ</w:t>
             </w:r>
@@ -28004,6 +29938,7 @@
                 <w:rFonts w:ascii="BRH Malayalam Extra" w:hAnsi="BRH Malayalam Extra" w:cs="BRH Devanagari Extra"/>
                 <w:szCs w:val="40"/>
                 <w:highlight w:val="yellow"/>
+                <w:lang w:val="it-IT"/>
               </w:rPr>
               <w:t>–</w:t>
             </w:r>
@@ -28013,6 +29948,7 @@
                 <w:sz w:val="32"/>
                 <w:szCs w:val="40"/>
                 <w:highlight w:val="yellow"/>
+                <w:lang w:val="it-IT"/>
               </w:rPr>
               <w:t>iÉÉå</w:t>
             </w:r>
@@ -28021,6 +29957,7 @@
                 <w:rFonts w:ascii="BRH Devanagari Extra" w:hAnsi="BRH Devanagari Extra" w:cs="BRH Devanagari Extra"/>
                 <w:sz w:val="32"/>
                 <w:szCs w:val="40"/>
+                <w:lang w:val="it-IT"/>
               </w:rPr>
               <w:t xml:space="preserve"> uÉÉeÉ</w:t>
             </w:r>
@@ -28028,14 +29965,16 @@
               <w:rPr>
                 <w:rFonts w:ascii="BRH Malayalam Extra" w:hAnsi="BRH Malayalam Extra" w:cs="BRH Devanagari Extra"/>
                 <w:szCs w:val="40"/>
-              </w:rPr>
-              <w:t>–</w:t>
-            </w:r>
-            <w:r>
-              <w:rPr>
-                <w:rFonts w:ascii="BRH Devanagari Extra" w:hAnsi="BRH Devanagari Extra" w:cs="BRH Devanagari Extra"/>
-                <w:sz w:val="32"/>
-                <w:szCs w:val="40"/>
+                <w:lang w:val="it-IT"/>
+              </w:rPr>
+              <w:t>–</w:t>
+            </w:r>
+            <w:r>
+              <w:rPr>
+                <w:rFonts w:ascii="BRH Devanagari Extra" w:hAnsi="BRH Devanagari Extra" w:cs="BRH Devanagari Extra"/>
+                <w:sz w:val="32"/>
+                <w:szCs w:val="40"/>
+                <w:lang w:val="it-IT"/>
               </w:rPr>
               <w:t>Ç ÆuÉÉeÉþÇ ÆuÉÉeÉ</w:t>
             </w:r>
@@ -28045,6 +29984,7 @@
                 <w:sz w:val="32"/>
                 <w:szCs w:val="40"/>
                 <w:highlight w:val="yellow"/>
+                <w:lang w:val="it-IT"/>
               </w:rPr>
               <w:t>ÎeÉ</w:t>
             </w:r>
@@ -28052,14 +29992,16 @@
               <w:rPr>
                 <w:rFonts w:ascii="BRH Malayalam Extra" w:hAnsi="BRH Malayalam Extra" w:cs="BRH Devanagari Extra"/>
                 <w:szCs w:val="40"/>
-              </w:rPr>
-              <w:t>–</w:t>
-            </w:r>
-            <w:r>
-              <w:rPr>
-                <w:rFonts w:ascii="BRH Devanagari Extra" w:hAnsi="BRH Devanagari Extra" w:cs="BRH Devanagari Extra"/>
-                <w:sz w:val="32"/>
-                <w:szCs w:val="40"/>
+                <w:lang w:val="it-IT"/>
+              </w:rPr>
+              <w:t>–</w:t>
+            </w:r>
+            <w:r>
+              <w:rPr>
+                <w:rFonts w:ascii="BRH Devanagari Extra" w:hAnsi="BRH Devanagari Extra" w:cs="BRH Devanagari Extra"/>
+                <w:sz w:val="32"/>
+                <w:szCs w:val="40"/>
+                <w:lang w:val="it-IT"/>
               </w:rPr>
               <w:t xml:space="preserve">iÉÉå </w:t>
             </w:r>
@@ -28069,6 +30011,7 @@
                 <w:sz w:val="32"/>
                 <w:szCs w:val="40"/>
                 <w:highlight w:val="yellow"/>
+                <w:lang w:val="it-IT"/>
               </w:rPr>
               <w:t>uÉÉ</w:t>
             </w:r>
@@ -28077,6 +30020,7 @@
                 <w:rFonts w:ascii="BRH Devanagari Extra" w:hAnsi="BRH Devanagari Extra" w:cs="BRH Devanagari Extra"/>
                 <w:sz w:val="32"/>
                 <w:szCs w:val="40"/>
+                <w:lang w:val="it-IT"/>
               </w:rPr>
               <w:t>þeÉ</w:t>
             </w:r>
@@ -28086,6 +30030,7 @@
                 <w:sz w:val="32"/>
                 <w:szCs w:val="40"/>
                 <w:highlight w:val="yellow"/>
+                <w:lang w:val="it-IT"/>
               </w:rPr>
               <w:t>ÎeÉ</w:t>
             </w:r>
@@ -28094,6 +30039,7 @@
                 <w:rFonts w:ascii="BRH Malayalam Extra" w:hAnsi="BRH Malayalam Extra" w:cs="BRH Devanagari Extra"/>
                 <w:szCs w:val="40"/>
                 <w:highlight w:val="yellow"/>
+                <w:lang w:val="it-IT"/>
               </w:rPr>
               <w:t>–</w:t>
             </w:r>
@@ -28103,6 +30049,7 @@
                 <w:sz w:val="32"/>
                 <w:szCs w:val="40"/>
                 <w:highlight w:val="yellow"/>
+                <w:lang w:val="it-IT"/>
               </w:rPr>
               <w:t>iÉÉ</w:t>
             </w:r>
@@ -28111,6 +30058,7 @@
                 <w:rFonts w:ascii="BRH Devanagari Extra" w:hAnsi="BRH Devanagari Extra" w:cs="BRH Devanagari Extra"/>
                 <w:sz w:val="32"/>
                 <w:szCs w:val="40"/>
+                <w:lang w:val="it-IT"/>
               </w:rPr>
               <w:t xml:space="preserve">å uÉÉeÉ(aqÉçþ) </w:t>
             </w:r>
@@ -28126,6 +30074,7 @@
                 <w:rFonts w:ascii="BRH Devanagari Extra" w:hAnsi="BRH Devanagari Extra" w:cs="BRH Devanagari Extra"/>
                 <w:sz w:val="32"/>
                 <w:szCs w:val="40"/>
+                <w:lang w:val="it-IT"/>
               </w:rPr>
             </w:pPr>
             <w:r>
@@ -28133,6 +30082,7 @@
                 <w:rFonts w:ascii="BRH Devanagari Extra" w:hAnsi="BRH Devanagari Extra" w:cs="BRH Devanagari Extra"/>
                 <w:sz w:val="32"/>
                 <w:szCs w:val="40"/>
+                <w:lang w:val="it-IT"/>
               </w:rPr>
               <w:t>xÉxÉ×</w:t>
             </w:r>
@@ -28140,14 +30090,16 @@
               <w:rPr>
                 <w:rFonts w:ascii="BRH Malayalam Extra" w:hAnsi="BRH Malayalam Extra" w:cs="BRH Devanagari Extra"/>
                 <w:szCs w:val="40"/>
-              </w:rPr>
-              <w:t>–</w:t>
-            </w:r>
-            <w:r>
-              <w:rPr>
-                <w:rFonts w:ascii="BRH Devanagari Extra" w:hAnsi="BRH Devanagari Extra" w:cs="BRH Devanagari Extra"/>
-                <w:sz w:val="32"/>
-                <w:szCs w:val="40"/>
+                <w:lang w:val="it-IT"/>
+              </w:rPr>
+              <w:t>–</w:t>
+            </w:r>
+            <w:r>
+              <w:rPr>
+                <w:rFonts w:ascii="BRH Devanagari Extra" w:hAnsi="BRH Devanagari Extra" w:cs="BRH Devanagari Extra"/>
+                <w:sz w:val="32"/>
+                <w:szCs w:val="40"/>
+                <w:lang w:val="it-IT"/>
               </w:rPr>
               <w:t>uÉÉ(aqÉç)xÉþÈ xÉxÉ×</w:t>
             </w:r>
@@ -28155,14 +30107,16 @@
               <w:rPr>
                 <w:rFonts w:ascii="BRH Malayalam Extra" w:hAnsi="BRH Malayalam Extra" w:cs="BRH Devanagari Extra"/>
                 <w:szCs w:val="40"/>
-              </w:rPr>
-              <w:t>–</w:t>
-            </w:r>
-            <w:r>
-              <w:rPr>
-                <w:rFonts w:ascii="BRH Devanagari Extra" w:hAnsi="BRH Devanagari Extra" w:cs="BRH Devanagari Extra"/>
-                <w:sz w:val="32"/>
-                <w:szCs w:val="40"/>
+                <w:lang w:val="it-IT"/>
+              </w:rPr>
+              <w:t>–</w:t>
+            </w:r>
+            <w:r>
+              <w:rPr>
+                <w:rFonts w:ascii="BRH Devanagari Extra" w:hAnsi="BRH Devanagari Extra" w:cs="BRH Devanagari Extra"/>
+                <w:sz w:val="32"/>
+                <w:szCs w:val="40"/>
+                <w:lang w:val="it-IT"/>
               </w:rPr>
               <w:t>uÉÉ(aqÉç)xÉÉå</w:t>
             </w:r>
@@ -28170,6 +30124,7 @@
               <w:rPr>
                 <w:rFonts w:ascii="BRH Malayalam Extra" w:hAnsi="BRH Malayalam Extra" w:cs="BRH Devanagari Extra"/>
                 <w:szCs w:val="40"/>
+                <w:lang w:val="it-IT"/>
               </w:rPr>
               <w:t xml:space="preserve">– </w:t>
             </w:r>
@@ -28178,6 +30133,7 @@
                 <w:rFonts w:ascii="BRH Devanagari Extra" w:hAnsi="BRH Devanagari Extra" w:cs="BRH Devanagari Extra"/>
                 <w:sz w:val="32"/>
                 <w:szCs w:val="40"/>
+                <w:lang w:val="it-IT"/>
               </w:rPr>
               <w:t>uÉÉeÉþÇ ÆuÉÉe</w:t>
             </w:r>
@@ -28187,6 +30143,7 @@
                 <w:sz w:val="32"/>
                 <w:szCs w:val="40"/>
                 <w:highlight w:val="yellow"/>
+                <w:lang w:val="it-IT"/>
               </w:rPr>
               <w:t>ÉÎeÉ</w:t>
             </w:r>
@@ -28194,14 +30151,16 @@
               <w:rPr>
                 <w:rFonts w:ascii="BRH Malayalam Extra" w:hAnsi="BRH Malayalam Extra" w:cs="BRH Devanagari Extra"/>
                 <w:szCs w:val="40"/>
-              </w:rPr>
-              <w:t>–</w:t>
-            </w:r>
-            <w:r>
-              <w:rPr>
-                <w:rFonts w:ascii="BRH Devanagari Extra" w:hAnsi="BRH Devanagari Extra" w:cs="BRH Devanagari Extra"/>
-                <w:sz w:val="32"/>
-                <w:szCs w:val="40"/>
+                <w:lang w:val="it-IT"/>
+              </w:rPr>
+              <w:t>–</w:t>
+            </w:r>
+            <w:r>
+              <w:rPr>
+                <w:rFonts w:ascii="BRH Devanagari Extra" w:hAnsi="BRH Devanagari Extra" w:cs="BRH Devanagari Extra"/>
+                <w:sz w:val="32"/>
+                <w:szCs w:val="40"/>
+                <w:lang w:val="it-IT"/>
               </w:rPr>
               <w:t xml:space="preserve">iÉÉå </w:t>
             </w:r>
@@ -28211,6 +30170,7 @@
                 <w:sz w:val="32"/>
                 <w:szCs w:val="40"/>
                 <w:highlight w:val="yellow"/>
+                <w:lang w:val="it-IT"/>
               </w:rPr>
               <w:t>uÉÉ</w:t>
             </w:r>
@@ -28219,6 +30179,7 @@
                 <w:rFonts w:ascii="BRH Devanagari Extra" w:hAnsi="BRH Devanagari Extra" w:cs="BRH Devanagari Extra"/>
                 <w:sz w:val="32"/>
                 <w:szCs w:val="40"/>
+                <w:lang w:val="it-IT"/>
               </w:rPr>
               <w:t>þeÉ</w:t>
             </w:r>
@@ -28228,6 +30189,7 @@
                 <w:sz w:val="32"/>
                 <w:szCs w:val="40"/>
                 <w:highlight w:val="yellow"/>
+                <w:lang w:val="it-IT"/>
               </w:rPr>
               <w:t>ÎeÉ</w:t>
             </w:r>
@@ -28236,6 +30198,7 @@
                 <w:rFonts w:ascii="BRH Malayalam Extra" w:hAnsi="BRH Malayalam Extra" w:cs="BRH Devanagari Extra"/>
                 <w:szCs w:val="40"/>
                 <w:highlight w:val="yellow"/>
+                <w:lang w:val="it-IT"/>
               </w:rPr>
               <w:t>–</w:t>
             </w:r>
@@ -28245,6 +30208,7 @@
                 <w:sz w:val="32"/>
                 <w:szCs w:val="40"/>
                 <w:highlight w:val="yellow"/>
+                <w:lang w:val="it-IT"/>
               </w:rPr>
               <w:t>iÉÉå</w:t>
             </w:r>
@@ -28253,6 +30217,7 @@
                 <w:rFonts w:ascii="BRH Devanagari Extra" w:hAnsi="BRH Devanagari Extra" w:cs="BRH Devanagari Extra"/>
                 <w:sz w:val="32"/>
                 <w:szCs w:val="40"/>
+                <w:lang w:val="it-IT"/>
               </w:rPr>
               <w:t xml:space="preserve"> uÉÉeÉ(aqÉçþ) xÉxÉ×</w:t>
             </w:r>
@@ -28260,14 +30225,16 @@
               <w:rPr>
                 <w:rFonts w:ascii="BRH Malayalam Extra" w:hAnsi="BRH Malayalam Extra" w:cs="BRH Devanagari Extra"/>
                 <w:szCs w:val="40"/>
-              </w:rPr>
-              <w:t>–</w:t>
-            </w:r>
-            <w:r>
-              <w:rPr>
-                <w:rFonts w:ascii="BRH Devanagari Extra" w:hAnsi="BRH Devanagari Extra" w:cs="BRH Devanagari Extra"/>
-                <w:sz w:val="32"/>
-                <w:szCs w:val="40"/>
+                <w:lang w:val="it-IT"/>
+              </w:rPr>
+              <w:t>–</w:t>
+            </w:r>
+            <w:r>
+              <w:rPr>
+                <w:rFonts w:ascii="BRH Devanagari Extra" w:hAnsi="BRH Devanagari Extra" w:cs="BRH Devanagari Extra"/>
+                <w:sz w:val="32"/>
+                <w:szCs w:val="40"/>
+                <w:lang w:val="it-IT"/>
               </w:rPr>
               <w:t xml:space="preserve">uÉÉ(aqÉç)xÉþÈ | </w:t>
             </w:r>
@@ -28283,12 +30250,14 @@
                 <w:rFonts w:ascii="BRH Devanagari Extra" w:hAnsi="BRH Devanagari Extra" w:cs="BRH Devanagari Extra"/>
                 <w:sz w:val="32"/>
                 <w:szCs w:val="40"/>
+                <w:lang w:val="it-IT"/>
               </w:rPr>
             </w:pPr>
             <w:r>
               <w:rPr>
                 <w:rFonts w:cs="BRH Devanagari Extra"/>
                 <w:szCs w:val="40"/>
+                <w:lang w:val="it-IT"/>
               </w:rPr>
               <w:t>22</w:t>
             </w:r>
@@ -28297,6 +30266,7 @@
                 <w:rFonts w:ascii="BRH Devanagari Extra" w:hAnsi="BRH Devanagari Extra" w:cs="BRH Devanagari Extra"/>
                 <w:sz w:val="32"/>
                 <w:szCs w:val="40"/>
+                <w:lang w:val="it-IT"/>
               </w:rPr>
               <w:t>)</w:t>
             </w:r>
@@ -28305,6 +30275,7 @@
                 <w:rFonts w:ascii="BRH Devanagari Extra" w:hAnsi="BRH Devanagari Extra" w:cs="BRH Devanagari Extra"/>
                 <w:sz w:val="32"/>
                 <w:szCs w:val="40"/>
+                <w:lang w:val="it-IT"/>
               </w:rPr>
               <w:tab/>
             </w:r>
@@ -28312,6 +30283,7 @@
               <w:rPr>
                 <w:rFonts w:cs="BRH Devanagari Extra"/>
                 <w:szCs w:val="40"/>
+                <w:lang w:val="it-IT"/>
               </w:rPr>
               <w:t>1</w:t>
             </w:r>
@@ -28320,6 +30292,7 @@
                 <w:rFonts w:ascii="BRH Devanagari Extra" w:hAnsi="BRH Devanagari Extra" w:cs="BRH Devanagari Extra"/>
                 <w:sz w:val="32"/>
                 <w:szCs w:val="40"/>
+                <w:lang w:val="it-IT"/>
               </w:rPr>
               <w:t>.</w:t>
             </w:r>
@@ -28327,6 +30300,7 @@
               <w:rPr>
                 <w:rFonts w:cs="BRH Devanagari Extra"/>
                 <w:szCs w:val="40"/>
+                <w:lang w:val="it-IT"/>
               </w:rPr>
               <w:t>7</w:t>
             </w:r>
@@ -28335,6 +30309,7 @@
                 <w:rFonts w:ascii="BRH Devanagari Extra" w:hAnsi="BRH Devanagari Extra" w:cs="BRH Devanagari Extra"/>
                 <w:sz w:val="32"/>
                 <w:szCs w:val="40"/>
+                <w:lang w:val="it-IT"/>
               </w:rPr>
               <w:t>.</w:t>
             </w:r>
@@ -28342,6 +30317,7 @@
               <w:rPr>
                 <w:rFonts w:cs="BRH Devanagari Extra"/>
                 <w:szCs w:val="40"/>
+                <w:lang w:val="it-IT"/>
               </w:rPr>
               <w:t>8</w:t>
             </w:r>
@@ -28350,6 +30326,7 @@
                 <w:rFonts w:ascii="BRH Devanagari Extra" w:hAnsi="BRH Devanagari Extra" w:cs="BRH Devanagari Extra"/>
                 <w:sz w:val="32"/>
                 <w:szCs w:val="40"/>
+                <w:lang w:val="it-IT"/>
               </w:rPr>
               <w:t>.</w:t>
             </w:r>
@@ -28357,6 +30334,7 @@
               <w:rPr>
                 <w:rFonts w:cs="BRH Devanagari Extra"/>
                 <w:szCs w:val="40"/>
+                <w:lang w:val="it-IT"/>
               </w:rPr>
               <w:t>4</w:t>
             </w:r>
@@ -28365,6 +30343,7 @@
                 <w:rFonts w:ascii="BRH Devanagari Extra" w:hAnsi="BRH Devanagari Extra" w:cs="BRH Devanagari Extra"/>
                 <w:sz w:val="32"/>
                 <w:szCs w:val="40"/>
+                <w:lang w:val="it-IT"/>
               </w:rPr>
               <w:t>(</w:t>
             </w:r>
@@ -28372,6 +30351,7 @@
               <w:rPr>
                 <w:rFonts w:cs="BRH Devanagari Extra"/>
                 <w:szCs w:val="40"/>
+                <w:lang w:val="it-IT"/>
               </w:rPr>
               <w:t>19</w:t>
             </w:r>
@@ -28380,6 +30360,7 @@
                 <w:rFonts w:ascii="BRH Devanagari Extra" w:hAnsi="BRH Devanagari Extra" w:cs="BRH Devanagari Extra"/>
                 <w:sz w:val="32"/>
                 <w:szCs w:val="40"/>
+                <w:lang w:val="it-IT"/>
               </w:rPr>
               <w:t>)-  uÉÉ</w:t>
             </w:r>
@@ -28387,14 +30368,16 @@
               <w:rPr>
                 <w:rFonts w:ascii="BRH Malayalam Extra" w:hAnsi="BRH Malayalam Extra" w:cs="BRH Devanagari Extra"/>
                 <w:szCs w:val="40"/>
-              </w:rPr>
-              <w:t>–</w:t>
-            </w:r>
-            <w:r>
-              <w:rPr>
-                <w:rFonts w:ascii="BRH Devanagari Extra" w:hAnsi="BRH Devanagari Extra" w:cs="BRH Devanagari Extra"/>
-                <w:sz w:val="32"/>
-                <w:szCs w:val="40"/>
+                <w:lang w:val="it-IT"/>
+              </w:rPr>
+              <w:t>–</w:t>
+            </w:r>
+            <w:r>
+              <w:rPr>
+                <w:rFonts w:ascii="BRH Devanagari Extra" w:hAnsi="BRH Devanagari Extra" w:cs="BRH Devanagari Extra"/>
+                <w:sz w:val="32"/>
+                <w:szCs w:val="40"/>
+                <w:lang w:val="it-IT"/>
               </w:rPr>
               <w:t>eÉ</w:t>
             </w:r>
@@ -28402,14 +30385,16 @@
               <w:rPr>
                 <w:rFonts w:ascii="BRH Malayalam Extra" w:hAnsi="BRH Malayalam Extra" w:cs="BRH Devanagari Extra"/>
                 <w:szCs w:val="40"/>
-              </w:rPr>
-              <w:t>–</w:t>
-            </w:r>
-            <w:r>
-              <w:rPr>
-                <w:rFonts w:ascii="BRH Devanagari Extra" w:hAnsi="BRH Devanagari Extra" w:cs="BRH Devanagari Extra"/>
-                <w:sz w:val="32"/>
-                <w:szCs w:val="40"/>
+                <w:lang w:val="it-IT"/>
+              </w:rPr>
+              <w:t>–</w:t>
+            </w:r>
+            <w:r>
+              <w:rPr>
+                <w:rFonts w:ascii="BRH Devanagari Extra" w:hAnsi="BRH Devanagari Extra" w:cs="BRH Devanagari Extra"/>
+                <w:sz w:val="32"/>
+                <w:szCs w:val="40"/>
+                <w:lang w:val="it-IT"/>
               </w:rPr>
               <w:t>ÎeÉ</w:t>
             </w:r>
@@ -28418,6 +30403,7 @@
                 <w:rFonts w:ascii="BRH Malayalam Extra" w:hAnsi="BRH Malayalam Extra" w:cs="BRH Devanagari Extra"/>
                 <w:szCs w:val="40"/>
                 <w:highlight w:val="yellow"/>
+                <w:lang w:val="it-IT"/>
               </w:rPr>
               <w:t>–</w:t>
             </w:r>
@@ -28427,6 +30413,7 @@
                 <w:sz w:val="32"/>
                 <w:szCs w:val="40"/>
                 <w:highlight w:val="yellow"/>
+                <w:lang w:val="it-IT"/>
               </w:rPr>
               <w:t>iÉÈ</w:t>
             </w:r>
@@ -28435,6 +30422,7 @@
                 <w:rFonts w:ascii="BRH Devanagari Extra" w:hAnsi="BRH Devanagari Extra" w:cs="BRH Devanagari Extra"/>
                 <w:sz w:val="32"/>
                 <w:szCs w:val="40"/>
+                <w:lang w:val="it-IT"/>
               </w:rPr>
               <w:t xml:space="preserve"> |</w:t>
             </w:r>
@@ -28450,6 +30438,7 @@
                 <w:rFonts w:ascii="BRH Devanagari Extra" w:hAnsi="BRH Devanagari Extra" w:cs="BRH Devanagari Extra"/>
                 <w:sz w:val="32"/>
                 <w:szCs w:val="40"/>
+                <w:lang w:val="it-IT"/>
               </w:rPr>
             </w:pPr>
             <w:r>
@@ -28457,22 +30446,24 @@
                 <w:rFonts w:ascii="BRH Devanagari Extra" w:hAnsi="BRH Devanagari Extra" w:cs="BRH Devanagari Extra"/>
                 <w:sz w:val="32"/>
                 <w:szCs w:val="40"/>
-              </w:rPr>
-              <w:lastRenderedPageBreak/>
+                <w:lang w:val="it-IT"/>
+              </w:rPr>
               <w:t>uÉÉ</w:t>
             </w:r>
             <w:r>
               <w:rPr>
                 <w:rFonts w:ascii="BRH Malayalam Extra" w:hAnsi="BRH Malayalam Extra" w:cs="BRH Devanagari Extra"/>
                 <w:szCs w:val="40"/>
-              </w:rPr>
-              <w:t>–</w:t>
-            </w:r>
-            <w:r>
-              <w:rPr>
-                <w:rFonts w:ascii="BRH Devanagari Extra" w:hAnsi="BRH Devanagari Extra" w:cs="BRH Devanagari Extra"/>
-                <w:sz w:val="32"/>
-                <w:szCs w:val="40"/>
+                <w:lang w:val="it-IT"/>
+              </w:rPr>
+              <w:t>–</w:t>
+            </w:r>
+            <w:r>
+              <w:rPr>
+                <w:rFonts w:ascii="BRH Devanagari Extra" w:hAnsi="BRH Devanagari Extra" w:cs="BRH Devanagari Extra"/>
+                <w:sz w:val="32"/>
+                <w:szCs w:val="40"/>
+                <w:lang w:val="it-IT"/>
               </w:rPr>
               <w:t>eÉ</w:t>
             </w:r>
@@ -28480,14 +30471,16 @@
               <w:rPr>
                 <w:rFonts w:ascii="BRH Malayalam Extra" w:hAnsi="BRH Malayalam Extra" w:cs="BRH Devanagari Extra"/>
                 <w:szCs w:val="40"/>
-              </w:rPr>
-              <w:t>–</w:t>
-            </w:r>
-            <w:r>
-              <w:rPr>
-                <w:rFonts w:ascii="BRH Devanagari Extra" w:hAnsi="BRH Devanagari Extra" w:cs="BRH Devanagari Extra"/>
-                <w:sz w:val="32"/>
-                <w:szCs w:val="40"/>
+                <w:lang w:val="it-IT"/>
+              </w:rPr>
+              <w:t>–</w:t>
+            </w:r>
+            <w:r>
+              <w:rPr>
+                <w:rFonts w:ascii="BRH Devanagari Extra" w:hAnsi="BRH Devanagari Extra" w:cs="BRH Devanagari Extra"/>
+                <w:sz w:val="32"/>
+                <w:szCs w:val="40"/>
+                <w:lang w:val="it-IT"/>
               </w:rPr>
               <w:t>ÎeÉ</w:t>
             </w:r>
@@ -28495,14 +30488,16 @@
               <w:rPr>
                 <w:rFonts w:ascii="BRH Malayalam Extra" w:hAnsi="BRH Malayalam Extra" w:cs="BRH Devanagari Extra"/>
                 <w:szCs w:val="40"/>
-              </w:rPr>
-              <w:t>–</w:t>
-            </w:r>
-            <w:r>
-              <w:rPr>
-                <w:rFonts w:ascii="BRH Devanagari Extra" w:hAnsi="BRH Devanagari Extra" w:cs="BRH Devanagari Extra"/>
-                <w:sz w:val="32"/>
-                <w:szCs w:val="40"/>
+                <w:lang w:val="it-IT"/>
+              </w:rPr>
+              <w:t>–</w:t>
+            </w:r>
+            <w:r>
+              <w:rPr>
+                <w:rFonts w:ascii="BRH Devanagari Extra" w:hAnsi="BRH Devanagari Extra" w:cs="BRH Devanagari Extra"/>
+                <w:sz w:val="32"/>
+                <w:szCs w:val="40"/>
+                <w:lang w:val="it-IT"/>
               </w:rPr>
               <w:t>iÉ</w:t>
             </w:r>
@@ -28510,14 +30505,16 @@
               <w:rPr>
                 <w:rFonts w:ascii="BRH Malayalam Extra" w:hAnsi="BRH Malayalam Extra" w:cs="BRH Devanagari Extra"/>
                 <w:szCs w:val="40"/>
-              </w:rPr>
-              <w:t>–</w:t>
-            </w:r>
-            <w:r>
-              <w:rPr>
-                <w:rFonts w:ascii="BRH Devanagari Extra" w:hAnsi="BRH Devanagari Extra" w:cs="BRH Devanagari Extra"/>
-                <w:sz w:val="32"/>
-                <w:szCs w:val="40"/>
+                <w:lang w:val="it-IT"/>
+              </w:rPr>
+              <w:t>–</w:t>
+            </w:r>
+            <w:r>
+              <w:rPr>
+                <w:rFonts w:ascii="BRH Devanagari Extra" w:hAnsi="BRH Devanagari Extra" w:cs="BRH Devanagari Extra"/>
+                <w:sz w:val="32"/>
+                <w:szCs w:val="40"/>
+                <w:lang w:val="it-IT"/>
               </w:rPr>
               <w:t xml:space="preserve"> CÌiÉþ uÉÉeÉ - ÎeÉ</w:t>
             </w:r>
@@ -28525,14 +30522,16 @@
               <w:rPr>
                 <w:rFonts w:ascii="BRH Malayalam Extra" w:hAnsi="BRH Malayalam Extra" w:cs="BRH Devanagari Extra"/>
                 <w:szCs w:val="40"/>
-              </w:rPr>
-              <w:t>–</w:t>
-            </w:r>
-            <w:r>
-              <w:rPr>
-                <w:rFonts w:ascii="BRH Devanagari Extra" w:hAnsi="BRH Devanagari Extra" w:cs="BRH Devanagari Extra"/>
-                <w:sz w:val="32"/>
-                <w:szCs w:val="40"/>
+                <w:lang w:val="it-IT"/>
+              </w:rPr>
+              <w:t>–</w:t>
+            </w:r>
+            <w:r>
+              <w:rPr>
+                <w:rFonts w:ascii="BRH Devanagari Extra" w:hAnsi="BRH Devanagari Extra" w:cs="BRH Devanagari Extra"/>
+                <w:sz w:val="32"/>
+                <w:szCs w:val="40"/>
+                <w:lang w:val="it-IT"/>
               </w:rPr>
               <w:t>iÉ</w:t>
             </w:r>
@@ -28540,14 +30539,16 @@
               <w:rPr>
                 <w:rFonts w:ascii="BRH Malayalam Extra" w:hAnsi="BRH Malayalam Extra" w:cs="BRH Devanagari Extra"/>
                 <w:szCs w:val="40"/>
-              </w:rPr>
-              <w:t>–</w:t>
-            </w:r>
-            <w:r>
-              <w:rPr>
-                <w:rFonts w:ascii="BRH Devanagari Extra" w:hAnsi="BRH Devanagari Extra" w:cs="BRH Devanagari Extra"/>
-                <w:sz w:val="32"/>
-                <w:szCs w:val="40"/>
+                <w:lang w:val="it-IT"/>
+              </w:rPr>
+              <w:t>–</w:t>
+            </w:r>
+            <w:r>
+              <w:rPr>
+                <w:rFonts w:ascii="BRH Devanagari Extra" w:hAnsi="BRH Devanagari Extra" w:cs="BRH Devanagari Extra"/>
+                <w:sz w:val="32"/>
+                <w:szCs w:val="40"/>
+                <w:lang w:val="it-IT"/>
               </w:rPr>
               <w:t xml:space="preserve">È | </w:t>
             </w:r>
@@ -28561,6 +30562,7 @@
                 <w:bCs/>
                 <w:sz w:val="28"/>
                 <w:szCs w:val="28"/>
+                <w:lang w:val="it-IT"/>
               </w:rPr>
             </w:pPr>
           </w:p>
@@ -28580,14 +30582,15 @@
                 <w:rFonts w:ascii="BRH Devanagari Extra" w:hAnsi="BRH Devanagari Extra" w:cs="BRH Devanagari Extra"/>
                 <w:sz w:val="32"/>
                 <w:szCs w:val="40"/>
+                <w:lang w:val="it-IT"/>
               </w:rPr>
             </w:pPr>
             <w:r>
               <w:rPr>
                 <w:rFonts w:cs="BRH Devanagari Extra"/>
                 <w:szCs w:val="40"/>
-              </w:rPr>
-              <w:lastRenderedPageBreak/>
+                <w:lang w:val="it-IT"/>
+              </w:rPr>
               <w:t>19</w:t>
             </w:r>
             <w:r>
@@ -28595,6 +30598,7 @@
                 <w:rFonts w:ascii="BRH Devanagari Extra" w:hAnsi="BRH Devanagari Extra" w:cs="BRH Devanagari Extra"/>
                 <w:sz w:val="32"/>
                 <w:szCs w:val="40"/>
+                <w:lang w:val="it-IT"/>
               </w:rPr>
               <w:t>)</w:t>
             </w:r>
@@ -28603,6 +30607,7 @@
                 <w:rFonts w:ascii="BRH Devanagari Extra" w:hAnsi="BRH Devanagari Extra" w:cs="BRH Devanagari Extra"/>
                 <w:sz w:val="32"/>
                 <w:szCs w:val="40"/>
+                <w:lang w:val="it-IT"/>
               </w:rPr>
               <w:tab/>
             </w:r>
@@ -28610,6 +30615,7 @@
               <w:rPr>
                 <w:rFonts w:cs="BRH Devanagari Extra"/>
                 <w:szCs w:val="40"/>
+                <w:lang w:val="it-IT"/>
               </w:rPr>
               <w:t>1</w:t>
             </w:r>
@@ -28618,6 +30624,7 @@
                 <w:rFonts w:ascii="BRH Devanagari Extra" w:hAnsi="BRH Devanagari Extra" w:cs="BRH Devanagari Extra"/>
                 <w:sz w:val="32"/>
                 <w:szCs w:val="40"/>
+                <w:lang w:val="it-IT"/>
               </w:rPr>
               <w:t>.</w:t>
             </w:r>
@@ -28625,6 +30632,7 @@
               <w:rPr>
                 <w:rFonts w:cs="BRH Devanagari Extra"/>
                 <w:szCs w:val="40"/>
+                <w:lang w:val="it-IT"/>
               </w:rPr>
               <w:t>7</w:t>
             </w:r>
@@ -28633,6 +30641,7 @@
                 <w:rFonts w:ascii="BRH Devanagari Extra" w:hAnsi="BRH Devanagari Extra" w:cs="BRH Devanagari Extra"/>
                 <w:sz w:val="32"/>
                 <w:szCs w:val="40"/>
+                <w:lang w:val="it-IT"/>
               </w:rPr>
               <w:t>.</w:t>
             </w:r>
@@ -28640,6 +30649,7 @@
               <w:rPr>
                 <w:rFonts w:cs="BRH Devanagari Extra"/>
                 <w:szCs w:val="40"/>
+                <w:lang w:val="it-IT"/>
               </w:rPr>
               <w:t>8</w:t>
             </w:r>
@@ -28648,6 +30658,7 @@
                 <w:rFonts w:ascii="BRH Devanagari Extra" w:hAnsi="BRH Devanagari Extra" w:cs="BRH Devanagari Extra"/>
                 <w:sz w:val="32"/>
                 <w:szCs w:val="40"/>
+                <w:lang w:val="it-IT"/>
               </w:rPr>
               <w:t>.</w:t>
             </w:r>
@@ -28655,6 +30666,7 @@
               <w:rPr>
                 <w:rFonts w:cs="BRH Devanagari Extra"/>
                 <w:szCs w:val="40"/>
+                <w:lang w:val="it-IT"/>
               </w:rPr>
               <w:t>4</w:t>
             </w:r>
@@ -28663,6 +30675,7 @@
                 <w:rFonts w:ascii="BRH Devanagari Extra" w:hAnsi="BRH Devanagari Extra" w:cs="BRH Devanagari Extra"/>
                 <w:sz w:val="32"/>
                 <w:szCs w:val="40"/>
+                <w:lang w:val="it-IT"/>
               </w:rPr>
               <w:t>(</w:t>
             </w:r>
@@ -28670,6 +30683,7 @@
               <w:rPr>
                 <w:rFonts w:cs="BRH Devanagari Extra"/>
                 <w:szCs w:val="40"/>
+                <w:lang w:val="it-IT"/>
               </w:rPr>
               <w:t>17</w:t>
             </w:r>
@@ -28678,6 +30692,7 @@
                 <w:rFonts w:ascii="BRH Devanagari Extra" w:hAnsi="BRH Devanagari Extra" w:cs="BRH Devanagari Extra"/>
                 <w:sz w:val="32"/>
                 <w:szCs w:val="40"/>
+                <w:lang w:val="it-IT"/>
               </w:rPr>
               <w:t>)-  ÎeÉ</w:t>
             </w:r>
@@ -28685,14 +30700,16 @@
               <w:rPr>
                 <w:rFonts w:ascii="BRH Malayalam Extra" w:hAnsi="BRH Malayalam Extra" w:cs="BRH Devanagari Extra"/>
                 <w:szCs w:val="40"/>
-              </w:rPr>
-              <w:t>–</w:t>
-            </w:r>
-            <w:r>
-              <w:rPr>
-                <w:rFonts w:ascii="BRH Devanagari Extra" w:hAnsi="BRH Devanagari Extra" w:cs="BRH Devanagari Extra"/>
-                <w:sz w:val="32"/>
-                <w:szCs w:val="40"/>
+                <w:lang w:val="it-IT"/>
+              </w:rPr>
+              <w:t>–</w:t>
+            </w:r>
+            <w:r>
+              <w:rPr>
+                <w:rFonts w:ascii="BRH Devanagari Extra" w:hAnsi="BRH Devanagari Extra" w:cs="BRH Devanagari Extra"/>
+                <w:sz w:val="32"/>
+                <w:szCs w:val="40"/>
+                <w:lang w:val="it-IT"/>
               </w:rPr>
               <w:t>bÉë</w:t>
             </w:r>
@@ -28700,14 +30717,16 @@
               <w:rPr>
                 <w:rFonts w:ascii="BRH Malayalam Extra" w:hAnsi="BRH Malayalam Extra" w:cs="BRH Devanagari Extra"/>
                 <w:szCs w:val="40"/>
-              </w:rPr>
-              <w:t>–</w:t>
-            </w:r>
-            <w:r>
-              <w:rPr>
-                <w:rFonts w:ascii="BRH Devanagari Extra" w:hAnsi="BRH Devanagari Extra" w:cs="BRH Devanagari Extra"/>
-                <w:sz w:val="32"/>
-                <w:szCs w:val="40"/>
+                <w:lang w:val="it-IT"/>
+              </w:rPr>
+              <w:t>–</w:t>
+            </w:r>
+            <w:r>
+              <w:rPr>
+                <w:rFonts w:ascii="BRH Devanagari Extra" w:hAnsi="BRH Devanagari Extra" w:cs="BRH Devanagari Extra"/>
+                <w:sz w:val="32"/>
+                <w:szCs w:val="40"/>
+                <w:lang w:val="it-IT"/>
               </w:rPr>
               <w:t>iÉ</w:t>
             </w:r>
@@ -28715,14 +30734,16 @@
               <w:rPr>
                 <w:rFonts w:ascii="BRH Malayalam Extra" w:hAnsi="BRH Malayalam Extra" w:cs="BRH Devanagari Extra"/>
                 <w:szCs w:val="40"/>
-              </w:rPr>
-              <w:t>–</w:t>
-            </w:r>
-            <w:r>
-              <w:rPr>
-                <w:rFonts w:ascii="BRH Devanagari Extra" w:hAnsi="BRH Devanagari Extra" w:cs="BRH Devanagari Extra"/>
-                <w:sz w:val="32"/>
-                <w:szCs w:val="40"/>
+                <w:lang w:val="it-IT"/>
+              </w:rPr>
+              <w:t>–</w:t>
+            </w:r>
+            <w:r>
+              <w:rPr>
+                <w:rFonts w:ascii="BRH Devanagari Extra" w:hAnsi="BRH Devanagari Extra" w:cs="BRH Devanagari Extra"/>
+                <w:sz w:val="32"/>
+                <w:szCs w:val="40"/>
+                <w:lang w:val="it-IT"/>
               </w:rPr>
               <w:t xml:space="preserve"> | uÉÉÎeÉþlÉÈ | uÉÉ</w:t>
             </w:r>
@@ -28730,14 +30751,16 @@
               <w:rPr>
                 <w:rFonts w:ascii="BRH Malayalam Extra" w:hAnsi="BRH Malayalam Extra" w:cs="BRH Devanagari Extra"/>
                 <w:szCs w:val="40"/>
-              </w:rPr>
-              <w:t>–</w:t>
-            </w:r>
-            <w:r>
-              <w:rPr>
-                <w:rFonts w:ascii="BRH Devanagari Extra" w:hAnsi="BRH Devanagari Extra" w:cs="BRH Devanagari Extra"/>
-                <w:sz w:val="32"/>
-                <w:szCs w:val="40"/>
+                <w:lang w:val="it-IT"/>
+              </w:rPr>
+              <w:t>–</w:t>
+            </w:r>
+            <w:r>
+              <w:rPr>
+                <w:rFonts w:ascii="BRH Devanagari Extra" w:hAnsi="BRH Devanagari Extra" w:cs="BRH Devanagari Extra"/>
+                <w:sz w:val="32"/>
+                <w:szCs w:val="40"/>
+                <w:lang w:val="it-IT"/>
               </w:rPr>
               <w:t>eÉ</w:t>
             </w:r>
@@ -28745,14 +30768,16 @@
               <w:rPr>
                 <w:rFonts w:ascii="BRH Malayalam Extra" w:hAnsi="BRH Malayalam Extra" w:cs="BRH Devanagari Extra"/>
                 <w:szCs w:val="40"/>
-              </w:rPr>
-              <w:t>–</w:t>
-            </w:r>
-            <w:r>
-              <w:rPr>
-                <w:rFonts w:ascii="BRH Devanagari Extra" w:hAnsi="BRH Devanagari Extra" w:cs="BRH Devanagari Extra"/>
-                <w:sz w:val="32"/>
-                <w:szCs w:val="40"/>
+                <w:lang w:val="it-IT"/>
+              </w:rPr>
+              <w:t>–</w:t>
+            </w:r>
+            <w:r>
+              <w:rPr>
+                <w:rFonts w:ascii="BRH Devanagari Extra" w:hAnsi="BRH Devanagari Extra" w:cs="BRH Devanagari Extra"/>
+                <w:sz w:val="32"/>
+                <w:szCs w:val="40"/>
+                <w:lang w:val="it-IT"/>
               </w:rPr>
               <w:t>ÎeÉ</w:t>
             </w:r>
@@ -28760,6 +30785,7 @@
               <w:rPr>
                 <w:rFonts w:ascii="BRH Malayalam Extra" w:hAnsi="BRH Malayalam Extra" w:cs="BRH Devanagari Extra"/>
                 <w:szCs w:val="40"/>
+                <w:lang w:val="it-IT"/>
               </w:rPr>
               <w:t>–</w:t>
             </w:r>
@@ -28769,6 +30795,7 @@
                 <w:sz w:val="32"/>
                 <w:szCs w:val="40"/>
                 <w:highlight w:val="green"/>
+                <w:lang w:val="it-IT"/>
               </w:rPr>
               <w:t>iÉ</w:t>
             </w:r>
@@ -28777,14 +30804,16 @@
                 <w:rFonts w:ascii="BRH Malayalam Extra" w:hAnsi="BRH Malayalam Extra" w:cs="BRH Devanagari Extra"/>
                 <w:szCs w:val="40"/>
                 <w:highlight w:val="green"/>
-              </w:rPr>
-              <w:t>–</w:t>
-            </w:r>
-            <w:r>
-              <w:rPr>
-                <w:rFonts w:ascii="BRH Devanagari Extra" w:hAnsi="BRH Devanagari Extra" w:cs="BRH Devanagari Extra"/>
-                <w:sz w:val="32"/>
-                <w:szCs w:val="40"/>
+                <w:lang w:val="it-IT"/>
+              </w:rPr>
+              <w:t>–</w:t>
+            </w:r>
+            <w:r>
+              <w:rPr>
+                <w:rFonts w:ascii="BRH Devanagari Extra" w:hAnsi="BRH Devanagari Extra" w:cs="BRH Devanagari Extra"/>
+                <w:sz w:val="32"/>
+                <w:szCs w:val="40"/>
+                <w:lang w:val="it-IT"/>
               </w:rPr>
               <w:t>È |</w:t>
             </w:r>
@@ -28800,6 +30829,7 @@
                 <w:rFonts w:ascii="BRH Devanagari Extra" w:hAnsi="BRH Devanagari Extra" w:cs="BRH Devanagari Extra"/>
                 <w:sz w:val="32"/>
                 <w:szCs w:val="40"/>
+                <w:lang w:val="it-IT"/>
               </w:rPr>
             </w:pPr>
             <w:r>
@@ -28807,6 +30837,7 @@
                 <w:rFonts w:ascii="BRH Devanagari Extra" w:hAnsi="BRH Devanagari Extra" w:cs="BRH Devanagari Extra"/>
                 <w:sz w:val="32"/>
                 <w:szCs w:val="40"/>
+                <w:lang w:val="it-IT"/>
               </w:rPr>
               <w:t>ÎeÉ</w:t>
             </w:r>
@@ -28814,14 +30845,16 @@
               <w:rPr>
                 <w:rFonts w:ascii="BRH Malayalam Extra" w:hAnsi="BRH Malayalam Extra" w:cs="BRH Devanagari Extra"/>
                 <w:szCs w:val="40"/>
-              </w:rPr>
-              <w:t>–</w:t>
-            </w:r>
-            <w:r>
-              <w:rPr>
-                <w:rFonts w:ascii="BRH Devanagari Extra" w:hAnsi="BRH Devanagari Extra" w:cs="BRH Devanagari Extra"/>
-                <w:sz w:val="32"/>
-                <w:szCs w:val="40"/>
+                <w:lang w:val="it-IT"/>
+              </w:rPr>
+              <w:t>–</w:t>
+            </w:r>
+            <w:r>
+              <w:rPr>
+                <w:rFonts w:ascii="BRH Devanagari Extra" w:hAnsi="BRH Devanagari Extra" w:cs="BRH Devanagari Extra"/>
+                <w:sz w:val="32"/>
+                <w:szCs w:val="40"/>
+                <w:lang w:val="it-IT"/>
               </w:rPr>
               <w:t>bÉë</w:t>
             </w:r>
@@ -28829,14 +30862,16 @@
               <w:rPr>
                 <w:rFonts w:ascii="BRH Malayalam Extra" w:hAnsi="BRH Malayalam Extra" w:cs="BRH Devanagari Extra"/>
                 <w:szCs w:val="40"/>
-              </w:rPr>
-              <w:t>–</w:t>
-            </w:r>
-            <w:r>
-              <w:rPr>
-                <w:rFonts w:ascii="BRH Devanagari Extra" w:hAnsi="BRH Devanagari Extra" w:cs="BRH Devanagari Extra"/>
-                <w:sz w:val="32"/>
-                <w:szCs w:val="40"/>
+                <w:lang w:val="it-IT"/>
+              </w:rPr>
+              <w:t>–</w:t>
+            </w:r>
+            <w:r>
+              <w:rPr>
+                <w:rFonts w:ascii="BRH Devanagari Extra" w:hAnsi="BRH Devanagari Extra" w:cs="BRH Devanagari Extra"/>
+                <w:sz w:val="32"/>
+                <w:szCs w:val="40"/>
+                <w:lang w:val="it-IT"/>
               </w:rPr>
               <w:t>iÉ</w:t>
             </w:r>
@@ -28844,14 +30879,16 @@
               <w:rPr>
                 <w:rFonts w:ascii="BRH Malayalam Extra" w:hAnsi="BRH Malayalam Extra" w:cs="BRH Devanagari Extra"/>
                 <w:szCs w:val="40"/>
-              </w:rPr>
-              <w:t>–</w:t>
-            </w:r>
-            <w:r>
-              <w:rPr>
-                <w:rFonts w:ascii="BRH Devanagari Extra" w:hAnsi="BRH Devanagari Extra" w:cs="BRH Devanagari Extra"/>
-                <w:sz w:val="32"/>
-                <w:szCs w:val="40"/>
+                <w:lang w:val="it-IT"/>
+              </w:rPr>
+              <w:t>–</w:t>
+            </w:r>
+            <w:r>
+              <w:rPr>
+                <w:rFonts w:ascii="BRH Devanagari Extra" w:hAnsi="BRH Devanagari Extra" w:cs="BRH Devanagari Extra"/>
+                <w:sz w:val="32"/>
+                <w:szCs w:val="40"/>
+                <w:lang w:val="it-IT"/>
               </w:rPr>
               <w:t xml:space="preserve"> uÉÉÎeÉþlÉÉå</w:t>
             </w:r>
@@ -28859,14 +30896,16 @@
               <w:rPr>
                 <w:rFonts w:ascii="BRH Malayalam Extra" w:hAnsi="BRH Malayalam Extra" w:cs="BRH Devanagari Extra"/>
                 <w:szCs w:val="40"/>
-              </w:rPr>
-              <w:t>–</w:t>
-            </w:r>
-            <w:r>
-              <w:rPr>
-                <w:rFonts w:ascii="BRH Devanagari Extra" w:hAnsi="BRH Devanagari Extra" w:cs="BRH Devanagari Extra"/>
-                <w:sz w:val="32"/>
-                <w:szCs w:val="40"/>
+                <w:lang w:val="it-IT"/>
+              </w:rPr>
+              <w:t>–</w:t>
+            </w:r>
+            <w:r>
+              <w:rPr>
+                <w:rFonts w:ascii="BRH Devanagari Extra" w:hAnsi="BRH Devanagari Extra" w:cs="BRH Devanagari Extra"/>
+                <w:sz w:val="32"/>
+                <w:szCs w:val="40"/>
+                <w:lang w:val="it-IT"/>
               </w:rPr>
               <w:t xml:space="preserve"> uÉÉÎeÉþlÉÉå ÎeÉbÉëiÉ ÎeÉbÉëiÉ</w:t>
             </w:r>
@@ -28874,14 +30913,16 @@
               <w:rPr>
                 <w:rFonts w:ascii="BRH Malayalam Extra" w:hAnsi="BRH Malayalam Extra" w:cs="BRH Devanagari Extra"/>
                 <w:szCs w:val="40"/>
-              </w:rPr>
-              <w:t>–</w:t>
-            </w:r>
-            <w:r>
-              <w:rPr>
-                <w:rFonts w:ascii="BRH Devanagari Extra" w:hAnsi="BRH Devanagari Extra" w:cs="BRH Devanagari Extra"/>
-                <w:sz w:val="32"/>
-                <w:szCs w:val="40"/>
+                <w:lang w:val="it-IT"/>
+              </w:rPr>
+              <w:t>–</w:t>
+            </w:r>
+            <w:r>
+              <w:rPr>
+                <w:rFonts w:ascii="BRH Devanagari Extra" w:hAnsi="BRH Devanagari Extra" w:cs="BRH Devanagari Extra"/>
+                <w:sz w:val="32"/>
+                <w:szCs w:val="40"/>
+                <w:lang w:val="it-IT"/>
               </w:rPr>
               <w:t xml:space="preserve"> uÉÉÎeÉþlÉÉå uÉÉeÉ</w:t>
             </w:r>
@@ -28891,6 +30932,7 @@
                 <w:sz w:val="32"/>
                 <w:szCs w:val="40"/>
                 <w:highlight w:val="green"/>
+                <w:lang w:val="it-IT"/>
               </w:rPr>
               <w:t>ÎeÉi</w:t>
             </w:r>
@@ -28899,6 +30941,7 @@
                 <w:rFonts w:ascii="BRH Devanagari Extra" w:hAnsi="BRH Devanagari Extra" w:cs="BRH Devanagari Extra"/>
                 <w:sz w:val="32"/>
                 <w:szCs w:val="40"/>
+                <w:lang w:val="it-IT"/>
               </w:rPr>
               <w:t xml:space="preserve">ÉÉå </w:t>
             </w:r>
@@ -28908,6 +30951,7 @@
                 <w:sz w:val="32"/>
                 <w:szCs w:val="40"/>
                 <w:highlight w:val="green"/>
+                <w:lang w:val="it-IT"/>
               </w:rPr>
               <w:t>uÉÉ</w:t>
             </w:r>
@@ -28916,6 +30960,7 @@
                 <w:rFonts w:ascii="BRH Devanagari Extra" w:hAnsi="BRH Devanagari Extra" w:cs="BRH Devanagari Extra"/>
                 <w:sz w:val="32"/>
                 <w:szCs w:val="40"/>
+                <w:lang w:val="it-IT"/>
               </w:rPr>
               <w:t>eÉ</w:t>
             </w:r>
@@ -28925,6 +30970,7 @@
                 <w:sz w:val="32"/>
                 <w:szCs w:val="40"/>
                 <w:highlight w:val="green"/>
+                <w:lang w:val="it-IT"/>
               </w:rPr>
               <w:t>ÎeÉiÉÉ</w:t>
             </w:r>
@@ -28932,14 +30978,16 @@
               <w:rPr>
                 <w:rFonts w:ascii="BRH Malayalam Extra" w:hAnsi="BRH Malayalam Extra" w:cs="BRH Devanagari Extra"/>
                 <w:szCs w:val="40"/>
-              </w:rPr>
-              <w:t>–</w:t>
-            </w:r>
-            <w:r>
-              <w:rPr>
-                <w:rFonts w:ascii="BRH Devanagari Extra" w:hAnsi="BRH Devanagari Extra" w:cs="BRH Devanagari Extra"/>
-                <w:sz w:val="32"/>
-                <w:szCs w:val="40"/>
+                <w:lang w:val="it-IT"/>
+              </w:rPr>
+              <w:t>–</w:t>
+            </w:r>
+            <w:r>
+              <w:rPr>
+                <w:rFonts w:ascii="BRH Devanagari Extra" w:hAnsi="BRH Devanagari Extra" w:cs="BRH Devanagari Extra"/>
+                <w:sz w:val="32"/>
+                <w:szCs w:val="40"/>
+                <w:lang w:val="it-IT"/>
               </w:rPr>
               <w:t>å uÉÉÎeÉþlÉÉå ÎeÉbÉëiÉ ÎeÉbÉëiÉ</w:t>
             </w:r>
@@ -28947,14 +30995,16 @@
               <w:rPr>
                 <w:rFonts w:ascii="BRH Malayalam Extra" w:hAnsi="BRH Malayalam Extra" w:cs="BRH Devanagari Extra"/>
                 <w:szCs w:val="40"/>
-              </w:rPr>
-              <w:t>–</w:t>
-            </w:r>
-            <w:r>
-              <w:rPr>
-                <w:rFonts w:ascii="BRH Devanagari Extra" w:hAnsi="BRH Devanagari Extra" w:cs="BRH Devanagari Extra"/>
-                <w:sz w:val="32"/>
-                <w:szCs w:val="40"/>
+                <w:lang w:val="it-IT"/>
+              </w:rPr>
+              <w:t>–</w:t>
+            </w:r>
+            <w:r>
+              <w:rPr>
+                <w:rFonts w:ascii="BRH Devanagari Extra" w:hAnsi="BRH Devanagari Extra" w:cs="BRH Devanagari Extra"/>
+                <w:sz w:val="32"/>
+                <w:szCs w:val="40"/>
+                <w:lang w:val="it-IT"/>
               </w:rPr>
               <w:t xml:space="preserve"> uÉÉÎeÉþlÉÉå uÉÉeÉ</w:t>
             </w:r>
@@ -28964,6 +31014,7 @@
                 <w:sz w:val="32"/>
                 <w:szCs w:val="40"/>
                 <w:highlight w:val="green"/>
+                <w:lang w:val="it-IT"/>
               </w:rPr>
               <w:t>ÎeÉ</w:t>
             </w:r>
@@ -28972,6 +31023,7 @@
                 <w:rFonts w:ascii="BRH Devanagari Extra" w:hAnsi="BRH Devanagari Extra" w:cs="BRH Devanagari Extra"/>
                 <w:sz w:val="32"/>
                 <w:szCs w:val="40"/>
+                <w:lang w:val="it-IT"/>
               </w:rPr>
               <w:t xml:space="preserve">iÉÈ | </w:t>
             </w:r>
@@ -28987,12 +31039,14 @@
                 <w:rFonts w:ascii="BRH Devanagari Extra" w:hAnsi="BRH Devanagari Extra" w:cs="BRH Devanagari Extra"/>
                 <w:sz w:val="32"/>
                 <w:szCs w:val="40"/>
+                <w:lang w:val="it-IT"/>
               </w:rPr>
             </w:pPr>
             <w:r>
               <w:rPr>
                 <w:rFonts w:cs="BRH Devanagari Extra"/>
                 <w:szCs w:val="40"/>
+                <w:lang w:val="it-IT"/>
               </w:rPr>
               <w:t>20</w:t>
             </w:r>
@@ -29001,6 +31055,7 @@
                 <w:rFonts w:ascii="BRH Devanagari Extra" w:hAnsi="BRH Devanagari Extra" w:cs="BRH Devanagari Extra"/>
                 <w:sz w:val="32"/>
                 <w:szCs w:val="40"/>
+                <w:lang w:val="it-IT"/>
               </w:rPr>
               <w:t>)</w:t>
             </w:r>
@@ -29009,6 +31064,7 @@
                 <w:rFonts w:ascii="BRH Devanagari Extra" w:hAnsi="BRH Devanagari Extra" w:cs="BRH Devanagari Extra"/>
                 <w:sz w:val="32"/>
                 <w:szCs w:val="40"/>
+                <w:lang w:val="it-IT"/>
               </w:rPr>
               <w:tab/>
             </w:r>
@@ -29016,6 +31072,7 @@
               <w:rPr>
                 <w:rFonts w:cs="BRH Devanagari Extra"/>
                 <w:szCs w:val="40"/>
+                <w:lang w:val="it-IT"/>
               </w:rPr>
               <w:t>1</w:t>
             </w:r>
@@ -29024,6 +31081,7 @@
                 <w:rFonts w:ascii="BRH Devanagari Extra" w:hAnsi="BRH Devanagari Extra" w:cs="BRH Devanagari Extra"/>
                 <w:sz w:val="32"/>
                 <w:szCs w:val="40"/>
+                <w:lang w:val="it-IT"/>
               </w:rPr>
               <w:t>.</w:t>
             </w:r>
@@ -29031,6 +31089,7 @@
               <w:rPr>
                 <w:rFonts w:cs="BRH Devanagari Extra"/>
                 <w:szCs w:val="40"/>
+                <w:lang w:val="it-IT"/>
               </w:rPr>
               <w:t>7</w:t>
             </w:r>
@@ -29039,6 +31098,7 @@
                 <w:rFonts w:ascii="BRH Devanagari Extra" w:hAnsi="BRH Devanagari Extra" w:cs="BRH Devanagari Extra"/>
                 <w:sz w:val="32"/>
                 <w:szCs w:val="40"/>
+                <w:lang w:val="it-IT"/>
               </w:rPr>
               <w:t>.</w:t>
             </w:r>
@@ -29046,6 +31106,7 @@
               <w:rPr>
                 <w:rFonts w:cs="BRH Devanagari Extra"/>
                 <w:szCs w:val="40"/>
+                <w:lang w:val="it-IT"/>
               </w:rPr>
               <w:t>8</w:t>
             </w:r>
@@ -29054,6 +31115,7 @@
                 <w:rFonts w:ascii="BRH Devanagari Extra" w:hAnsi="BRH Devanagari Extra" w:cs="BRH Devanagari Extra"/>
                 <w:sz w:val="32"/>
                 <w:szCs w:val="40"/>
+                <w:lang w:val="it-IT"/>
               </w:rPr>
               <w:t>.</w:t>
             </w:r>
@@ -29061,6 +31123,7 @@
               <w:rPr>
                 <w:rFonts w:cs="BRH Devanagari Extra"/>
                 <w:szCs w:val="40"/>
+                <w:lang w:val="it-IT"/>
               </w:rPr>
               <w:t>4</w:t>
             </w:r>
@@ -29069,6 +31132,7 @@
                 <w:rFonts w:ascii="BRH Devanagari Extra" w:hAnsi="BRH Devanagari Extra" w:cs="BRH Devanagari Extra"/>
                 <w:sz w:val="32"/>
                 <w:szCs w:val="40"/>
+                <w:lang w:val="it-IT"/>
               </w:rPr>
               <w:t>(</w:t>
             </w:r>
@@ -29076,6 +31140,7 @@
               <w:rPr>
                 <w:rFonts w:cs="BRH Devanagari Extra"/>
                 <w:szCs w:val="40"/>
+                <w:lang w:val="it-IT"/>
               </w:rPr>
               <w:t>18</w:t>
             </w:r>
@@ -29084,6 +31149,7 @@
                 <w:rFonts w:ascii="BRH Devanagari Extra" w:hAnsi="BRH Devanagari Extra" w:cs="BRH Devanagari Extra"/>
                 <w:sz w:val="32"/>
                 <w:szCs w:val="40"/>
+                <w:lang w:val="it-IT"/>
               </w:rPr>
               <w:t>)-  uÉÉÎeÉþlÉÈ | uÉÉ</w:t>
             </w:r>
@@ -29091,14 +31157,16 @@
               <w:rPr>
                 <w:rFonts w:ascii="BRH Malayalam Extra" w:hAnsi="BRH Malayalam Extra" w:cs="BRH Devanagari Extra"/>
                 <w:szCs w:val="40"/>
-              </w:rPr>
-              <w:t>–</w:t>
-            </w:r>
-            <w:r>
-              <w:rPr>
-                <w:rFonts w:ascii="BRH Devanagari Extra" w:hAnsi="BRH Devanagari Extra" w:cs="BRH Devanagari Extra"/>
-                <w:sz w:val="32"/>
-                <w:szCs w:val="40"/>
+                <w:lang w:val="it-IT"/>
+              </w:rPr>
+              <w:t>–</w:t>
+            </w:r>
+            <w:r>
+              <w:rPr>
+                <w:rFonts w:ascii="BRH Devanagari Extra" w:hAnsi="BRH Devanagari Extra" w:cs="BRH Devanagari Extra"/>
+                <w:sz w:val="32"/>
+                <w:szCs w:val="40"/>
+                <w:lang w:val="it-IT"/>
               </w:rPr>
               <w:t>eÉ</w:t>
             </w:r>
@@ -29106,14 +31174,16 @@
               <w:rPr>
                 <w:rFonts w:ascii="BRH Malayalam Extra" w:hAnsi="BRH Malayalam Extra" w:cs="BRH Devanagari Extra"/>
                 <w:szCs w:val="40"/>
-              </w:rPr>
-              <w:t>–</w:t>
-            </w:r>
-            <w:r>
-              <w:rPr>
-                <w:rFonts w:ascii="BRH Devanagari Extra" w:hAnsi="BRH Devanagari Extra" w:cs="BRH Devanagari Extra"/>
-                <w:sz w:val="32"/>
-                <w:szCs w:val="40"/>
+                <w:lang w:val="it-IT"/>
+              </w:rPr>
+              <w:t>–</w:t>
+            </w:r>
+            <w:r>
+              <w:rPr>
+                <w:rFonts w:ascii="BRH Devanagari Extra" w:hAnsi="BRH Devanagari Extra" w:cs="BRH Devanagari Extra"/>
+                <w:sz w:val="32"/>
+                <w:szCs w:val="40"/>
+                <w:lang w:val="it-IT"/>
               </w:rPr>
               <w:t>ÎeÉ</w:t>
             </w:r>
@@ -29121,6 +31191,7 @@
               <w:rPr>
                 <w:rFonts w:ascii="BRH Malayalam Extra" w:hAnsi="BRH Malayalam Extra" w:cs="BRH Devanagari Extra"/>
                 <w:szCs w:val="40"/>
+                <w:lang w:val="it-IT"/>
               </w:rPr>
               <w:t>–</w:t>
             </w:r>
@@ -29130,6 +31201,7 @@
                 <w:sz w:val="32"/>
                 <w:szCs w:val="40"/>
                 <w:highlight w:val="green"/>
+                <w:lang w:val="it-IT"/>
               </w:rPr>
               <w:t>iÉ</w:t>
             </w:r>
@@ -29138,14 +31210,16 @@
                 <w:rFonts w:ascii="BRH Malayalam Extra" w:hAnsi="BRH Malayalam Extra" w:cs="BRH Devanagari Extra"/>
                 <w:szCs w:val="40"/>
                 <w:highlight w:val="green"/>
-              </w:rPr>
-              <w:t>–</w:t>
-            </w:r>
-            <w:r>
-              <w:rPr>
-                <w:rFonts w:ascii="BRH Devanagari Extra" w:hAnsi="BRH Devanagari Extra" w:cs="BRH Devanagari Extra"/>
-                <w:sz w:val="32"/>
-                <w:szCs w:val="40"/>
+                <w:lang w:val="it-IT"/>
+              </w:rPr>
+              <w:t>–</w:t>
+            </w:r>
+            <w:r>
+              <w:rPr>
+                <w:rFonts w:ascii="BRH Devanagari Extra" w:hAnsi="BRH Devanagari Extra" w:cs="BRH Devanagari Extra"/>
+                <w:sz w:val="32"/>
+                <w:szCs w:val="40"/>
+                <w:lang w:val="it-IT"/>
               </w:rPr>
               <w:t>È | uÉÉeÉÿqÉç |</w:t>
             </w:r>
@@ -29161,6 +31235,7 @@
                 <w:rFonts w:ascii="BRH Devanagari Extra" w:hAnsi="BRH Devanagari Extra" w:cs="BRH Devanagari Extra"/>
                 <w:sz w:val="32"/>
                 <w:szCs w:val="40"/>
+                <w:lang w:val="it-IT"/>
               </w:rPr>
             </w:pPr>
             <w:r>
@@ -29168,6 +31243,7 @@
                 <w:rFonts w:ascii="BRH Devanagari Extra" w:hAnsi="BRH Devanagari Extra" w:cs="BRH Devanagari Extra"/>
                 <w:sz w:val="32"/>
                 <w:szCs w:val="40"/>
+                <w:lang w:val="it-IT"/>
               </w:rPr>
               <w:t>uÉÉÎeÉþlÉÉå uÉÉeÉ</w:t>
             </w:r>
@@ -29177,6 +31253,7 @@
                 <w:sz w:val="32"/>
                 <w:szCs w:val="40"/>
                 <w:highlight w:val="green"/>
+                <w:lang w:val="it-IT"/>
               </w:rPr>
               <w:t>ÎeÉi</w:t>
             </w:r>
@@ -29185,6 +31262,7 @@
                 <w:rFonts w:ascii="BRH Devanagari Extra" w:hAnsi="BRH Devanagari Extra" w:cs="BRH Devanagari Extra"/>
                 <w:sz w:val="32"/>
                 <w:szCs w:val="40"/>
+                <w:lang w:val="it-IT"/>
               </w:rPr>
               <w:t xml:space="preserve">ÉÉå </w:t>
             </w:r>
@@ -29194,6 +31272,7 @@
                 <w:sz w:val="32"/>
                 <w:szCs w:val="40"/>
                 <w:highlight w:val="green"/>
+                <w:lang w:val="it-IT"/>
               </w:rPr>
               <w:t>uÉÉ</w:t>
             </w:r>
@@ -29202,6 +31281,7 @@
                 <w:rFonts w:ascii="BRH Devanagari Extra" w:hAnsi="BRH Devanagari Extra" w:cs="BRH Devanagari Extra"/>
                 <w:sz w:val="32"/>
                 <w:szCs w:val="40"/>
+                <w:lang w:val="it-IT"/>
               </w:rPr>
               <w:t>eÉ</w:t>
             </w:r>
@@ -29211,6 +31291,7 @@
                 <w:sz w:val="32"/>
                 <w:szCs w:val="40"/>
                 <w:highlight w:val="green"/>
+                <w:lang w:val="it-IT"/>
               </w:rPr>
               <w:t>ÎeÉiÉÉ</w:t>
             </w:r>
@@ -29218,14 +31299,16 @@
               <w:rPr>
                 <w:rFonts w:ascii="BRH Malayalam Extra" w:hAnsi="BRH Malayalam Extra" w:cs="BRH Devanagari Extra"/>
                 <w:szCs w:val="40"/>
-              </w:rPr>
-              <w:t>–</w:t>
-            </w:r>
-            <w:r>
-              <w:rPr>
-                <w:rFonts w:ascii="BRH Devanagari Extra" w:hAnsi="BRH Devanagari Extra" w:cs="BRH Devanagari Extra"/>
-                <w:sz w:val="32"/>
-                <w:szCs w:val="40"/>
+                <w:lang w:val="it-IT"/>
+              </w:rPr>
+              <w:t>–</w:t>
+            </w:r>
+            <w:r>
+              <w:rPr>
+                <w:rFonts w:ascii="BRH Devanagari Extra" w:hAnsi="BRH Devanagari Extra" w:cs="BRH Devanagari Extra"/>
+                <w:sz w:val="32"/>
+                <w:szCs w:val="40"/>
+                <w:lang w:val="it-IT"/>
               </w:rPr>
               <w:t>å uÉÉÎeÉþlÉÉå</w:t>
             </w:r>
@@ -29233,14 +31316,16 @@
               <w:rPr>
                 <w:rFonts w:ascii="BRH Malayalam Extra" w:hAnsi="BRH Malayalam Extra" w:cs="BRH Devanagari Extra"/>
                 <w:szCs w:val="40"/>
-              </w:rPr>
-              <w:t>–</w:t>
-            </w:r>
-            <w:r>
-              <w:rPr>
-                <w:rFonts w:ascii="BRH Devanagari Extra" w:hAnsi="BRH Devanagari Extra" w:cs="BRH Devanagari Extra"/>
-                <w:sz w:val="32"/>
-                <w:szCs w:val="40"/>
+                <w:lang w:val="it-IT"/>
+              </w:rPr>
+              <w:t>–</w:t>
+            </w:r>
+            <w:r>
+              <w:rPr>
+                <w:rFonts w:ascii="BRH Devanagari Extra" w:hAnsi="BRH Devanagari Extra" w:cs="BRH Devanagari Extra"/>
+                <w:sz w:val="32"/>
+                <w:szCs w:val="40"/>
+                <w:lang w:val="it-IT"/>
               </w:rPr>
               <w:t xml:space="preserve"> uÉÉÎeÉþlÉÉå uÉÉeÉ</w:t>
             </w:r>
@@ -29250,6 +31335,7 @@
                 <w:sz w:val="32"/>
                 <w:szCs w:val="40"/>
                 <w:highlight w:val="green"/>
+                <w:lang w:val="it-IT"/>
               </w:rPr>
               <w:t>ÎeÉiÉÉ</w:t>
             </w:r>
@@ -29257,14 +31343,16 @@
               <w:rPr>
                 <w:rFonts w:ascii="BRH Malayalam Extra" w:hAnsi="BRH Malayalam Extra" w:cs="BRH Devanagari Extra"/>
                 <w:szCs w:val="40"/>
-              </w:rPr>
-              <w:t>–</w:t>
-            </w:r>
-            <w:r>
-              <w:rPr>
-                <w:rFonts w:ascii="BRH Devanagari Extra" w:hAnsi="BRH Devanagari Extra" w:cs="BRH Devanagari Extra"/>
-                <w:sz w:val="32"/>
-                <w:szCs w:val="40"/>
+                <w:lang w:val="it-IT"/>
+              </w:rPr>
+              <w:t>–</w:t>
+            </w:r>
+            <w:r>
+              <w:rPr>
+                <w:rFonts w:ascii="BRH Devanagari Extra" w:hAnsi="BRH Devanagari Extra" w:cs="BRH Devanagari Extra"/>
+                <w:sz w:val="32"/>
+                <w:szCs w:val="40"/>
+                <w:lang w:val="it-IT"/>
               </w:rPr>
               <w:t>å uÉÉeÉ</w:t>
             </w:r>
@@ -29272,14 +31360,16 @@
               <w:rPr>
                 <w:rFonts w:ascii="BRH Malayalam Extra" w:hAnsi="BRH Malayalam Extra" w:cs="BRH Devanagari Extra"/>
                 <w:szCs w:val="40"/>
-              </w:rPr>
-              <w:t>–</w:t>
-            </w:r>
-            <w:r>
-              <w:rPr>
-                <w:rFonts w:ascii="BRH Devanagari Extra" w:hAnsi="BRH Devanagari Extra" w:cs="BRH Devanagari Extra"/>
-                <w:sz w:val="32"/>
-                <w:szCs w:val="40"/>
+                <w:lang w:val="it-IT"/>
+              </w:rPr>
+              <w:t>–</w:t>
+            </w:r>
+            <w:r>
+              <w:rPr>
+                <w:rFonts w:ascii="BRH Devanagari Extra" w:hAnsi="BRH Devanagari Extra" w:cs="BRH Devanagari Extra"/>
+                <w:sz w:val="32"/>
+                <w:szCs w:val="40"/>
+                <w:lang w:val="it-IT"/>
               </w:rPr>
               <w:t>Ç ÆuÉÉeÉþÇ ÆuÉÉeÉ</w:t>
             </w:r>
@@ -29289,6 +31379,7 @@
                 <w:sz w:val="32"/>
                 <w:szCs w:val="40"/>
                 <w:highlight w:val="green"/>
+                <w:lang w:val="it-IT"/>
               </w:rPr>
               <w:t>ÎeÉiÉÉ</w:t>
             </w:r>
@@ -29296,14 +31387,16 @@
               <w:rPr>
                 <w:rFonts w:ascii="BRH Malayalam Extra" w:hAnsi="BRH Malayalam Extra" w:cs="BRH Devanagari Extra"/>
                 <w:szCs w:val="40"/>
-              </w:rPr>
-              <w:t>–</w:t>
-            </w:r>
-            <w:r>
-              <w:rPr>
-                <w:rFonts w:ascii="BRH Devanagari Extra" w:hAnsi="BRH Devanagari Extra" w:cs="BRH Devanagari Extra"/>
-                <w:sz w:val="32"/>
-                <w:szCs w:val="40"/>
+                <w:lang w:val="it-IT"/>
+              </w:rPr>
+              <w:t>–</w:t>
+            </w:r>
+            <w:r>
+              <w:rPr>
+                <w:rFonts w:ascii="BRH Devanagari Extra" w:hAnsi="BRH Devanagari Extra" w:cs="BRH Devanagari Extra"/>
+                <w:sz w:val="32"/>
+                <w:szCs w:val="40"/>
+                <w:lang w:val="it-IT"/>
               </w:rPr>
               <w:t>å uÉÉÎeÉþlÉÉå</w:t>
             </w:r>
@@ -29311,14 +31404,16 @@
               <w:rPr>
                 <w:rFonts w:ascii="BRH Malayalam Extra" w:hAnsi="BRH Malayalam Extra" w:cs="BRH Devanagari Extra"/>
                 <w:szCs w:val="40"/>
-              </w:rPr>
-              <w:t>–</w:t>
-            </w:r>
-            <w:r>
-              <w:rPr>
-                <w:rFonts w:ascii="BRH Devanagari Extra" w:hAnsi="BRH Devanagari Extra" w:cs="BRH Devanagari Extra"/>
-                <w:sz w:val="32"/>
-                <w:szCs w:val="40"/>
+                <w:lang w:val="it-IT"/>
+              </w:rPr>
+              <w:t>–</w:t>
+            </w:r>
+            <w:r>
+              <w:rPr>
+                <w:rFonts w:ascii="BRH Devanagari Extra" w:hAnsi="BRH Devanagari Extra" w:cs="BRH Devanagari Extra"/>
+                <w:sz w:val="32"/>
+                <w:szCs w:val="40"/>
+                <w:lang w:val="it-IT"/>
               </w:rPr>
               <w:t xml:space="preserve"> uÉÉÎeÉþlÉÉå uÉÉeÉ</w:t>
             </w:r>
@@ -29328,6 +31423,7 @@
                 <w:sz w:val="32"/>
                 <w:szCs w:val="40"/>
                 <w:highlight w:val="green"/>
+                <w:lang w:val="it-IT"/>
               </w:rPr>
               <w:t>ÎeÉiÉÉ</w:t>
             </w:r>
@@ -29335,14 +31431,16 @@
               <w:rPr>
                 <w:rFonts w:ascii="BRH Malayalam Extra" w:hAnsi="BRH Malayalam Extra" w:cs="BRH Devanagari Extra"/>
                 <w:szCs w:val="40"/>
-              </w:rPr>
-              <w:t>–</w:t>
-            </w:r>
-            <w:r>
-              <w:rPr>
-                <w:rFonts w:ascii="BRH Devanagari Extra" w:hAnsi="BRH Devanagari Extra" w:cs="BRH Devanagari Extra"/>
-                <w:sz w:val="32"/>
-                <w:szCs w:val="40"/>
+                <w:lang w:val="it-IT"/>
+              </w:rPr>
+              <w:t>–</w:t>
+            </w:r>
+            <w:r>
+              <w:rPr>
+                <w:rFonts w:ascii="BRH Devanagari Extra" w:hAnsi="BRH Devanagari Extra" w:cs="BRH Devanagari Extra"/>
+                <w:sz w:val="32"/>
+                <w:szCs w:val="40"/>
+                <w:lang w:val="it-IT"/>
               </w:rPr>
               <w:t xml:space="preserve">å uÉÉeÉÿqÉç | </w:t>
             </w:r>
@@ -29358,12 +31456,14 @@
                 <w:rFonts w:ascii="BRH Devanagari Extra" w:hAnsi="BRH Devanagari Extra" w:cs="BRH Devanagari Extra"/>
                 <w:sz w:val="32"/>
                 <w:szCs w:val="40"/>
+                <w:lang w:val="it-IT"/>
               </w:rPr>
             </w:pPr>
             <w:r>
               <w:rPr>
                 <w:rFonts w:cs="BRH Devanagari Extra"/>
                 <w:szCs w:val="40"/>
+                <w:lang w:val="it-IT"/>
               </w:rPr>
               <w:t>21</w:t>
             </w:r>
@@ -29372,6 +31472,7 @@
                 <w:rFonts w:ascii="BRH Devanagari Extra" w:hAnsi="BRH Devanagari Extra" w:cs="BRH Devanagari Extra"/>
                 <w:sz w:val="32"/>
                 <w:szCs w:val="40"/>
+                <w:lang w:val="it-IT"/>
               </w:rPr>
               <w:t>)</w:t>
             </w:r>
@@ -29380,6 +31481,7 @@
                 <w:rFonts w:ascii="BRH Devanagari Extra" w:hAnsi="BRH Devanagari Extra" w:cs="BRH Devanagari Extra"/>
                 <w:sz w:val="32"/>
                 <w:szCs w:val="40"/>
+                <w:lang w:val="it-IT"/>
               </w:rPr>
               <w:tab/>
             </w:r>
@@ -29387,6 +31489,7 @@
               <w:rPr>
                 <w:rFonts w:cs="BRH Devanagari Extra"/>
                 <w:szCs w:val="40"/>
+                <w:lang w:val="it-IT"/>
               </w:rPr>
               <w:t>1</w:t>
             </w:r>
@@ -29395,6 +31498,7 @@
                 <w:rFonts w:ascii="BRH Devanagari Extra" w:hAnsi="BRH Devanagari Extra" w:cs="BRH Devanagari Extra"/>
                 <w:sz w:val="32"/>
                 <w:szCs w:val="40"/>
+                <w:lang w:val="it-IT"/>
               </w:rPr>
               <w:t>.</w:t>
             </w:r>
@@ -29402,6 +31506,7 @@
               <w:rPr>
                 <w:rFonts w:cs="BRH Devanagari Extra"/>
                 <w:szCs w:val="40"/>
+                <w:lang w:val="it-IT"/>
               </w:rPr>
               <w:t>7</w:t>
             </w:r>
@@ -29410,6 +31515,7 @@
                 <w:rFonts w:ascii="BRH Devanagari Extra" w:hAnsi="BRH Devanagari Extra" w:cs="BRH Devanagari Extra"/>
                 <w:sz w:val="32"/>
                 <w:szCs w:val="40"/>
+                <w:lang w:val="it-IT"/>
               </w:rPr>
               <w:t>.</w:t>
             </w:r>
@@ -29417,6 +31523,7 @@
               <w:rPr>
                 <w:rFonts w:cs="BRH Devanagari Extra"/>
                 <w:szCs w:val="40"/>
+                <w:lang w:val="it-IT"/>
               </w:rPr>
               <w:t>8</w:t>
             </w:r>
@@ -29425,6 +31532,7 @@
                 <w:rFonts w:ascii="BRH Devanagari Extra" w:hAnsi="BRH Devanagari Extra" w:cs="BRH Devanagari Extra"/>
                 <w:sz w:val="32"/>
                 <w:szCs w:val="40"/>
+                <w:lang w:val="it-IT"/>
               </w:rPr>
               <w:t>.</w:t>
             </w:r>
@@ -29432,6 +31540,7 @@
               <w:rPr>
                 <w:rFonts w:cs="BRH Devanagari Extra"/>
                 <w:szCs w:val="40"/>
+                <w:lang w:val="it-IT"/>
               </w:rPr>
               <w:t>4</w:t>
             </w:r>
@@ -29440,6 +31549,7 @@
                 <w:rFonts w:ascii="BRH Devanagari Extra" w:hAnsi="BRH Devanagari Extra" w:cs="BRH Devanagari Extra"/>
                 <w:sz w:val="32"/>
                 <w:szCs w:val="40"/>
+                <w:lang w:val="it-IT"/>
               </w:rPr>
               <w:t>(</w:t>
             </w:r>
@@ -29447,6 +31557,7 @@
               <w:rPr>
                 <w:rFonts w:cs="BRH Devanagari Extra"/>
                 <w:szCs w:val="40"/>
+                <w:lang w:val="it-IT"/>
               </w:rPr>
               <w:t>19</w:t>
             </w:r>
@@ -29455,6 +31566,7 @@
                 <w:rFonts w:ascii="BRH Devanagari Extra" w:hAnsi="BRH Devanagari Extra" w:cs="BRH Devanagari Extra"/>
                 <w:sz w:val="32"/>
                 <w:szCs w:val="40"/>
+                <w:lang w:val="it-IT"/>
               </w:rPr>
               <w:t>)-  uÉÉ</w:t>
             </w:r>
@@ -29462,14 +31574,16 @@
               <w:rPr>
                 <w:rFonts w:ascii="BRH Malayalam Extra" w:hAnsi="BRH Malayalam Extra" w:cs="BRH Devanagari Extra"/>
                 <w:szCs w:val="40"/>
-              </w:rPr>
-              <w:t>–</w:t>
-            </w:r>
-            <w:r>
-              <w:rPr>
-                <w:rFonts w:ascii="BRH Devanagari Extra" w:hAnsi="BRH Devanagari Extra" w:cs="BRH Devanagari Extra"/>
-                <w:sz w:val="32"/>
-                <w:szCs w:val="40"/>
+                <w:lang w:val="it-IT"/>
+              </w:rPr>
+              <w:t>–</w:t>
+            </w:r>
+            <w:r>
+              <w:rPr>
+                <w:rFonts w:ascii="BRH Devanagari Extra" w:hAnsi="BRH Devanagari Extra" w:cs="BRH Devanagari Extra"/>
+                <w:sz w:val="32"/>
+                <w:szCs w:val="40"/>
+                <w:lang w:val="it-IT"/>
               </w:rPr>
               <w:t>eÉ</w:t>
             </w:r>
@@ -29477,14 +31591,16 @@
               <w:rPr>
                 <w:rFonts w:ascii="BRH Malayalam Extra" w:hAnsi="BRH Malayalam Extra" w:cs="BRH Devanagari Extra"/>
                 <w:szCs w:val="40"/>
-              </w:rPr>
-              <w:t>–</w:t>
-            </w:r>
-            <w:r>
-              <w:rPr>
-                <w:rFonts w:ascii="BRH Devanagari Extra" w:hAnsi="BRH Devanagari Extra" w:cs="BRH Devanagari Extra"/>
-                <w:sz w:val="32"/>
-                <w:szCs w:val="40"/>
+                <w:lang w:val="it-IT"/>
+              </w:rPr>
+              <w:t>–</w:t>
+            </w:r>
+            <w:r>
+              <w:rPr>
+                <w:rFonts w:ascii="BRH Devanagari Extra" w:hAnsi="BRH Devanagari Extra" w:cs="BRH Devanagari Extra"/>
+                <w:sz w:val="32"/>
+                <w:szCs w:val="40"/>
+                <w:lang w:val="it-IT"/>
               </w:rPr>
               <w:t>ÎeÉ</w:t>
             </w:r>
@@ -29492,6 +31608,7 @@
               <w:rPr>
                 <w:rFonts w:ascii="BRH Malayalam Extra" w:hAnsi="BRH Malayalam Extra" w:cs="BRH Devanagari Extra"/>
                 <w:szCs w:val="40"/>
+                <w:lang w:val="it-IT"/>
               </w:rPr>
               <w:t>–</w:t>
             </w:r>
@@ -29501,6 +31618,7 @@
                 <w:sz w:val="32"/>
                 <w:szCs w:val="40"/>
                 <w:highlight w:val="green"/>
+                <w:lang w:val="it-IT"/>
               </w:rPr>
               <w:t>iÉ</w:t>
             </w:r>
@@ -29509,14 +31627,16 @@
                 <w:rFonts w:ascii="BRH Malayalam Extra" w:hAnsi="BRH Malayalam Extra" w:cs="BRH Devanagari Extra"/>
                 <w:szCs w:val="40"/>
                 <w:highlight w:val="green"/>
-              </w:rPr>
-              <w:t>–</w:t>
-            </w:r>
-            <w:r>
-              <w:rPr>
-                <w:rFonts w:ascii="BRH Devanagari Extra" w:hAnsi="BRH Devanagari Extra" w:cs="BRH Devanagari Extra"/>
-                <w:sz w:val="32"/>
-                <w:szCs w:val="40"/>
+                <w:lang w:val="it-IT"/>
+              </w:rPr>
+              <w:t>–</w:t>
+            </w:r>
+            <w:r>
+              <w:rPr>
+                <w:rFonts w:ascii="BRH Devanagari Extra" w:hAnsi="BRH Devanagari Extra" w:cs="BRH Devanagari Extra"/>
+                <w:sz w:val="32"/>
+                <w:szCs w:val="40"/>
+                <w:lang w:val="it-IT"/>
               </w:rPr>
               <w:t>È | uÉÉeÉÿqÉç | xÉ</w:t>
             </w:r>
@@ -29524,14 +31644,16 @@
               <w:rPr>
                 <w:rFonts w:ascii="BRH Malayalam Extra" w:hAnsi="BRH Malayalam Extra" w:cs="BRH Devanagari Extra"/>
                 <w:szCs w:val="40"/>
-              </w:rPr>
-              <w:t>–</w:t>
-            </w:r>
-            <w:r>
-              <w:rPr>
-                <w:rFonts w:ascii="BRH Devanagari Extra" w:hAnsi="BRH Devanagari Extra" w:cs="BRH Devanagari Extra"/>
-                <w:sz w:val="32"/>
-                <w:szCs w:val="40"/>
+                <w:lang w:val="it-IT"/>
+              </w:rPr>
+              <w:t>–</w:t>
+            </w:r>
+            <w:r>
+              <w:rPr>
+                <w:rFonts w:ascii="BRH Devanagari Extra" w:hAnsi="BRH Devanagari Extra" w:cs="BRH Devanagari Extra"/>
+                <w:sz w:val="32"/>
+                <w:szCs w:val="40"/>
+                <w:lang w:val="it-IT"/>
               </w:rPr>
               <w:t>xÉ×</w:t>
             </w:r>
@@ -29539,14 +31661,16 @@
               <w:rPr>
                 <w:rFonts w:ascii="BRH Malayalam Extra" w:hAnsi="BRH Malayalam Extra" w:cs="BRH Devanagari Extra"/>
                 <w:szCs w:val="40"/>
-              </w:rPr>
-              <w:t>–</w:t>
-            </w:r>
-            <w:r>
-              <w:rPr>
-                <w:rFonts w:ascii="BRH Devanagari Extra" w:hAnsi="BRH Devanagari Extra" w:cs="BRH Devanagari Extra"/>
-                <w:sz w:val="32"/>
-                <w:szCs w:val="40"/>
+                <w:lang w:val="it-IT"/>
+              </w:rPr>
+              <w:t>–</w:t>
+            </w:r>
+            <w:r>
+              <w:rPr>
+                <w:rFonts w:ascii="BRH Devanagari Extra" w:hAnsi="BRH Devanagari Extra" w:cs="BRH Devanagari Extra"/>
+                <w:sz w:val="32"/>
+                <w:szCs w:val="40"/>
+                <w:lang w:val="it-IT"/>
               </w:rPr>
               <w:t>uÉÉ(aqÉç)xÉþÈ |</w:t>
             </w:r>
@@ -29562,6 +31686,7 @@
                 <w:rFonts w:ascii="BRH Devanagari Extra" w:hAnsi="BRH Devanagari Extra" w:cs="BRH Devanagari Extra"/>
                 <w:sz w:val="32"/>
                 <w:szCs w:val="40"/>
+                <w:lang w:val="it-IT"/>
               </w:rPr>
             </w:pPr>
             <w:r>
@@ -29569,6 +31694,7 @@
                 <w:rFonts w:ascii="BRH Devanagari Extra" w:hAnsi="BRH Devanagari Extra" w:cs="BRH Devanagari Extra"/>
                 <w:sz w:val="32"/>
                 <w:szCs w:val="40"/>
+                <w:lang w:val="it-IT"/>
               </w:rPr>
               <w:t>uÉÉ</w:t>
             </w:r>
@@ -29576,14 +31702,16 @@
               <w:rPr>
                 <w:rFonts w:ascii="BRH Malayalam Extra" w:hAnsi="BRH Malayalam Extra" w:cs="BRH Devanagari Extra"/>
                 <w:szCs w:val="40"/>
-              </w:rPr>
-              <w:t>–</w:t>
-            </w:r>
-            <w:r>
-              <w:rPr>
-                <w:rFonts w:ascii="BRH Devanagari Extra" w:hAnsi="BRH Devanagari Extra" w:cs="BRH Devanagari Extra"/>
-                <w:sz w:val="32"/>
-                <w:szCs w:val="40"/>
+                <w:lang w:val="it-IT"/>
+              </w:rPr>
+              <w:t>–</w:t>
+            </w:r>
+            <w:r>
+              <w:rPr>
+                <w:rFonts w:ascii="BRH Devanagari Extra" w:hAnsi="BRH Devanagari Extra" w:cs="BRH Devanagari Extra"/>
+                <w:sz w:val="32"/>
+                <w:szCs w:val="40"/>
+                <w:lang w:val="it-IT"/>
               </w:rPr>
               <w:t>eÉ</w:t>
             </w:r>
@@ -29591,14 +31719,16 @@
               <w:rPr>
                 <w:rFonts w:ascii="BRH Malayalam Extra" w:hAnsi="BRH Malayalam Extra" w:cs="BRH Devanagari Extra"/>
                 <w:szCs w:val="40"/>
-              </w:rPr>
-              <w:t>–</w:t>
-            </w:r>
-            <w:r>
-              <w:rPr>
-                <w:rFonts w:ascii="BRH Devanagari Extra" w:hAnsi="BRH Devanagari Extra" w:cs="BRH Devanagari Extra"/>
-                <w:sz w:val="32"/>
-                <w:szCs w:val="40"/>
+                <w:lang w:val="it-IT"/>
+              </w:rPr>
+              <w:t>–</w:t>
+            </w:r>
+            <w:r>
+              <w:rPr>
+                <w:rFonts w:ascii="BRH Devanagari Extra" w:hAnsi="BRH Devanagari Extra" w:cs="BRH Devanagari Extra"/>
+                <w:sz w:val="32"/>
+                <w:szCs w:val="40"/>
+                <w:lang w:val="it-IT"/>
               </w:rPr>
               <w:t>ÎeÉ</w:t>
             </w:r>
@@ -29606,6 +31736,7 @@
               <w:rPr>
                 <w:rFonts w:ascii="BRH Malayalam Extra" w:hAnsi="BRH Malayalam Extra" w:cs="BRH Devanagari Extra"/>
                 <w:szCs w:val="40"/>
+                <w:lang w:val="it-IT"/>
               </w:rPr>
               <w:t>–</w:t>
             </w:r>
@@ -29615,6 +31746,7 @@
                 <w:sz w:val="32"/>
                 <w:szCs w:val="40"/>
                 <w:highlight w:val="green"/>
+                <w:lang w:val="it-IT"/>
               </w:rPr>
               <w:t>iÉÉ</w:t>
             </w:r>
@@ -29623,6 +31755,7 @@
                 <w:rFonts w:ascii="BRH Devanagari Extra" w:hAnsi="BRH Devanagari Extra" w:cs="BRH Devanagari Extra"/>
                 <w:sz w:val="32"/>
                 <w:szCs w:val="40"/>
+                <w:lang w:val="it-IT"/>
               </w:rPr>
               <w:t>å</w:t>
             </w:r>
@@ -29630,14 +31763,16 @@
               <w:rPr>
                 <w:rFonts w:ascii="BRH Malayalam Extra" w:hAnsi="BRH Malayalam Extra" w:cs="BRH Devanagari Extra"/>
                 <w:szCs w:val="40"/>
-              </w:rPr>
-              <w:t>–</w:t>
-            </w:r>
-            <w:r>
-              <w:rPr>
-                <w:rFonts w:ascii="BRH Devanagari Extra" w:hAnsi="BRH Devanagari Extra" w:cs="BRH Devanagari Extra"/>
-                <w:sz w:val="32"/>
-                <w:szCs w:val="40"/>
+                <w:lang w:val="it-IT"/>
+              </w:rPr>
+              <w:t>–</w:t>
+            </w:r>
+            <w:r>
+              <w:rPr>
+                <w:rFonts w:ascii="BRH Devanagari Extra" w:hAnsi="BRH Devanagari Extra" w:cs="BRH Devanagari Extra"/>
+                <w:sz w:val="32"/>
+                <w:szCs w:val="40"/>
+                <w:lang w:val="it-IT"/>
               </w:rPr>
               <w:t xml:space="preserve"> uÉÉeÉ</w:t>
             </w:r>
@@ -29645,14 +31780,16 @@
               <w:rPr>
                 <w:rFonts w:ascii="BRH Malayalam Extra" w:hAnsi="BRH Malayalam Extra" w:cs="BRH Devanagari Extra"/>
                 <w:szCs w:val="40"/>
-              </w:rPr>
-              <w:t>–</w:t>
-            </w:r>
-            <w:r>
-              <w:rPr>
-                <w:rFonts w:ascii="BRH Devanagari Extra" w:hAnsi="BRH Devanagari Extra" w:cs="BRH Devanagari Extra"/>
-                <w:sz w:val="32"/>
-                <w:szCs w:val="40"/>
+                <w:lang w:val="it-IT"/>
+              </w:rPr>
+              <w:t>–</w:t>
+            </w:r>
+            <w:r>
+              <w:rPr>
+                <w:rFonts w:ascii="BRH Devanagari Extra" w:hAnsi="BRH Devanagari Extra" w:cs="BRH Devanagari Extra"/>
+                <w:sz w:val="32"/>
+                <w:szCs w:val="40"/>
+                <w:lang w:val="it-IT"/>
               </w:rPr>
               <w:t>Ç ÆuÉÉeÉþÇ uÉÉeÉ</w:t>
             </w:r>
@@ -29662,6 +31799,7 @@
                 <w:sz w:val="32"/>
                 <w:szCs w:val="40"/>
                 <w:highlight w:val="green"/>
+                <w:lang w:val="it-IT"/>
               </w:rPr>
               <w:t>ÎeÉi</w:t>
             </w:r>
@@ -29670,6 +31808,7 @@
                 <w:rFonts w:ascii="BRH Devanagari Extra" w:hAnsi="BRH Devanagari Extra" w:cs="BRH Devanagari Extra"/>
                 <w:sz w:val="32"/>
                 <w:szCs w:val="40"/>
+                <w:lang w:val="it-IT"/>
               </w:rPr>
               <w:t xml:space="preserve">ÉÉå </w:t>
             </w:r>
@@ -29679,6 +31818,7 @@
                 <w:sz w:val="32"/>
                 <w:szCs w:val="40"/>
                 <w:highlight w:val="green"/>
+                <w:lang w:val="it-IT"/>
               </w:rPr>
               <w:t>uÉÉ</w:t>
             </w:r>
@@ -29687,6 +31827,7 @@
                 <w:rFonts w:ascii="BRH Devanagari Extra" w:hAnsi="BRH Devanagari Extra" w:cs="BRH Devanagari Extra"/>
                 <w:sz w:val="32"/>
                 <w:szCs w:val="40"/>
+                <w:lang w:val="it-IT"/>
               </w:rPr>
               <w:t>eÉ</w:t>
             </w:r>
@@ -29696,6 +31837,7 @@
                 <w:sz w:val="32"/>
                 <w:szCs w:val="40"/>
                 <w:highlight w:val="green"/>
+                <w:lang w:val="it-IT"/>
               </w:rPr>
               <w:t>ÎeÉiÉÉ</w:t>
             </w:r>
@@ -29703,14 +31845,16 @@
               <w:rPr>
                 <w:rFonts w:ascii="BRH Malayalam Extra" w:hAnsi="BRH Malayalam Extra" w:cs="BRH Devanagari Extra"/>
                 <w:szCs w:val="40"/>
-              </w:rPr>
-              <w:t>–</w:t>
-            </w:r>
-            <w:r>
-              <w:rPr>
-                <w:rFonts w:ascii="BRH Devanagari Extra" w:hAnsi="BRH Devanagari Extra" w:cs="BRH Devanagari Extra"/>
-                <w:sz w:val="32"/>
-                <w:szCs w:val="40"/>
+                <w:lang w:val="it-IT"/>
+              </w:rPr>
+              <w:t>–</w:t>
+            </w:r>
+            <w:r>
+              <w:rPr>
+                <w:rFonts w:ascii="BRH Devanagari Extra" w:hAnsi="BRH Devanagari Extra" w:cs="BRH Devanagari Extra"/>
+                <w:sz w:val="32"/>
+                <w:szCs w:val="40"/>
+                <w:lang w:val="it-IT"/>
               </w:rPr>
               <w:t>å uÉÉeÉ(aqÉçþ) xÉxÉ×</w:t>
             </w:r>
@@ -29718,14 +31862,16 @@
               <w:rPr>
                 <w:rFonts w:ascii="BRH Malayalam Extra" w:hAnsi="BRH Malayalam Extra" w:cs="BRH Devanagari Extra"/>
                 <w:szCs w:val="40"/>
-              </w:rPr>
-              <w:t>–</w:t>
-            </w:r>
-            <w:r>
-              <w:rPr>
-                <w:rFonts w:ascii="BRH Devanagari Extra" w:hAnsi="BRH Devanagari Extra" w:cs="BRH Devanagari Extra"/>
-                <w:sz w:val="32"/>
-                <w:szCs w:val="40"/>
+                <w:lang w:val="it-IT"/>
+              </w:rPr>
+              <w:t>–</w:t>
+            </w:r>
+            <w:r>
+              <w:rPr>
+                <w:rFonts w:ascii="BRH Devanagari Extra" w:hAnsi="BRH Devanagari Extra" w:cs="BRH Devanagari Extra"/>
+                <w:sz w:val="32"/>
+                <w:szCs w:val="40"/>
+                <w:lang w:val="it-IT"/>
               </w:rPr>
               <w:t>uÉÉ(aqÉç)xÉþÈ xÉxÉ×</w:t>
             </w:r>
@@ -29733,14 +31879,16 @@
               <w:rPr>
                 <w:rFonts w:ascii="BRH Malayalam Extra" w:hAnsi="BRH Malayalam Extra" w:cs="BRH Devanagari Extra"/>
                 <w:szCs w:val="40"/>
-              </w:rPr>
-              <w:t>–</w:t>
-            </w:r>
-            <w:r>
-              <w:rPr>
-                <w:rFonts w:ascii="BRH Devanagari Extra" w:hAnsi="BRH Devanagari Extra" w:cs="BRH Devanagari Extra"/>
-                <w:sz w:val="32"/>
-                <w:szCs w:val="40"/>
+                <w:lang w:val="it-IT"/>
+              </w:rPr>
+              <w:t>–</w:t>
+            </w:r>
+            <w:r>
+              <w:rPr>
+                <w:rFonts w:ascii="BRH Devanagari Extra" w:hAnsi="BRH Devanagari Extra" w:cs="BRH Devanagari Extra"/>
+                <w:sz w:val="32"/>
+                <w:szCs w:val="40"/>
+                <w:lang w:val="it-IT"/>
               </w:rPr>
               <w:t>uÉÉ(aqÉç)xÉÉå</w:t>
             </w:r>
@@ -29748,6 +31896,7 @@
               <w:rPr>
                 <w:rFonts w:ascii="BRH Malayalam Extra" w:hAnsi="BRH Malayalam Extra" w:cs="BRH Devanagari Extra"/>
                 <w:szCs w:val="40"/>
+                <w:lang w:val="it-IT"/>
               </w:rPr>
               <w:t xml:space="preserve">– </w:t>
             </w:r>
@@ -29756,6 +31905,7 @@
                 <w:rFonts w:ascii="BRH Devanagari Extra" w:hAnsi="BRH Devanagari Extra" w:cs="BRH Devanagari Extra"/>
                 <w:sz w:val="32"/>
                 <w:szCs w:val="40"/>
+                <w:lang w:val="it-IT"/>
               </w:rPr>
               <w:t>uÉÉeÉþÇ uÉÉeÉ</w:t>
             </w:r>
@@ -29765,6 +31915,7 @@
                 <w:sz w:val="32"/>
                 <w:szCs w:val="40"/>
                 <w:highlight w:val="green"/>
+                <w:lang w:val="it-IT"/>
               </w:rPr>
               <w:t>ÎeÉi</w:t>
             </w:r>
@@ -29773,6 +31924,7 @@
                 <w:rFonts w:ascii="BRH Devanagari Extra" w:hAnsi="BRH Devanagari Extra" w:cs="BRH Devanagari Extra"/>
                 <w:sz w:val="32"/>
                 <w:szCs w:val="40"/>
+                <w:lang w:val="it-IT"/>
               </w:rPr>
               <w:t xml:space="preserve">ÉÉå </w:t>
             </w:r>
@@ -29782,6 +31934,7 @@
                 <w:sz w:val="32"/>
                 <w:szCs w:val="40"/>
                 <w:highlight w:val="green"/>
+                <w:lang w:val="it-IT"/>
               </w:rPr>
               <w:t>uÉÉ</w:t>
             </w:r>
@@ -29790,6 +31943,7 @@
                 <w:rFonts w:ascii="BRH Devanagari Extra" w:hAnsi="BRH Devanagari Extra" w:cs="BRH Devanagari Extra"/>
                 <w:sz w:val="32"/>
                 <w:szCs w:val="40"/>
+                <w:lang w:val="it-IT"/>
               </w:rPr>
               <w:t>eÉ</w:t>
             </w:r>
@@ -29799,6 +31953,7 @@
                 <w:sz w:val="32"/>
                 <w:szCs w:val="40"/>
                 <w:highlight w:val="green"/>
+                <w:lang w:val="it-IT"/>
               </w:rPr>
               <w:t>ÎeÉiÉÉ</w:t>
             </w:r>
@@ -29806,14 +31961,16 @@
               <w:rPr>
                 <w:rFonts w:ascii="BRH Malayalam Extra" w:hAnsi="BRH Malayalam Extra" w:cs="BRH Devanagari Extra"/>
                 <w:szCs w:val="40"/>
-              </w:rPr>
-              <w:t>–</w:t>
-            </w:r>
-            <w:r>
-              <w:rPr>
-                <w:rFonts w:ascii="BRH Devanagari Extra" w:hAnsi="BRH Devanagari Extra" w:cs="BRH Devanagari Extra"/>
-                <w:sz w:val="32"/>
-                <w:szCs w:val="40"/>
+                <w:lang w:val="it-IT"/>
+              </w:rPr>
+              <w:t>–</w:t>
+            </w:r>
+            <w:r>
+              <w:rPr>
+                <w:rFonts w:ascii="BRH Devanagari Extra" w:hAnsi="BRH Devanagari Extra" w:cs="BRH Devanagari Extra"/>
+                <w:sz w:val="32"/>
+                <w:szCs w:val="40"/>
+                <w:lang w:val="it-IT"/>
               </w:rPr>
               <w:t>å uÉÉeÉ(aqÉçþ) xÉxÉ×</w:t>
             </w:r>
@@ -29821,14 +31978,16 @@
               <w:rPr>
                 <w:rFonts w:ascii="BRH Malayalam Extra" w:hAnsi="BRH Malayalam Extra" w:cs="BRH Devanagari Extra"/>
                 <w:szCs w:val="40"/>
-              </w:rPr>
-              <w:t>–</w:t>
-            </w:r>
-            <w:r>
-              <w:rPr>
-                <w:rFonts w:ascii="BRH Devanagari Extra" w:hAnsi="BRH Devanagari Extra" w:cs="BRH Devanagari Extra"/>
-                <w:sz w:val="32"/>
-                <w:szCs w:val="40"/>
+                <w:lang w:val="it-IT"/>
+              </w:rPr>
+              <w:t>–</w:t>
+            </w:r>
+            <w:r>
+              <w:rPr>
+                <w:rFonts w:ascii="BRH Devanagari Extra" w:hAnsi="BRH Devanagari Extra" w:cs="BRH Devanagari Extra"/>
+                <w:sz w:val="32"/>
+                <w:szCs w:val="40"/>
+                <w:lang w:val="it-IT"/>
               </w:rPr>
               <w:t xml:space="preserve">uÉÉ(aqÉç)xÉþÈ | </w:t>
             </w:r>
@@ -30050,7 +32209,6 @@
                 <w:szCs w:val="40"/>
                 <w:lang w:val="it-IT"/>
               </w:rPr>
-              <w:lastRenderedPageBreak/>
               <w:t>uÉÉ</w:t>
             </w:r>
             <w:r>
@@ -32478,7 +34636,6 @@
                 <w:szCs w:val="40"/>
                 <w:lang w:val="it-IT"/>
               </w:rPr>
-              <w:lastRenderedPageBreak/>
               <w:t>13</w:t>
             </w:r>
             <w:r>
@@ -33307,6 +35464,7 @@
                 <w:szCs w:val="40"/>
                 <w:lang w:val="it-IT"/>
               </w:rPr>
+              <w:lastRenderedPageBreak/>
               <w:t>60</w:t>
             </w:r>
             <w:r>
@@ -33611,6 +35769,7 @@
                 <w:szCs w:val="40"/>
                 <w:lang w:val="it-IT"/>
               </w:rPr>
+              <w:lastRenderedPageBreak/>
               <w:t>60</w:t>
             </w:r>
             <w:r>
@@ -33883,6 +36042,7 @@
                 <w:szCs w:val="40"/>
                 <w:lang w:val="it-IT"/>
               </w:rPr>
+              <w:lastRenderedPageBreak/>
               <w:t>7</w:t>
             </w:r>
             <w:r>
@@ -35804,7 +37964,6 @@
                 <w:rFonts w:cs="BRH Devanagari Extra"/>
                 <w:szCs w:val="40"/>
               </w:rPr>
-              <w:lastRenderedPageBreak/>
               <w:t>52</w:t>
             </w:r>
             <w:r>
@@ -36685,6 +38844,7 @@
                 <w:sz w:val="32"/>
                 <w:szCs w:val="40"/>
               </w:rPr>
+              <w:lastRenderedPageBreak/>
               <w:t>Wû</w:t>
             </w:r>
             <w:r>
@@ -37179,7 +39339,6 @@
                 <w:rFonts w:cs="BRH Devanagari Extra"/>
                 <w:szCs w:val="40"/>
               </w:rPr>
-              <w:lastRenderedPageBreak/>
               <w:t>52</w:t>
             </w:r>
             <w:r>
@@ -38007,6 +40166,7 @@
                 <w:sz w:val="32"/>
                 <w:szCs w:val="40"/>
               </w:rPr>
+              <w:lastRenderedPageBreak/>
               <w:t>Wû</w:t>
             </w:r>
             <w:r>

--- a/TS Jatai Ghanam Project/TS 1.7/TS 1.7 Ghanam Sanskrit Corrections.docx
+++ b/TS Jatai Ghanam Project/TS 1.7/TS 1.7 Ghanam Sanskrit Corrections.docx
@@ -1576,7 +1576,26 @@
                 <w:szCs w:val="40"/>
                 <w:highlight w:val="green"/>
               </w:rPr>
-              <w:t>wrÉÉlÉç.</w:t>
+              <w:t>wrÉÉlÉ</w:t>
+            </w:r>
+            <w:r>
+              <w:rPr>
+                <w:rFonts w:ascii="BRH Devanagari Extra" w:hAnsi="BRH Devanagari Extra" w:cs="BRH Devanagari Extra"/>
+                <w:color w:val="000000"/>
+                <w:sz w:val="32"/>
+                <w:szCs w:val="40"/>
+              </w:rPr>
+              <w:t>þ</w:t>
+            </w:r>
+            <w:r>
+              <w:rPr>
+                <w:rFonts w:ascii="BRH Devanagari Extra" w:hAnsi="BRH Devanagari Extra" w:cs="BRH Devanagari Extra"/>
+                <w:color w:val="000000"/>
+                <w:sz w:val="32"/>
+                <w:szCs w:val="40"/>
+                <w:highlight w:val="green"/>
+              </w:rPr>
+              <w:t>ç.</w:t>
             </w:r>
             <w:r>
               <w:rPr>
